--- a/DAMH_1.docx
+++ b/DAMH_1.docx
@@ -19,12 +19,15 @@
     </w:p>
     <w:p>
       <w:r>
+        <w:rPr>
+          <w:noProof/>
+        </w:rPr>
         <w:drawing>
           <wp:inline distT="0" distB="0" distL="0" distR="0" wp14:anchorId="6015C6DF" wp14:editId="58FC161C">
             <wp:extent cx="457200" cy="457200"/>
             <wp:effectExtent l="0" t="0" r="0" b="0"/>
             <wp:docPr id="34" name="Picture 34" descr="Ana Lucia">
-              <a:hlinkClick xmlns:a="http://schemas.openxmlformats.org/drawingml/2006/main" r:id="rId4"/>
+              <a:hlinkClick xmlns:a="http://schemas.openxmlformats.org/drawingml/2006/main" r:id="rId5"/>
             </wp:docPr>
             <wp:cNvGraphicFramePr>
               <a:graphicFrameLocks xmlns:a="http://schemas.openxmlformats.org/drawingml/2006/main" noChangeAspect="1"/>
@@ -34,14 +37,14 @@
                 <pic:pic xmlns:pic="http://schemas.openxmlformats.org/drawingml/2006/picture">
                   <pic:nvPicPr>
                     <pic:cNvPr id="0" name="Picture 86" descr="Ana Lucia">
-                      <a:hlinkClick r:id="rId4"/>
+                      <a:hlinkClick r:id="rId5"/>
                     </pic:cNvPr>
                     <pic:cNvPicPr>
                       <a:picLocks noChangeAspect="1" noChangeArrowheads="1"/>
                     </pic:cNvPicPr>
                   </pic:nvPicPr>
                   <pic:blipFill>
-                    <a:blip r:embed="rId5" cstate="print">
+                    <a:blip r:embed="rId6" cstate="print">
                       <a:extLst>
                         <a:ext uri="{28A0092B-C50C-407E-A947-70E740481C1C}">
                           <a14:useLocalDpi xmlns:a14="http://schemas.microsoft.com/office/drawing/2010/main" val="0"/>
@@ -74,7 +77,7 @@
       </w:r>
     </w:p>
     <w:p>
-      <w:hyperlink r:id="rId6" w:history="1">
+      <w:hyperlink r:id="rId7" w:history="1">
         <w:r>
           <w:rPr>
             <w:rStyle w:val="Hyperlink"/>
@@ -99,7 +102,7 @@
         </w:rPr>
         <w:t>This article was published as a part of the </w:t>
       </w:r>
-      <w:hyperlink r:id="rId7" w:tgtFrame="_blank" w:history="1">
+      <w:hyperlink r:id="rId8" w:tgtFrame="_blank" w:history="1">
         <w:r>
           <w:rPr>
             <w:rStyle w:val="Hyperlink"/>
@@ -139,7 +142,7 @@
       <w:r>
         <w:t>The bitcoin system is a set of decentralized nodes that run the bitcoin code and store its </w:t>
       </w:r>
-      <w:hyperlink r:id="rId8" w:history="1">
+      <w:hyperlink r:id="rId9" w:history="1">
         <w:r>
           <w:rPr>
             <w:rStyle w:val="Hyperlink"/>
@@ -156,7 +159,7 @@
         <w:lastRenderedPageBreak/>
         <w:t>Bitcoin uses </w:t>
       </w:r>
-      <w:hyperlink r:id="rId9" w:history="1">
+      <w:hyperlink r:id="rId10" w:history="1">
         <w:r>
           <w:rPr>
             <w:rStyle w:val="Hyperlink"/>
@@ -225,6 +228,9 @@
     </w:p>
     <w:p>
       <w:r>
+        <w:rPr>
+          <w:noProof/>
+        </w:rPr>
         <w:drawing>
           <wp:inline distT="0" distB="0" distL="0" distR="0" wp14:anchorId="3E7B4BBA" wp14:editId="1E7F7690">
             <wp:extent cx="5943600" cy="3343275"/>
@@ -243,7 +249,7 @@
                     </pic:cNvPicPr>
                   </pic:nvPicPr>
                   <pic:blipFill>
-                    <a:blip r:embed="rId10">
+                    <a:blip r:embed="rId11">
                       <a:extLst>
                         <a:ext uri="{28A0092B-C50C-407E-A947-70E740481C1C}">
                           <a14:useLocalDpi xmlns:a14="http://schemas.microsoft.com/office/drawing/2010/main" val="0"/>
@@ -301,6 +307,9 @@
     </w:p>
     <w:p>
       <w:r>
+        <w:rPr>
+          <w:noProof/>
+        </w:rPr>
         <w:lastRenderedPageBreak/>
         <w:drawing>
           <wp:inline distT="0" distB="0" distL="0" distR="0" wp14:anchorId="1B14FBEF" wp14:editId="730DDE6D">
@@ -320,7 +329,7 @@
                     </pic:cNvPicPr>
                   </pic:nvPicPr>
                   <pic:blipFill>
-                    <a:blip r:embed="rId11">
+                    <a:blip r:embed="rId12">
                       <a:extLst>
                         <a:ext uri="{28A0092B-C50C-407E-A947-70E740481C1C}">
                           <a14:useLocalDpi xmlns:a14="http://schemas.microsoft.com/office/drawing/2010/main" val="0"/>
@@ -366,7 +375,7 @@
       <w:r>
         <w:t>The data is collected the current data for Bitcoin from </w:t>
       </w:r>
-      <w:hyperlink r:id="rId12" w:history="1">
+      <w:hyperlink r:id="rId13" w:history="1">
         <w:r>
           <w:rPr>
             <w:rStyle w:val="Hyperlink"/>
@@ -412,6 +421,9 @@
     </w:p>
     <w:p>
       <w:r>
+        <w:rPr>
+          <w:noProof/>
+        </w:rPr>
         <w:lastRenderedPageBreak/>
         <w:drawing>
           <wp:inline distT="0" distB="0" distL="0" distR="0" wp14:anchorId="0F11BFBE" wp14:editId="2B970AD1">
@@ -431,7 +443,7 @@
                     </pic:cNvPicPr>
                   </pic:nvPicPr>
                   <pic:blipFill>
-                    <a:blip r:embed="rId13">
+                    <a:blip r:embed="rId14">
                       <a:extLst>
                         <a:ext uri="{28A0092B-C50C-407E-A947-70E740481C1C}">
                           <a14:useLocalDpi xmlns:a14="http://schemas.microsoft.com/office/drawing/2010/main" val="0"/>
@@ -475,6 +487,9 @@
     </w:p>
     <w:p>
       <w:r>
+        <w:rPr>
+          <w:noProof/>
+        </w:rPr>
         <w:drawing>
           <wp:inline distT="0" distB="0" distL="0" distR="0" wp14:anchorId="36F58D2D" wp14:editId="53BE77F2">
             <wp:extent cx="5943600" cy="3054350"/>
@@ -493,7 +508,7 @@
                     </pic:cNvPicPr>
                   </pic:nvPicPr>
                   <pic:blipFill>
-                    <a:blip r:embed="rId14">
+                    <a:blip r:embed="rId15">
                       <a:extLst>
                         <a:ext uri="{28A0092B-C50C-407E-A947-70E740481C1C}">
                           <a14:useLocalDpi xmlns:a14="http://schemas.microsoft.com/office/drawing/2010/main" val="0"/>
@@ -537,6 +552,9 @@
     </w:p>
     <w:p>
       <w:r>
+        <w:rPr>
+          <w:noProof/>
+        </w:rPr>
         <w:lastRenderedPageBreak/>
         <w:drawing>
           <wp:inline distT="0" distB="0" distL="0" distR="0" wp14:anchorId="0535D72F" wp14:editId="02176EF1">
@@ -556,7 +574,7 @@
                     </pic:cNvPicPr>
                   </pic:nvPicPr>
                   <pic:blipFill>
-                    <a:blip r:embed="rId15">
+                    <a:blip r:embed="rId16">
                       <a:extLst>
                         <a:ext uri="{28A0092B-C50C-407E-A947-70E740481C1C}">
                           <a14:useLocalDpi xmlns:a14="http://schemas.microsoft.com/office/drawing/2010/main" val="0"/>
@@ -600,6 +618,9 @@
     </w:p>
     <w:p>
       <w:r>
+        <w:rPr>
+          <w:noProof/>
+        </w:rPr>
         <w:drawing>
           <wp:inline distT="0" distB="0" distL="0" distR="0" wp14:anchorId="7D8CE5C3" wp14:editId="6650314A">
             <wp:extent cx="5943600" cy="2403475"/>
@@ -618,7 +639,7 @@
                     </pic:cNvPicPr>
                   </pic:nvPicPr>
                   <pic:blipFill>
-                    <a:blip r:embed="rId16">
+                    <a:blip r:embed="rId17">
                       <a:extLst>
                         <a:ext uri="{28A0092B-C50C-407E-A947-70E740481C1C}">
                           <a14:useLocalDpi xmlns:a14="http://schemas.microsoft.com/office/drawing/2010/main" val="0"/>
@@ -683,6 +704,9 @@
     </w:p>
     <w:p>
       <w:r>
+        <w:rPr>
+          <w:noProof/>
+        </w:rPr>
         <w:drawing>
           <wp:inline distT="0" distB="0" distL="0" distR="0" wp14:anchorId="215752D1" wp14:editId="0D4C2A83">
             <wp:extent cx="5943600" cy="2374900"/>
@@ -701,7 +725,7 @@
                     </pic:cNvPicPr>
                   </pic:nvPicPr>
                   <pic:blipFill>
-                    <a:blip r:embed="rId17">
+                    <a:blip r:embed="rId18">
                       <a:extLst>
                         <a:ext uri="{28A0092B-C50C-407E-A947-70E740481C1C}">
                           <a14:useLocalDpi xmlns:a14="http://schemas.microsoft.com/office/drawing/2010/main" val="0"/>
@@ -841,6 +865,9 @@
     </w:p>
     <w:p>
       <w:r>
+        <w:rPr>
+          <w:noProof/>
+        </w:rPr>
         <w:lastRenderedPageBreak/>
         <w:drawing>
           <wp:inline distT="0" distB="0" distL="0" distR="0" wp14:anchorId="2E10E1D6" wp14:editId="01567FB3">
@@ -860,7 +887,7 @@
                     </pic:cNvPicPr>
                   </pic:nvPicPr>
                   <pic:blipFill>
-                    <a:blip r:embed="rId18">
+                    <a:blip r:embed="rId19">
                       <a:extLst>
                         <a:ext uri="{28A0092B-C50C-407E-A947-70E740481C1C}">
                           <a14:useLocalDpi xmlns:a14="http://schemas.microsoft.com/office/drawing/2010/main" val="0"/>
@@ -904,6 +931,9 @@
     </w:p>
     <w:p>
       <w:r>
+        <w:rPr>
+          <w:noProof/>
+        </w:rPr>
         <w:lastRenderedPageBreak/>
         <w:drawing>
           <wp:inline distT="0" distB="0" distL="0" distR="0" wp14:anchorId="58B49446" wp14:editId="0D3FE9AA">
@@ -923,7 +953,7 @@
                     </pic:cNvPicPr>
                   </pic:nvPicPr>
                   <pic:blipFill>
-                    <a:blip r:embed="rId19">
+                    <a:blip r:embed="rId20">
                       <a:extLst>
                         <a:ext uri="{28A0092B-C50C-407E-A947-70E740481C1C}">
                           <a14:useLocalDpi xmlns:a14="http://schemas.microsoft.com/office/drawing/2010/main" val="0"/>
@@ -1002,6 +1032,9 @@
     </w:p>
     <w:p>
       <w:r>
+        <w:rPr>
+          <w:noProof/>
+        </w:rPr>
         <w:lastRenderedPageBreak/>
         <w:drawing>
           <wp:inline distT="0" distB="0" distL="0" distR="0" wp14:anchorId="22A930DA" wp14:editId="460D410B">
@@ -1021,7 +1054,7 @@
                     </pic:cNvPicPr>
                   </pic:nvPicPr>
                   <pic:blipFill>
-                    <a:blip r:embed="rId20">
+                    <a:blip r:embed="rId21">
                       <a:extLst>
                         <a:ext uri="{28A0092B-C50C-407E-A947-70E740481C1C}">
                           <a14:useLocalDpi xmlns:a14="http://schemas.microsoft.com/office/drawing/2010/main" val="0"/>
@@ -1080,6 +1113,9 @@
     </w:p>
     <w:p>
       <w:r>
+        <w:rPr>
+          <w:noProof/>
+        </w:rPr>
         <w:drawing>
           <wp:inline distT="0" distB="0" distL="0" distR="0" wp14:anchorId="4FC3D27E" wp14:editId="4930CA9C">
             <wp:extent cx="5943600" cy="2157095"/>
@@ -1098,7 +1134,7 @@
                     </pic:cNvPicPr>
                   </pic:nvPicPr>
                   <pic:blipFill>
-                    <a:blip r:embed="rId21">
+                    <a:blip r:embed="rId22">
                       <a:extLst>
                         <a:ext uri="{28A0092B-C50C-407E-A947-70E740481C1C}">
                           <a14:useLocalDpi xmlns:a14="http://schemas.microsoft.com/office/drawing/2010/main" val="0"/>
@@ -1138,6 +1174,9 @@
     </w:p>
     <w:p>
       <w:r>
+        <w:rPr>
+          <w:noProof/>
+        </w:rPr>
         <w:drawing>
           <wp:inline distT="0" distB="0" distL="0" distR="0" wp14:anchorId="266F0790" wp14:editId="74981ACD">
             <wp:extent cx="5943600" cy="1392555"/>
@@ -1156,7 +1195,7 @@
                     </pic:cNvPicPr>
                   </pic:nvPicPr>
                   <pic:blipFill>
-                    <a:blip r:embed="rId22">
+                    <a:blip r:embed="rId23">
                       <a:extLst>
                         <a:ext uri="{28A0092B-C50C-407E-A947-70E740481C1C}">
                           <a14:useLocalDpi xmlns:a14="http://schemas.microsoft.com/office/drawing/2010/main" val="0"/>
@@ -1225,6 +1264,9 @@
     </w:p>
     <w:p>
       <w:r>
+        <w:rPr>
+          <w:noProof/>
+        </w:rPr>
         <w:drawing>
           <wp:inline distT="0" distB="0" distL="0" distR="0" wp14:anchorId="0C81E659" wp14:editId="5F71C791">
             <wp:extent cx="5943600" cy="454660"/>
@@ -1243,7 +1285,7 @@
                     </pic:cNvPicPr>
                   </pic:nvPicPr>
                   <pic:blipFill>
-                    <a:blip r:embed="rId23">
+                    <a:blip r:embed="rId24">
                       <a:extLst>
                         <a:ext uri="{28A0092B-C50C-407E-A947-70E740481C1C}">
                           <a14:useLocalDpi xmlns:a14="http://schemas.microsoft.com/office/drawing/2010/main" val="0"/>
@@ -1300,6 +1342,9 @@
     </w:p>
     <w:p>
       <w:r>
+        <w:rPr>
+          <w:noProof/>
+        </w:rPr>
         <w:lastRenderedPageBreak/>
         <w:drawing>
           <wp:inline distT="0" distB="0" distL="0" distR="0" wp14:anchorId="6E6E9F4C" wp14:editId="134D7F61">
@@ -1319,7 +1364,7 @@
                     </pic:cNvPicPr>
                   </pic:nvPicPr>
                   <pic:blipFill>
-                    <a:blip r:embed="rId24">
+                    <a:blip r:embed="rId25">
                       <a:extLst>
                         <a:ext uri="{28A0092B-C50C-407E-A947-70E740481C1C}">
                           <a14:useLocalDpi xmlns:a14="http://schemas.microsoft.com/office/drawing/2010/main" val="0"/>
@@ -1373,6 +1418,9 @@
     </w:p>
     <w:p>
       <w:r>
+        <w:rPr>
+          <w:noProof/>
+        </w:rPr>
         <w:lastRenderedPageBreak/>
         <w:drawing>
           <wp:inline distT="0" distB="0" distL="0" distR="0" wp14:anchorId="24E224F1" wp14:editId="1AC6993C">
@@ -1392,7 +1440,7 @@
                     </pic:cNvPicPr>
                   </pic:nvPicPr>
                   <pic:blipFill>
-                    <a:blip r:embed="rId25">
+                    <a:blip r:embed="rId26">
                       <a:extLst>
                         <a:ext uri="{28A0092B-C50C-407E-A947-70E740481C1C}">
                           <a14:useLocalDpi xmlns:a14="http://schemas.microsoft.com/office/drawing/2010/main" val="0"/>
@@ -1472,6 +1520,9 @@
     </w:p>
     <w:p>
       <w:r>
+        <w:rPr>
+          <w:noProof/>
+        </w:rPr>
         <w:drawing>
           <wp:inline distT="0" distB="0" distL="0" distR="0" wp14:anchorId="12AFEE9F" wp14:editId="687A8AF6">
             <wp:extent cx="5943600" cy="2240915"/>
@@ -1490,7 +1541,7 @@
                     </pic:cNvPicPr>
                   </pic:nvPicPr>
                   <pic:blipFill>
-                    <a:blip r:embed="rId26">
+                    <a:blip r:embed="rId27">
                       <a:extLst>
                         <a:ext uri="{28A0092B-C50C-407E-A947-70E740481C1C}">
                           <a14:useLocalDpi xmlns:a14="http://schemas.microsoft.com/office/drawing/2010/main" val="0"/>
@@ -1548,6 +1599,2104 @@
         <w:t>The media shown in this article on Bitcoin Price Prediction are not owned by Analytics Vidhya and is used at the Author’s discretion.</w:t>
       </w:r>
     </w:p>
+    <w:p>
+      <w:pPr>
+        <w:rPr>
+          <w:b/>
+          <w:bCs/>
+        </w:rPr>
+      </w:pPr>
+      <w:r>
+        <w:rPr>
+          <w:b/>
+          <w:bCs/>
+        </w:rPr>
+        <w:t> Lý do và ý nghĩa lựa chọn công cụ trong dự án</w:t>
+      </w:r>
+    </w:p>
+    <w:p>
+      <w:pPr>
+        <w:rPr>
+          <w:b/>
+          <w:bCs/>
+        </w:rPr>
+      </w:pPr>
+      <w:r>
+        <w:rPr>
+          <w:b/>
+          <w:bCs/>
+        </w:rPr>
+        <w:t>1. Python 3.10+ thay vì Java/C++</w:t>
+      </w:r>
+    </w:p>
+    <w:p>
+      <w:r>
+        <w:rPr>
+          <w:b/>
+          <w:bCs/>
+        </w:rPr>
+        <w:t>Lý do:</w:t>
+      </w:r>
+    </w:p>
+    <w:p>
+      <w:pPr>
+        <w:numPr>
+          <w:ilvl w:val="0"/>
+          <w:numId w:val="1"/>
+        </w:numPr>
+      </w:pPr>
+      <w:r>
+        <w:rPr>
+          <w:b/>
+          <w:bCs/>
+        </w:rPr>
+        <w:t>ML ecosystem mạnh</w:t>
+      </w:r>
+      <w:r>
+        <w:t>: TensorFlow, PyTorch, Scikit-learn đều hỗ trợ tốt nhất Python</w:t>
+      </w:r>
+    </w:p>
+    <w:p>
+      <w:pPr>
+        <w:numPr>
+          <w:ilvl w:val="0"/>
+          <w:numId w:val="1"/>
+        </w:numPr>
+      </w:pPr>
+      <w:r>
+        <w:rPr>
+          <w:b/>
+          <w:bCs/>
+        </w:rPr>
+        <w:t>Data processing</w:t>
+      </w:r>
+      <w:r>
+        <w:t>: Pandas, NumPy được tối ưu hóa cho Python</w:t>
+      </w:r>
+    </w:p>
+    <w:p>
+      <w:pPr>
+        <w:numPr>
+          <w:ilvl w:val="0"/>
+          <w:numId w:val="1"/>
+        </w:numPr>
+      </w:pPr>
+      <w:r>
+        <w:rPr>
+          <w:b/>
+          <w:bCs/>
+        </w:rPr>
+        <w:t>Community lớn</w:t>
+      </w:r>
+      <w:r>
+        <w:t>: Nhiều thư viện tài chính, ML cho Python</w:t>
+      </w:r>
+    </w:p>
+    <w:p>
+      <w:pPr>
+        <w:numPr>
+          <w:ilvl w:val="0"/>
+          <w:numId w:val="1"/>
+        </w:numPr>
+      </w:pPr>
+      <w:r>
+        <w:rPr>
+          <w:b/>
+          <w:bCs/>
+        </w:rPr>
+        <w:t>Development speed</w:t>
+      </w:r>
+      <w:r>
+        <w:t>: Cú pháp ngắn gọn, nhanh phát triển</w:t>
+      </w:r>
+    </w:p>
+    <w:p>
+      <w:r>
+        <w:rPr>
+          <w:b/>
+          <w:bCs/>
+        </w:rPr>
+        <w:t>So với Java/C++:</w:t>
+      </w:r>
+    </w:p>
+    <w:p>
+      <w:pPr>
+        <w:numPr>
+          <w:ilvl w:val="0"/>
+          <w:numId w:val="2"/>
+        </w:numPr>
+      </w:pPr>
+      <w:r>
+        <w:lastRenderedPageBreak/>
+        <w:t>Python: 1 tuần có thể hoàn thành MVP</w:t>
+      </w:r>
+    </w:p>
+    <w:p>
+      <w:pPr>
+        <w:numPr>
+          <w:ilvl w:val="0"/>
+          <w:numId w:val="2"/>
+        </w:numPr>
+      </w:pPr>
+      <w:r>
+        <w:t>Java/C++: 2-3 tuần cùng chức năng</w:t>
+      </w:r>
+    </w:p>
+    <w:p>
+      <w:r>
+        <w:pict w14:anchorId="6F43F573">
+          <v:rect id="_x0000_i1079" style="width:0;height:0" o:hralign="center" o:hrstd="t" o:hr="t" fillcolor="#a0a0a0" stroked="f"/>
+        </w:pict>
+      </w:r>
+    </w:p>
+    <w:p>
+      <w:pPr>
+        <w:rPr>
+          <w:b/>
+          <w:bCs/>
+        </w:rPr>
+      </w:pPr>
+      <w:r>
+        <w:rPr>
+          <w:b/>
+          <w:bCs/>
+        </w:rPr>
+        <w:t>2. TensorFlow/Keras thay vì PyTorch</w:t>
+      </w:r>
+    </w:p>
+    <w:p>
+      <w:r>
+        <w:rPr>
+          <w:b/>
+          <w:bCs/>
+        </w:rPr>
+        <w:t>Lý do:</w:t>
+      </w:r>
+    </w:p>
+    <w:p>
+      <w:pPr>
+        <w:numPr>
+          <w:ilvl w:val="0"/>
+          <w:numId w:val="3"/>
+        </w:numPr>
+      </w:pPr>
+      <w:r>
+        <w:rPr>
+          <w:b/>
+          <w:bCs/>
+        </w:rPr>
+        <w:t>Production-ready</w:t>
+      </w:r>
+      <w:r>
+        <w:t>: TensorFlow có TF Serving cho deployment</w:t>
+      </w:r>
+    </w:p>
+    <w:p>
+      <w:pPr>
+        <w:numPr>
+          <w:ilvl w:val="0"/>
+          <w:numId w:val="3"/>
+        </w:numPr>
+      </w:pPr>
+      <w:r>
+        <w:rPr>
+          <w:b/>
+          <w:bCs/>
+        </w:rPr>
+        <w:t>Keras API</w:t>
+      </w:r>
+      <w:r>
+        <w:t>: Đơn giản, dễ học, phù hợp time series</w:t>
+      </w:r>
+    </w:p>
+    <w:p>
+      <w:pPr>
+        <w:numPr>
+          <w:ilvl w:val="0"/>
+          <w:numId w:val="3"/>
+        </w:numPr>
+      </w:pPr>
+      <w:r>
+        <w:rPr>
+          <w:b/>
+          <w:bCs/>
+        </w:rPr>
+        <w:t>Documentation</w:t>
+      </w:r>
+      <w:r>
+        <w:t>: Tài liệu chi tiết hơn cho finance/trading</w:t>
+      </w:r>
+    </w:p>
+    <w:p>
+      <w:pPr>
+        <w:numPr>
+          <w:ilvl w:val="0"/>
+          <w:numId w:val="3"/>
+        </w:numPr>
+      </w:pPr>
+      <w:r>
+        <w:rPr>
+          <w:b/>
+          <w:bCs/>
+        </w:rPr>
+        <w:t>Integration</w:t>
+      </w:r>
+      <w:r>
+        <w:t>: Dễ dàng kết hợp với Binance API, real-time data</w:t>
+      </w:r>
+    </w:p>
+    <w:p>
+      <w:r>
+        <w:rPr>
+          <w:b/>
+          <w:bCs/>
+        </w:rPr>
+        <w:t>So với PyTorch:</w:t>
+      </w:r>
+    </w:p>
+    <w:p>
+      <w:pPr>
+        <w:numPr>
+          <w:ilvl w:val="0"/>
+          <w:numId w:val="4"/>
+        </w:numPr>
+      </w:pPr>
+      <w:r>
+        <w:t>TensorFlow: Tốt cho production, deployment</w:t>
+      </w:r>
+    </w:p>
+    <w:p>
+      <w:pPr>
+        <w:numPr>
+          <w:ilvl w:val="0"/>
+          <w:numId w:val="4"/>
+        </w:numPr>
+      </w:pPr>
+      <w:r>
+        <w:t>PyTorch: Tốt cho research, academia</w:t>
+      </w:r>
+    </w:p>
+    <w:p>
+      <w:r>
+        <w:pict w14:anchorId="1D2C28FA">
+          <v:rect id="_x0000_i1080" style="width:0;height:0" o:hralign="center" o:hrstd="t" o:hr="t" fillcolor="#a0a0a0" stroked="f"/>
+        </w:pict>
+      </w:r>
+    </w:p>
+    <w:p>
+      <w:pPr>
+        <w:rPr>
+          <w:b/>
+          <w:bCs/>
+        </w:rPr>
+      </w:pPr>
+      <w:r>
+        <w:rPr>
+          <w:b/>
+          <w:bCs/>
+        </w:rPr>
+        <w:t>3. Streamlit thay vì Django/Flask + React</w:t>
+      </w:r>
+    </w:p>
+    <w:p>
+      <w:r>
+        <w:rPr>
+          <w:b/>
+          <w:bCs/>
+        </w:rPr>
+        <w:t>Lý do:</w:t>
+      </w:r>
+    </w:p>
+    <w:p>
+      <w:pPr>
+        <w:numPr>
+          <w:ilvl w:val="0"/>
+          <w:numId w:val="5"/>
+        </w:numPr>
+      </w:pPr>
+      <w:r>
+        <w:rPr>
+          <w:b/>
+          <w:bCs/>
+        </w:rPr>
+        <w:t>Rapid prototyping</w:t>
+      </w:r>
+      <w:r>
+        <w:t>: Dashboard trong vài giờ thay vì vài ngày</w:t>
+      </w:r>
+    </w:p>
+    <w:p>
+      <w:pPr>
+        <w:numPr>
+          <w:ilvl w:val="0"/>
+          <w:numId w:val="5"/>
+        </w:numPr>
+      </w:pPr>
+      <w:r>
+        <w:rPr>
+          <w:b/>
+          <w:bCs/>
+        </w:rPr>
+        <w:t>No frontend code</w:t>
+      </w:r>
+      <w:r>
+        <w:t>: Không cần HTML/CSS/JS</w:t>
+      </w:r>
+    </w:p>
+    <w:p>
+      <w:pPr>
+        <w:numPr>
+          <w:ilvl w:val="0"/>
+          <w:numId w:val="5"/>
+        </w:numPr>
+      </w:pPr>
+      <w:r>
+        <w:rPr>
+          <w:b/>
+          <w:bCs/>
+        </w:rPr>
+        <w:t>Auto-refresh</w:t>
+      </w:r>
+      <w:r>
+        <w:t>: Real-time updates tự động</w:t>
+      </w:r>
+    </w:p>
+    <w:p>
+      <w:pPr>
+        <w:numPr>
+          <w:ilvl w:val="0"/>
+          <w:numId w:val="5"/>
+        </w:numPr>
+      </w:pPr>
+      <w:r>
+        <w:rPr>
+          <w:b/>
+          <w:bCs/>
+        </w:rPr>
+        <w:t>Data visualization</w:t>
+      </w:r>
+      <w:r>
+        <w:t>: Plotly integration tích hợp sẵn</w:t>
+      </w:r>
+    </w:p>
+    <w:p>
+      <w:r>
+        <w:rPr>
+          <w:b/>
+          <w:bCs/>
+        </w:rPr>
+        <w:t>So với Django/Flask + React:</w:t>
+      </w:r>
+    </w:p>
+    <w:p>
+      <w:pPr>
+        <w:numPr>
+          <w:ilvl w:val="0"/>
+          <w:numId w:val="6"/>
+        </w:numPr>
+      </w:pPr>
+      <w:r>
+        <w:t>Streamlit: 1 ngày hoàn thành dashboard</w:t>
+      </w:r>
+    </w:p>
+    <w:p>
+      <w:pPr>
+        <w:numPr>
+          <w:ilvl w:val="0"/>
+          <w:numId w:val="6"/>
+        </w:numPr>
+      </w:pPr>
+      <w:r>
+        <w:t>Django/Flask + React: 1-2 tuần</w:t>
+      </w:r>
+    </w:p>
+    <w:p>
+      <w:r>
+        <w:pict w14:anchorId="422CBD63">
+          <v:rect id="_x0000_i1081" style="width:0;height:0" o:hralign="center" o:hrstd="t" o:hr="t" fillcolor="#a0a0a0" stroked="f"/>
+        </w:pict>
+      </w:r>
+    </w:p>
+    <w:p>
+      <w:pPr>
+        <w:rPr>
+          <w:b/>
+          <w:bCs/>
+        </w:rPr>
+      </w:pPr>
+      <w:r>
+        <w:rPr>
+          <w:b/>
+          <w:bCs/>
+        </w:rPr>
+        <w:lastRenderedPageBreak/>
+        <w:t>4. Plotly thay vì Matplotlib/Seaborn</w:t>
+      </w:r>
+    </w:p>
+    <w:p>
+      <w:r>
+        <w:rPr>
+          <w:b/>
+          <w:bCs/>
+        </w:rPr>
+        <w:t>Lý do:</w:t>
+      </w:r>
+    </w:p>
+    <w:p>
+      <w:pPr>
+        <w:numPr>
+          <w:ilvl w:val="0"/>
+          <w:numId w:val="7"/>
+        </w:numPr>
+      </w:pPr>
+      <w:r>
+        <w:rPr>
+          <w:b/>
+          <w:bCs/>
+        </w:rPr>
+        <w:t>Interactive charts</w:t>
+      </w:r>
+      <w:r>
+        <w:t>: Zoom, pan, hover thông tin</w:t>
+      </w:r>
+    </w:p>
+    <w:p>
+      <w:pPr>
+        <w:numPr>
+          <w:ilvl w:val="0"/>
+          <w:numId w:val="7"/>
+        </w:numPr>
+      </w:pPr>
+      <w:r>
+        <w:rPr>
+          <w:b/>
+          <w:bCs/>
+        </w:rPr>
+        <w:t>Web-friendly</w:t>
+      </w:r>
+      <w:r>
+        <w:t>: Tối ưu cho browser</w:t>
+      </w:r>
+    </w:p>
+    <w:p>
+      <w:pPr>
+        <w:numPr>
+          <w:ilvl w:val="0"/>
+          <w:numId w:val="7"/>
+        </w:numPr>
+      </w:pPr>
+      <w:r>
+        <w:rPr>
+          <w:b/>
+          <w:bCs/>
+        </w:rPr>
+        <w:t>Real-time</w:t>
+      </w:r>
+      <w:r>
+        <w:t>: Dễ dàng cập nhật data live</w:t>
+      </w:r>
+    </w:p>
+    <w:p>
+      <w:pPr>
+        <w:numPr>
+          <w:ilvl w:val="0"/>
+          <w:numId w:val="7"/>
+        </w:numPr>
+      </w:pPr>
+      <w:r>
+        <w:rPr>
+          <w:b/>
+          <w:bCs/>
+        </w:rPr>
+        <w:t>Professional</w:t>
+      </w:r>
+      <w:r>
+        <w:t>: Giao diện đẹp, hiện đại</w:t>
+      </w:r>
+    </w:p>
+    <w:p>
+      <w:r>
+        <w:rPr>
+          <w:b/>
+          <w:bCs/>
+        </w:rPr>
+        <w:t>So với Matplotlib:</w:t>
+      </w:r>
+    </w:p>
+    <w:p>
+      <w:pPr>
+        <w:numPr>
+          <w:ilvl w:val="0"/>
+          <w:numId w:val="8"/>
+        </w:numPr>
+      </w:pPr>
+      <w:r>
+        <w:t>Plotly: Interactive, responsive</w:t>
+      </w:r>
+    </w:p>
+    <w:p>
+      <w:pPr>
+        <w:numPr>
+          <w:ilvl w:val="0"/>
+          <w:numId w:val="8"/>
+        </w:numPr>
+      </w:pPr>
+      <w:r>
+        <w:t>Matplotlib: Static, limited interactivity</w:t>
+      </w:r>
+    </w:p>
+    <w:p>
+      <w:r>
+        <w:pict w14:anchorId="496A4C24">
+          <v:rect id="_x0000_i1082" style="width:0;height:0" o:hralign="center" o:hrstd="t" o:hr="t" fillcolor="#a0a0a0" stroked="f"/>
+        </w:pict>
+      </w:r>
+    </w:p>
+    <w:p>
+      <w:pPr>
+        <w:rPr>
+          <w:b/>
+          <w:bCs/>
+        </w:rPr>
+      </w:pPr>
+      <w:r>
+        <w:rPr>
+          <w:b/>
+          <w:bCs/>
+        </w:rPr>
+        <w:t>5. Binance API (ccxt) thay vì CoinGecko/CoinMarketCap</w:t>
+      </w:r>
+    </w:p>
+    <w:p>
+      <w:r>
+        <w:rPr>
+          <w:b/>
+          <w:bCs/>
+        </w:rPr>
+        <w:t>Lý do:</w:t>
+      </w:r>
+    </w:p>
+    <w:p>
+      <w:pPr>
+        <w:numPr>
+          <w:ilvl w:val="0"/>
+          <w:numId w:val="9"/>
+        </w:numPr>
+      </w:pPr>
+      <w:r>
+        <w:rPr>
+          <w:b/>
+          <w:bCs/>
+        </w:rPr>
+        <w:t>Real-time</w:t>
+      </w:r>
+      <w:r>
+        <w:t>: WebSocket support cho live data</w:t>
+      </w:r>
+    </w:p>
+    <w:p>
+      <w:pPr>
+        <w:numPr>
+          <w:ilvl w:val="0"/>
+          <w:numId w:val="9"/>
+        </w:numPr>
+      </w:pPr>
+      <w:r>
+        <w:rPr>
+          <w:b/>
+          <w:bCs/>
+        </w:rPr>
+        <w:t>OHLCV data</w:t>
+      </w:r>
+      <w:r>
+        <w:t>: Full candlestick data (Open, High, Low, Close, Volume)</w:t>
+      </w:r>
+    </w:p>
+    <w:p>
+      <w:pPr>
+        <w:numPr>
+          <w:ilvl w:val="0"/>
+          <w:numId w:val="9"/>
+        </w:numPr>
+      </w:pPr>
+      <w:r>
+        <w:rPr>
+          <w:b/>
+          <w:bCs/>
+        </w:rPr>
+        <w:t>Historical data</w:t>
+      </w:r>
+      <w:r>
+        <w:t>: Lấy được data lịch sử dài hạn</w:t>
+      </w:r>
+    </w:p>
+    <w:p>
+      <w:pPr>
+        <w:numPr>
+          <w:ilvl w:val="0"/>
+          <w:numId w:val="9"/>
+        </w:numPr>
+      </w:pPr>
+      <w:r>
+        <w:rPr>
+          <w:b/>
+          <w:bCs/>
+        </w:rPr>
+        <w:t>Trading</w:t>
+      </w:r>
+      <w:r>
+        <w:t>: Có thể mở rộng thành trading bot sau này</w:t>
+      </w:r>
+    </w:p>
+    <w:p>
+      <w:r>
+        <w:rPr>
+          <w:b/>
+          <w:bCs/>
+        </w:rPr>
+        <w:t>So với CoinGecko:</w:t>
+      </w:r>
+    </w:p>
+    <w:p>
+      <w:pPr>
+        <w:numPr>
+          <w:ilvl w:val="0"/>
+          <w:numId w:val="10"/>
+        </w:numPr>
+      </w:pPr>
+      <w:r>
+        <w:t>Binance: Real-time, full OHLCV</w:t>
+      </w:r>
+    </w:p>
+    <w:p>
+      <w:pPr>
+        <w:numPr>
+          <w:ilvl w:val="0"/>
+          <w:numId w:val="10"/>
+        </w:numPr>
+      </w:pPr>
+      <w:r>
+        <w:t>CoinGecko: Delayed, limited data</w:t>
+      </w:r>
+    </w:p>
+    <w:p>
+      <w:r>
+        <w:pict w14:anchorId="0DF7DE5E">
+          <v:rect id="_x0000_i1083" style="width:0;height:0" o:hralign="center" o:hrstd="t" o:hr="t" fillcolor="#a0a0a0" stroked="f"/>
+        </w:pict>
+      </w:r>
+    </w:p>
+    <w:p>
+      <w:pPr>
+        <w:rPr>
+          <w:b/>
+          <w:bCs/>
+        </w:rPr>
+      </w:pPr>
+      <w:r>
+        <w:rPr>
+          <w:b/>
+          <w:bCs/>
+        </w:rPr>
+        <w:t>6. Clean Architecture thay vì Monolith</w:t>
+      </w:r>
+    </w:p>
+    <w:p>
+      <w:r>
+        <w:rPr>
+          <w:b/>
+          <w:bCs/>
+        </w:rPr>
+        <w:t>Lý do:</w:t>
+      </w:r>
+    </w:p>
+    <w:p>
+      <w:pPr>
+        <w:numPr>
+          <w:ilvl w:val="0"/>
+          <w:numId w:val="11"/>
+        </w:numPr>
+      </w:pPr>
+      <w:r>
+        <w:rPr>
+          <w:b/>
+          <w:bCs/>
+        </w:rPr>
+        <w:t>Maintainability</w:t>
+      </w:r>
+      <w:r>
+        <w:t>: Dễ maintain, sửa lỗi từng module</w:t>
+      </w:r>
+    </w:p>
+    <w:p>
+      <w:pPr>
+        <w:numPr>
+          <w:ilvl w:val="0"/>
+          <w:numId w:val="11"/>
+        </w:numPr>
+      </w:pPr>
+      <w:r>
+        <w:rPr>
+          <w:b/>
+          <w:bCs/>
+        </w:rPr>
+        <w:lastRenderedPageBreak/>
+        <w:t>Testability</w:t>
+      </w:r>
+      <w:r>
+        <w:t>: Dễ test từng layer riêng biệt</w:t>
+      </w:r>
+    </w:p>
+    <w:p>
+      <w:pPr>
+        <w:numPr>
+          <w:ilvl w:val="0"/>
+          <w:numId w:val="11"/>
+        </w:numPr>
+      </w:pPr>
+      <w:r>
+        <w:rPr>
+          <w:b/>
+          <w:bCs/>
+        </w:rPr>
+        <w:t>Scalability</w:t>
+      </w:r>
+      <w:r>
+        <w:t>: Dễ mở rộng, thêm features mới</w:t>
+      </w:r>
+    </w:p>
+    <w:p>
+      <w:pPr>
+        <w:numPr>
+          <w:ilvl w:val="0"/>
+          <w:numId w:val="11"/>
+        </w:numPr>
+      </w:pPr>
+      <w:r>
+        <w:rPr>
+          <w:b/>
+          <w:bCs/>
+        </w:rPr>
+        <w:t>Team collaboration</w:t>
+      </w:r>
+      <w:r>
+        <w:t>: Nhiều dev có thể làm cùng lúc</w:t>
+      </w:r>
+    </w:p>
+    <w:p>
+      <w:r>
+        <w:rPr>
+          <w:b/>
+          <w:bCs/>
+        </w:rPr>
+        <w:t>So với Monolith:</w:t>
+      </w:r>
+    </w:p>
+    <w:p>
+      <w:pPr>
+        <w:numPr>
+          <w:ilvl w:val="0"/>
+          <w:numId w:val="12"/>
+        </w:numPr>
+      </w:pPr>
+      <w:r>
+        <w:t>Clean Architecture: Dễ scale, maintain</w:t>
+      </w:r>
+    </w:p>
+    <w:p>
+      <w:pPr>
+        <w:numPr>
+          <w:ilvl w:val="0"/>
+          <w:numId w:val="12"/>
+        </w:numPr>
+      </w:pPr>
+      <w:r>
+        <w:t>Monolith: Khó maintain khi project lớn</w:t>
+      </w:r>
+    </w:p>
+    <w:p>
+      <w:r>
+        <w:pict w14:anchorId="791A7517">
+          <v:rect id="_x0000_i1084" style="width:0;height:0" o:hralign="center" o:hrstd="t" o:hr="t" fillcolor="#a0a0a0" stroked="f"/>
+        </w:pict>
+      </w:r>
+    </w:p>
+    <w:p>
+      <w:pPr>
+        <w:rPr>
+          <w:b/>
+          <w:bCs/>
+        </w:rPr>
+      </w:pPr>
+      <w:r>
+        <w:rPr>
+          <w:b/>
+          <w:bCs/>
+        </w:rPr>
+        <w:t>7. SOLID Principles thay vì Quick &amp; Dirty</w:t>
+      </w:r>
+    </w:p>
+    <w:p>
+      <w:r>
+        <w:rPr>
+          <w:b/>
+          <w:bCs/>
+        </w:rPr>
+        <w:t>Lý do:</w:t>
+      </w:r>
+    </w:p>
+    <w:p>
+      <w:pPr>
+        <w:numPr>
+          <w:ilvl w:val="0"/>
+          <w:numId w:val="13"/>
+        </w:numPr>
+      </w:pPr>
+      <w:r>
+        <w:rPr>
+          <w:b/>
+          <w:bCs/>
+        </w:rPr>
+        <w:t>Long-term maintainability</w:t>
+      </w:r>
+      <w:r>
+        <w:t>: Code dễ đọc, dễ hiểu</w:t>
+      </w:r>
+    </w:p>
+    <w:p>
+      <w:pPr>
+        <w:numPr>
+          <w:ilvl w:val="0"/>
+          <w:numId w:val="13"/>
+        </w:numPr>
+      </w:pPr>
+      <w:r>
+        <w:rPr>
+          <w:b/>
+          <w:bCs/>
+        </w:rPr>
+        <w:t>Refactoring</w:t>
+      </w:r>
+      <w:r>
+        <w:t>: Dùng lại code, không viết lại</w:t>
+      </w:r>
+    </w:p>
+    <w:p>
+      <w:pPr>
+        <w:numPr>
+          <w:ilvl w:val="0"/>
+          <w:numId w:val="13"/>
+        </w:numPr>
+      </w:pPr>
+      <w:r>
+        <w:rPr>
+          <w:b/>
+          <w:bCs/>
+        </w:rPr>
+        <w:t>Testing</w:t>
+      </w:r>
+      <w:r>
+        <w:t>: Dễ unit test từng component</w:t>
+      </w:r>
+    </w:p>
+    <w:p>
+      <w:pPr>
+        <w:numPr>
+          <w:ilvl w:val="0"/>
+          <w:numId w:val="13"/>
+        </w:numPr>
+      </w:pPr>
+      <w:r>
+        <w:rPr>
+          <w:b/>
+          <w:bCs/>
+        </w:rPr>
+        <w:t>CV value</w:t>
+      </w:r>
+      <w:r>
+        <w:t>: Chứng minh kỹ năng software engineering</w:t>
+      </w:r>
+    </w:p>
+    <w:p>
+      <w:r>
+        <w:rPr>
+          <w:b/>
+          <w:bCs/>
+        </w:rPr>
+        <w:t>So với Quick &amp; Dirty:</w:t>
+      </w:r>
+    </w:p>
+    <w:p>
+      <w:pPr>
+        <w:numPr>
+          <w:ilvl w:val="0"/>
+          <w:numId w:val="14"/>
+        </w:numPr>
+      </w:pPr>
+      <w:r>
+        <w:t>SOLID: Dùng lại code, dễ mở rộng</w:t>
+      </w:r>
+    </w:p>
+    <w:p>
+      <w:pPr>
+        <w:numPr>
+          <w:ilvl w:val="0"/>
+          <w:numId w:val="14"/>
+        </w:numPr>
+      </w:pPr>
+      <w:r>
+        <w:t>Quick &amp; Dirty: Viết lại từ đầu khi thay đổi</w:t>
+      </w:r>
+    </w:p>
+    <w:p>
+      <w:r>
+        <w:pict w14:anchorId="070AF55C">
+          <v:rect id="_x0000_i1085" style="width:0;height:0" o:hralign="center" o:hrstd="t" o:hr="t" fillcolor="#a0a0a0" stroked="f"/>
+        </w:pict>
+      </w:r>
+    </w:p>
+    <w:p>
+      <w:pPr>
+        <w:rPr>
+          <w:b/>
+          <w:bCs/>
+        </w:rPr>
+      </w:pPr>
+      <w:r>
+        <w:rPr>
+          <w:b/>
+          <w:bCs/>
+        </w:rPr>
+        <w:t>8. Dependency Injection thay vì Hard-coded</w:t>
+      </w:r>
+    </w:p>
+    <w:p>
+      <w:r>
+        <w:rPr>
+          <w:b/>
+          <w:bCs/>
+        </w:rPr>
+        <w:t>Lý do:</w:t>
+      </w:r>
+    </w:p>
+    <w:p>
+      <w:pPr>
+        <w:numPr>
+          <w:ilvl w:val="0"/>
+          <w:numId w:val="15"/>
+        </w:numPr>
+      </w:pPr>
+      <w:r>
+        <w:rPr>
+          <w:b/>
+          <w:bCs/>
+        </w:rPr>
+        <w:t>Flexibility</w:t>
+      </w:r>
+      <w:r>
+        <w:t>: Dễ thay đổi implementation</w:t>
+      </w:r>
+    </w:p>
+    <w:p>
+      <w:pPr>
+        <w:numPr>
+          <w:ilvl w:val="0"/>
+          <w:numId w:val="15"/>
+        </w:numPr>
+      </w:pPr>
+      <w:r>
+        <w:rPr>
+          <w:b/>
+          <w:bCs/>
+        </w:rPr>
+        <w:t>Testing</w:t>
+      </w:r>
+      <w:r>
+        <w:t>: Dễ mock cho unit test</w:t>
+      </w:r>
+    </w:p>
+    <w:p>
+      <w:pPr>
+        <w:numPr>
+          <w:ilvl w:val="0"/>
+          <w:numId w:val="15"/>
+        </w:numPr>
+      </w:pPr>
+      <w:r>
+        <w:rPr>
+          <w:b/>
+          <w:bCs/>
+        </w:rPr>
+        <w:t>Configuration</w:t>
+      </w:r>
+      <w:r>
+        <w:t>: Dùng different config cho dev/prod</w:t>
+      </w:r>
+    </w:p>
+    <w:p>
+      <w:pPr>
+        <w:numPr>
+          <w:ilvl w:val="0"/>
+          <w:numId w:val="15"/>
+        </w:numPr>
+      </w:pPr>
+      <w:r>
+        <w:rPr>
+          <w:b/>
+          <w:bCs/>
+        </w:rPr>
+        <w:t>Decoupling</w:t>
+      </w:r>
+      <w:r>
+        <w:t>: Giảm dependency giữa modules</w:t>
+      </w:r>
+    </w:p>
+    <w:p>
+      <w:r>
+        <w:rPr>
+          <w:b/>
+          <w:bCs/>
+        </w:rPr>
+        <w:lastRenderedPageBreak/>
+        <w:t>So với Hard-coded:</w:t>
+      </w:r>
+    </w:p>
+    <w:p>
+      <w:pPr>
+        <w:numPr>
+          <w:ilvl w:val="0"/>
+          <w:numId w:val="16"/>
+        </w:numPr>
+      </w:pPr>
+      <w:r>
+        <w:t>DI: Flexible, testable</w:t>
+      </w:r>
+    </w:p>
+    <w:p>
+      <w:pPr>
+        <w:numPr>
+          <w:ilvl w:val="0"/>
+          <w:numId w:val="16"/>
+        </w:numPr>
+      </w:pPr>
+      <w:r>
+        <w:t>Hard-coded: Rigid, khó test</w:t>
+      </w:r>
+    </w:p>
+    <w:p>
+      <w:r>
+        <w:pict w14:anchorId="4A738398">
+          <v:rect id="_x0000_i1086" style="width:0;height:0" o:hralign="center" o:hrstd="t" o:hr="t" fillcolor="#a0a0a0" stroked="f"/>
+        </w:pict>
+      </w:r>
+    </w:p>
+    <w:p>
+      <w:pPr>
+        <w:rPr>
+          <w:b/>
+          <w:bCs/>
+        </w:rPr>
+      </w:pPr>
+      <w:r>
+        <w:rPr>
+          <w:b/>
+          <w:bCs/>
+        </w:rPr>
+        <w:t>9. Pandas/NumPy thay vì Excel/CSV manual</w:t>
+      </w:r>
+    </w:p>
+    <w:p>
+      <w:r>
+        <w:rPr>
+          <w:b/>
+          <w:bCs/>
+        </w:rPr>
+        <w:t>Lý do:</w:t>
+      </w:r>
+    </w:p>
+    <w:p>
+      <w:pPr>
+        <w:numPr>
+          <w:ilvl w:val="0"/>
+          <w:numId w:val="17"/>
+        </w:numPr>
+      </w:pPr>
+      <w:r>
+        <w:rPr>
+          <w:b/>
+          <w:bCs/>
+        </w:rPr>
+        <w:t>Performance</w:t>
+      </w:r>
+      <w:r>
+        <w:t>: Xử lý big data nhanh hơn</w:t>
+      </w:r>
+    </w:p>
+    <w:p>
+      <w:pPr>
+        <w:numPr>
+          <w:ilvl w:val="0"/>
+          <w:numId w:val="17"/>
+        </w:numPr>
+      </w:pPr>
+      <w:r>
+        <w:rPr>
+          <w:b/>
+          <w:bCs/>
+        </w:rPr>
+        <w:t>Automation</w:t>
+      </w:r>
+      <w:r>
+        <w:t>: Tự động hóa pipeline</w:t>
+      </w:r>
+    </w:p>
+    <w:p>
+      <w:pPr>
+        <w:numPr>
+          <w:ilvl w:val="0"/>
+          <w:numId w:val="17"/>
+        </w:numPr>
+      </w:pPr>
+      <w:r>
+        <w:rPr>
+          <w:b/>
+          <w:bCs/>
+        </w:rPr>
+        <w:t>Integration</w:t>
+      </w:r>
+      <w:r>
+        <w:t>: Dễ kết hợp với ML models</w:t>
+      </w:r>
+    </w:p>
+    <w:p>
+      <w:pPr>
+        <w:numPr>
+          <w:ilvl w:val="0"/>
+          <w:numId w:val="17"/>
+        </w:numPr>
+      </w:pPr>
+      <w:r>
+        <w:rPr>
+          <w:b/>
+          <w:bCs/>
+        </w:rPr>
+        <w:t>Reproducibility</w:t>
+      </w:r>
+      <w:r>
+        <w:t>: Code có thể reproduce lại</w:t>
+      </w:r>
+    </w:p>
+    <w:p>
+      <w:r>
+        <w:rPr>
+          <w:b/>
+          <w:bCs/>
+        </w:rPr>
+        <w:t>So với Excel:</w:t>
+      </w:r>
+    </w:p>
+    <w:p>
+      <w:pPr>
+        <w:numPr>
+          <w:ilvl w:val="0"/>
+          <w:numId w:val="18"/>
+        </w:numPr>
+      </w:pPr>
+      <w:r>
+        <w:t>Pandas: Tự động, scalable</w:t>
+      </w:r>
+    </w:p>
+    <w:p>
+      <w:pPr>
+        <w:numPr>
+          <w:ilvl w:val="0"/>
+          <w:numId w:val="18"/>
+        </w:numPr>
+      </w:pPr>
+      <w:r>
+        <w:t>Excel: Manual, không scalable</w:t>
+      </w:r>
+    </w:p>
+    <w:p>
+      <w:r>
+        <w:pict w14:anchorId="4C8C2866">
+          <v:rect id="_x0000_i1087" style="width:0;height:0" o:hralign="center" o:hrstd="t" o:hr="t" fillcolor="#a0a0a0" stroked="f"/>
+        </w:pict>
+      </w:r>
+    </w:p>
+    <w:p>
+      <w:pPr>
+        <w:rPr>
+          <w:b/>
+          <w:bCs/>
+        </w:rPr>
+      </w:pPr>
+      <w:r>
+        <w:rPr>
+          <w:rFonts w:ascii="Segoe UI Emoji" w:hAnsi="Segoe UI Emoji" w:cs="Segoe UI Emoji"/>
+          <w:b/>
+          <w:bCs/>
+        </w:rPr>
+        <w:t>📊</w:t>
+      </w:r>
+      <w:r>
+        <w:rPr>
+          <w:b/>
+          <w:bCs/>
+        </w:rPr>
+        <w:t xml:space="preserve"> Tóm tắt so sánh:</w:t>
+      </w:r>
+    </w:p>
+    <w:tbl>
+      <w:tblPr>
+        <w:tblW w:w="7830" w:type="dxa"/>
+        <w:tblBorders>
+          <w:top w:val="single" w:sz="2" w:space="0" w:color="auto"/>
+          <w:left w:val="single" w:sz="2" w:space="0" w:color="auto"/>
+          <w:bottom w:val="single" w:sz="2" w:space="0" w:color="auto"/>
+          <w:right w:val="single" w:sz="2" w:space="0" w:color="auto"/>
+        </w:tblBorders>
+        <w:tblCellMar>
+          <w:top w:w="15" w:type="dxa"/>
+          <w:left w:w="15" w:type="dxa"/>
+          <w:bottom w:w="15" w:type="dxa"/>
+          <w:right w:w="15" w:type="dxa"/>
+        </w:tblCellMar>
+        <w:tblLook w:val="04A0" w:firstRow="1" w:lastRow="0" w:firstColumn="1" w:lastColumn="0" w:noHBand="0" w:noVBand="1"/>
+      </w:tblPr>
+      <w:tblGrid>
+        <w:gridCol w:w="1842"/>
+        <w:gridCol w:w="2153"/>
+        <w:gridCol w:w="3515"/>
+        <w:gridCol w:w="1664"/>
+      </w:tblGrid>
+      <w:tr>
+        <w:trPr>
+          <w:tblHeader/>
+        </w:trPr>
+        <w:tc>
+          <w:tcPr>
+            <w:tcW w:w="0" w:type="auto"/>
+            <w:tcBorders>
+              <w:top w:val="single" w:sz="2" w:space="0" w:color="C0C1C6"/>
+              <w:left w:val="single" w:sz="2" w:space="0" w:color="C0C1C6"/>
+              <w:bottom w:val="single" w:sz="2" w:space="0" w:color="C0C1C6"/>
+              <w:right w:val="single" w:sz="2" w:space="0" w:color="C0C1C6"/>
+            </w:tcBorders>
+            <w:noWrap/>
+            <w:vAlign w:val="center"/>
+            <w:hideMark/>
+          </w:tcPr>
+          <w:p>
+            <w:r>
+              <w:t>Công cụ</w:t>
+            </w:r>
+          </w:p>
+        </w:tc>
+        <w:tc>
+          <w:tcPr>
+            <w:tcW w:w="0" w:type="auto"/>
+            <w:tcBorders>
+              <w:top w:val="single" w:sz="2" w:space="0" w:color="C0C1C6"/>
+              <w:left w:val="single" w:sz="2" w:space="0" w:color="C0C1C6"/>
+              <w:bottom w:val="single" w:sz="2" w:space="0" w:color="C0C1C6"/>
+              <w:right w:val="single" w:sz="2" w:space="0" w:color="C0C1C6"/>
+            </w:tcBorders>
+            <w:noWrap/>
+            <w:vAlign w:val="center"/>
+            <w:hideMark/>
+          </w:tcPr>
+          <w:p>
+            <w:r>
+              <w:t>Chọn</w:t>
+            </w:r>
+          </w:p>
+        </w:tc>
+        <w:tc>
+          <w:tcPr>
+            <w:tcW w:w="0" w:type="auto"/>
+            <w:tcBorders>
+              <w:top w:val="single" w:sz="2" w:space="0" w:color="C0C1C6"/>
+              <w:left w:val="single" w:sz="2" w:space="0" w:color="C0C1C6"/>
+              <w:bottom w:val="single" w:sz="2" w:space="0" w:color="C0C1C6"/>
+              <w:right w:val="single" w:sz="2" w:space="0" w:color="C0C1C6"/>
+            </w:tcBorders>
+            <w:noWrap/>
+            <w:vAlign w:val="center"/>
+            <w:hideMark/>
+          </w:tcPr>
+          <w:p>
+            <w:r>
+              <w:t>Lý do chính</w:t>
+            </w:r>
+          </w:p>
+        </w:tc>
+        <w:tc>
+          <w:tcPr>
+            <w:tcW w:w="0" w:type="auto"/>
+            <w:tcBorders>
+              <w:top w:val="single" w:sz="2" w:space="0" w:color="C0C1C6"/>
+              <w:left w:val="single" w:sz="2" w:space="0" w:color="C0C1C6"/>
+              <w:bottom w:val="single" w:sz="2" w:space="0" w:color="C0C1C6"/>
+              <w:right w:val="single" w:sz="2" w:space="0" w:color="C0C1C6"/>
+            </w:tcBorders>
+            <w:noWrap/>
+            <w:vAlign w:val="center"/>
+            <w:hideMark/>
+          </w:tcPr>
+          <w:p>
+            <w:r>
+              <w:t>Alternative</w:t>
+            </w:r>
+          </w:p>
+        </w:tc>
+      </w:tr>
+      <w:tr>
+        <w:tc>
+          <w:tcPr>
+            <w:tcW w:w="0" w:type="auto"/>
+            <w:tcBorders>
+              <w:top w:val="single" w:sz="2" w:space="0" w:color="C0C1C6"/>
+              <w:left w:val="single" w:sz="2" w:space="0" w:color="C0C1C6"/>
+              <w:bottom w:val="single" w:sz="2" w:space="0" w:color="C0C1C6"/>
+              <w:right w:val="single" w:sz="2" w:space="0" w:color="C0C1C6"/>
+            </w:tcBorders>
+            <w:noWrap/>
+            <w:vAlign w:val="center"/>
+            <w:hideMark/>
+          </w:tcPr>
+          <w:p>
+            <w:r>
+              <w:t>Language</w:t>
+            </w:r>
+          </w:p>
+        </w:tc>
+        <w:tc>
+          <w:tcPr>
+            <w:tcW w:w="0" w:type="auto"/>
+            <w:tcBorders>
+              <w:top w:val="single" w:sz="2" w:space="0" w:color="C0C1C6"/>
+              <w:left w:val="single" w:sz="2" w:space="0" w:color="C0C1C6"/>
+              <w:bottom w:val="single" w:sz="2" w:space="0" w:color="C0C1C6"/>
+              <w:right w:val="single" w:sz="2" w:space="0" w:color="C0C1C6"/>
+            </w:tcBorders>
+            <w:noWrap/>
+            <w:vAlign w:val="center"/>
+            <w:hideMark/>
+          </w:tcPr>
+          <w:p>
+            <w:r>
+              <w:t>Python</w:t>
+            </w:r>
+          </w:p>
+        </w:tc>
+        <w:tc>
+          <w:tcPr>
+            <w:tcW w:w="0" w:type="auto"/>
+            <w:tcBorders>
+              <w:top w:val="single" w:sz="2" w:space="0" w:color="C0C1C6"/>
+              <w:left w:val="single" w:sz="2" w:space="0" w:color="C0C1C6"/>
+              <w:bottom w:val="single" w:sz="2" w:space="0" w:color="C0C1C6"/>
+              <w:right w:val="single" w:sz="2" w:space="0" w:color="C0C1C6"/>
+            </w:tcBorders>
+            <w:noWrap/>
+            <w:vAlign w:val="center"/>
+            <w:hideMark/>
+          </w:tcPr>
+          <w:p>
+            <w:r>
+              <w:t>ML ecosystem, dev speed</w:t>
+            </w:r>
+          </w:p>
+        </w:tc>
+        <w:tc>
+          <w:tcPr>
+            <w:tcW w:w="0" w:type="auto"/>
+            <w:tcBorders>
+              <w:top w:val="single" w:sz="2" w:space="0" w:color="C0C1C6"/>
+              <w:left w:val="single" w:sz="2" w:space="0" w:color="C0C1C6"/>
+              <w:bottom w:val="single" w:sz="2" w:space="0" w:color="C0C1C6"/>
+              <w:right w:val="single" w:sz="2" w:space="0" w:color="C0C1C6"/>
+            </w:tcBorders>
+            <w:noWrap/>
+            <w:vAlign w:val="center"/>
+            <w:hideMark/>
+          </w:tcPr>
+          <w:p>
+            <w:r>
+              <w:t>Java, C++</w:t>
+            </w:r>
+          </w:p>
+        </w:tc>
+      </w:tr>
+      <w:tr>
+        <w:tc>
+          <w:tcPr>
+            <w:tcW w:w="0" w:type="auto"/>
+            <w:tcBorders>
+              <w:top w:val="single" w:sz="2" w:space="0" w:color="C0C1C6"/>
+              <w:left w:val="single" w:sz="2" w:space="0" w:color="C0C1C6"/>
+              <w:bottom w:val="single" w:sz="2" w:space="0" w:color="C0C1C6"/>
+              <w:right w:val="single" w:sz="2" w:space="0" w:color="C0C1C6"/>
+            </w:tcBorders>
+            <w:noWrap/>
+            <w:vAlign w:val="center"/>
+            <w:hideMark/>
+          </w:tcPr>
+          <w:p>
+            <w:r>
+              <w:t>ML Framework</w:t>
+            </w:r>
+          </w:p>
+        </w:tc>
+        <w:tc>
+          <w:tcPr>
+            <w:tcW w:w="0" w:type="auto"/>
+            <w:tcBorders>
+              <w:top w:val="single" w:sz="2" w:space="0" w:color="C0C1C6"/>
+              <w:left w:val="single" w:sz="2" w:space="0" w:color="C0C1C6"/>
+              <w:bottom w:val="single" w:sz="2" w:space="0" w:color="C0C1C6"/>
+              <w:right w:val="single" w:sz="2" w:space="0" w:color="C0C1C6"/>
+            </w:tcBorders>
+            <w:noWrap/>
+            <w:vAlign w:val="center"/>
+            <w:hideMark/>
+          </w:tcPr>
+          <w:p>
+            <w:r>
+              <w:t>TensorFlow/Keras</w:t>
+            </w:r>
+          </w:p>
+        </w:tc>
+        <w:tc>
+          <w:tcPr>
+            <w:tcW w:w="0" w:type="auto"/>
+            <w:tcBorders>
+              <w:top w:val="single" w:sz="2" w:space="0" w:color="C0C1C6"/>
+              <w:left w:val="single" w:sz="2" w:space="0" w:color="C0C1C6"/>
+              <w:bottom w:val="single" w:sz="2" w:space="0" w:color="C0C1C6"/>
+              <w:right w:val="single" w:sz="2" w:space="0" w:color="C0C1C6"/>
+            </w:tcBorders>
+            <w:noWrap/>
+            <w:vAlign w:val="center"/>
+            <w:hideMark/>
+          </w:tcPr>
+          <w:p>
+            <w:r>
+              <w:t>Production-ready, Keras API</w:t>
+            </w:r>
+          </w:p>
+        </w:tc>
+        <w:tc>
+          <w:tcPr>
+            <w:tcW w:w="0" w:type="auto"/>
+            <w:tcBorders>
+              <w:top w:val="single" w:sz="2" w:space="0" w:color="C0C1C6"/>
+              <w:left w:val="single" w:sz="2" w:space="0" w:color="C0C1C6"/>
+              <w:bottom w:val="single" w:sz="2" w:space="0" w:color="C0C1C6"/>
+              <w:right w:val="single" w:sz="2" w:space="0" w:color="C0C1C6"/>
+            </w:tcBorders>
+            <w:noWrap/>
+            <w:vAlign w:val="center"/>
+            <w:hideMark/>
+          </w:tcPr>
+          <w:p>
+            <w:r>
+              <w:t>PyTorch</w:t>
+            </w:r>
+          </w:p>
+        </w:tc>
+      </w:tr>
+      <w:tr>
+        <w:tc>
+          <w:tcPr>
+            <w:tcW w:w="0" w:type="auto"/>
+            <w:tcBorders>
+              <w:top w:val="single" w:sz="2" w:space="0" w:color="C0C1C6"/>
+              <w:left w:val="single" w:sz="2" w:space="0" w:color="C0C1C6"/>
+              <w:bottom w:val="single" w:sz="2" w:space="0" w:color="C0C1C6"/>
+              <w:right w:val="single" w:sz="2" w:space="0" w:color="C0C1C6"/>
+            </w:tcBorders>
+            <w:noWrap/>
+            <w:vAlign w:val="center"/>
+            <w:hideMark/>
+          </w:tcPr>
+          <w:p>
+            <w:r>
+              <w:t>Dashboard</w:t>
+            </w:r>
+          </w:p>
+        </w:tc>
+        <w:tc>
+          <w:tcPr>
+            <w:tcW w:w="0" w:type="auto"/>
+            <w:tcBorders>
+              <w:top w:val="single" w:sz="2" w:space="0" w:color="C0C1C6"/>
+              <w:left w:val="single" w:sz="2" w:space="0" w:color="C0C1C6"/>
+              <w:bottom w:val="single" w:sz="2" w:space="0" w:color="C0C1C6"/>
+              <w:right w:val="single" w:sz="2" w:space="0" w:color="C0C1C6"/>
+            </w:tcBorders>
+            <w:noWrap/>
+            <w:vAlign w:val="center"/>
+            <w:hideMark/>
+          </w:tcPr>
+          <w:p>
+            <w:r>
+              <w:t>Streamlit</w:t>
+            </w:r>
+          </w:p>
+        </w:tc>
+        <w:tc>
+          <w:tcPr>
+            <w:tcW w:w="0" w:type="auto"/>
+            <w:tcBorders>
+              <w:top w:val="single" w:sz="2" w:space="0" w:color="C0C1C6"/>
+              <w:left w:val="single" w:sz="2" w:space="0" w:color="C0C1C6"/>
+              <w:bottom w:val="single" w:sz="2" w:space="0" w:color="C0C1C6"/>
+              <w:right w:val="single" w:sz="2" w:space="0" w:color="C0C1C6"/>
+            </w:tcBorders>
+            <w:noWrap/>
+            <w:vAlign w:val="center"/>
+            <w:hideMark/>
+          </w:tcPr>
+          <w:p>
+            <w:r>
+              <w:t>Rapid prototyping, no frontend</w:t>
+            </w:r>
+          </w:p>
+        </w:tc>
+        <w:tc>
+          <w:tcPr>
+            <w:tcW w:w="0" w:type="auto"/>
+            <w:tcBorders>
+              <w:top w:val="single" w:sz="2" w:space="0" w:color="C0C1C6"/>
+              <w:left w:val="single" w:sz="2" w:space="0" w:color="C0C1C6"/>
+              <w:bottom w:val="single" w:sz="2" w:space="0" w:color="C0C1C6"/>
+              <w:right w:val="single" w:sz="2" w:space="0" w:color="C0C1C6"/>
+            </w:tcBorders>
+            <w:noWrap/>
+            <w:vAlign w:val="center"/>
+            <w:hideMark/>
+          </w:tcPr>
+          <w:p>
+            <w:r>
+              <w:t>Django+React</w:t>
+            </w:r>
+          </w:p>
+        </w:tc>
+      </w:tr>
+      <w:tr>
+        <w:tc>
+          <w:tcPr>
+            <w:tcW w:w="0" w:type="auto"/>
+            <w:tcBorders>
+              <w:top w:val="single" w:sz="2" w:space="0" w:color="C0C1C6"/>
+              <w:left w:val="single" w:sz="2" w:space="0" w:color="C0C1C6"/>
+              <w:bottom w:val="single" w:sz="2" w:space="0" w:color="C0C1C6"/>
+              <w:right w:val="single" w:sz="2" w:space="0" w:color="C0C1C6"/>
+            </w:tcBorders>
+            <w:noWrap/>
+            <w:vAlign w:val="center"/>
+            <w:hideMark/>
+          </w:tcPr>
+          <w:p>
+            <w:r>
+              <w:t>Visualization</w:t>
+            </w:r>
+          </w:p>
+        </w:tc>
+        <w:tc>
+          <w:tcPr>
+            <w:tcW w:w="0" w:type="auto"/>
+            <w:tcBorders>
+              <w:top w:val="single" w:sz="2" w:space="0" w:color="C0C1C6"/>
+              <w:left w:val="single" w:sz="2" w:space="0" w:color="C0C1C6"/>
+              <w:bottom w:val="single" w:sz="2" w:space="0" w:color="C0C1C6"/>
+              <w:right w:val="single" w:sz="2" w:space="0" w:color="C0C1C6"/>
+            </w:tcBorders>
+            <w:noWrap/>
+            <w:vAlign w:val="center"/>
+            <w:hideMark/>
+          </w:tcPr>
+          <w:p>
+            <w:r>
+              <w:t>Plotly</w:t>
+            </w:r>
+          </w:p>
+        </w:tc>
+        <w:tc>
+          <w:tcPr>
+            <w:tcW w:w="0" w:type="auto"/>
+            <w:tcBorders>
+              <w:top w:val="single" w:sz="2" w:space="0" w:color="C0C1C6"/>
+              <w:left w:val="single" w:sz="2" w:space="0" w:color="C0C1C6"/>
+              <w:bottom w:val="single" w:sz="2" w:space="0" w:color="C0C1C6"/>
+              <w:right w:val="single" w:sz="2" w:space="0" w:color="C0C1C6"/>
+            </w:tcBorders>
+            <w:noWrap/>
+            <w:vAlign w:val="center"/>
+            <w:hideMark/>
+          </w:tcPr>
+          <w:p>
+            <w:r>
+              <w:t>Interactive, web-friendly</w:t>
+            </w:r>
+          </w:p>
+        </w:tc>
+        <w:tc>
+          <w:tcPr>
+            <w:tcW w:w="0" w:type="auto"/>
+            <w:tcBorders>
+              <w:top w:val="single" w:sz="2" w:space="0" w:color="C0C1C6"/>
+              <w:left w:val="single" w:sz="2" w:space="0" w:color="C0C1C6"/>
+              <w:bottom w:val="single" w:sz="2" w:space="0" w:color="C0C1C6"/>
+              <w:right w:val="single" w:sz="2" w:space="0" w:color="C0C1C6"/>
+            </w:tcBorders>
+            <w:noWrap/>
+            <w:vAlign w:val="center"/>
+            <w:hideMark/>
+          </w:tcPr>
+          <w:p>
+            <w:r>
+              <w:t>Matplotlib</w:t>
+            </w:r>
+          </w:p>
+        </w:tc>
+      </w:tr>
+      <w:tr>
+        <w:tc>
+          <w:tcPr>
+            <w:tcW w:w="0" w:type="auto"/>
+            <w:tcBorders>
+              <w:top w:val="single" w:sz="2" w:space="0" w:color="C0C1C6"/>
+              <w:left w:val="single" w:sz="2" w:space="0" w:color="C0C1C6"/>
+              <w:bottom w:val="single" w:sz="2" w:space="0" w:color="C0C1C6"/>
+              <w:right w:val="single" w:sz="2" w:space="0" w:color="C0C1C6"/>
+            </w:tcBorders>
+            <w:noWrap/>
+            <w:vAlign w:val="center"/>
+            <w:hideMark/>
+          </w:tcPr>
+          <w:p>
+            <w:r>
+              <w:t>Crypto API</w:t>
+            </w:r>
+          </w:p>
+        </w:tc>
+        <w:tc>
+          <w:tcPr>
+            <w:tcW w:w="0" w:type="auto"/>
+            <w:tcBorders>
+              <w:top w:val="single" w:sz="2" w:space="0" w:color="C0C1C6"/>
+              <w:left w:val="single" w:sz="2" w:space="0" w:color="C0C1C6"/>
+              <w:bottom w:val="single" w:sz="2" w:space="0" w:color="C0C1C6"/>
+              <w:right w:val="single" w:sz="2" w:space="0" w:color="C0C1C6"/>
+            </w:tcBorders>
+            <w:noWrap/>
+            <w:vAlign w:val="center"/>
+            <w:hideMark/>
+          </w:tcPr>
+          <w:p>
+            <w:r>
+              <w:t>Binance (ccxt)</w:t>
+            </w:r>
+          </w:p>
+        </w:tc>
+        <w:tc>
+          <w:tcPr>
+            <w:tcW w:w="0" w:type="auto"/>
+            <w:tcBorders>
+              <w:top w:val="single" w:sz="2" w:space="0" w:color="C0C1C6"/>
+              <w:left w:val="single" w:sz="2" w:space="0" w:color="C0C1C6"/>
+              <w:bottom w:val="single" w:sz="2" w:space="0" w:color="C0C1C6"/>
+              <w:right w:val="single" w:sz="2" w:space="0" w:color="C0C1C6"/>
+            </w:tcBorders>
+            <w:noWrap/>
+            <w:vAlign w:val="center"/>
+            <w:hideMark/>
+          </w:tcPr>
+          <w:p>
+            <w:r>
+              <w:t>Real-time, full OHLCV</w:t>
+            </w:r>
+          </w:p>
+        </w:tc>
+        <w:tc>
+          <w:tcPr>
+            <w:tcW w:w="0" w:type="auto"/>
+            <w:tcBorders>
+              <w:top w:val="single" w:sz="2" w:space="0" w:color="C0C1C6"/>
+              <w:left w:val="single" w:sz="2" w:space="0" w:color="C0C1C6"/>
+              <w:bottom w:val="single" w:sz="2" w:space="0" w:color="C0C1C6"/>
+              <w:right w:val="single" w:sz="2" w:space="0" w:color="C0C1C6"/>
+            </w:tcBorders>
+            <w:noWrap/>
+            <w:vAlign w:val="center"/>
+            <w:hideMark/>
+          </w:tcPr>
+          <w:p>
+            <w:r>
+              <w:t>CoinGecko</w:t>
+            </w:r>
+          </w:p>
+        </w:tc>
+      </w:tr>
+      <w:tr>
+        <w:tc>
+          <w:tcPr>
+            <w:tcW w:w="0" w:type="auto"/>
+            <w:tcBorders>
+              <w:top w:val="single" w:sz="2" w:space="0" w:color="C0C1C6"/>
+              <w:left w:val="single" w:sz="2" w:space="0" w:color="C0C1C6"/>
+              <w:bottom w:val="single" w:sz="2" w:space="0" w:color="C0C1C6"/>
+              <w:right w:val="single" w:sz="2" w:space="0" w:color="C0C1C6"/>
+            </w:tcBorders>
+            <w:noWrap/>
+            <w:vAlign w:val="center"/>
+            <w:hideMark/>
+          </w:tcPr>
+          <w:p>
+            <w:r>
+              <w:t>Architecture</w:t>
+            </w:r>
+          </w:p>
+        </w:tc>
+        <w:tc>
+          <w:tcPr>
+            <w:tcW w:w="0" w:type="auto"/>
+            <w:tcBorders>
+              <w:top w:val="single" w:sz="2" w:space="0" w:color="C0C1C6"/>
+              <w:left w:val="single" w:sz="2" w:space="0" w:color="C0C1C6"/>
+              <w:bottom w:val="single" w:sz="2" w:space="0" w:color="C0C1C6"/>
+              <w:right w:val="single" w:sz="2" w:space="0" w:color="C0C1C6"/>
+            </w:tcBorders>
+            <w:noWrap/>
+            <w:vAlign w:val="center"/>
+            <w:hideMark/>
+          </w:tcPr>
+          <w:p>
+            <w:r>
+              <w:t>Clean Architecture</w:t>
+            </w:r>
+          </w:p>
+        </w:tc>
+        <w:tc>
+          <w:tcPr>
+            <w:tcW w:w="0" w:type="auto"/>
+            <w:tcBorders>
+              <w:top w:val="single" w:sz="2" w:space="0" w:color="C0C1C6"/>
+              <w:left w:val="single" w:sz="2" w:space="0" w:color="C0C1C6"/>
+              <w:bottom w:val="single" w:sz="2" w:space="0" w:color="C0C1C6"/>
+              <w:right w:val="single" w:sz="2" w:space="0" w:color="C0C1C6"/>
+            </w:tcBorders>
+            <w:noWrap/>
+            <w:vAlign w:val="center"/>
+            <w:hideMark/>
+          </w:tcPr>
+          <w:p>
+            <w:r>
+              <w:t>Maintainability, scalability</w:t>
+            </w:r>
+          </w:p>
+        </w:tc>
+        <w:tc>
+          <w:tcPr>
+            <w:tcW w:w="0" w:type="auto"/>
+            <w:tcBorders>
+              <w:top w:val="single" w:sz="2" w:space="0" w:color="C0C1C6"/>
+              <w:left w:val="single" w:sz="2" w:space="0" w:color="C0C1C6"/>
+              <w:bottom w:val="single" w:sz="2" w:space="0" w:color="C0C1C6"/>
+              <w:right w:val="single" w:sz="2" w:space="0" w:color="C0C1C6"/>
+            </w:tcBorders>
+            <w:noWrap/>
+            <w:vAlign w:val="center"/>
+            <w:hideMark/>
+          </w:tcPr>
+          <w:p>
+            <w:r>
+              <w:t>Monolith</w:t>
+            </w:r>
+          </w:p>
+        </w:tc>
+      </w:tr>
+      <w:tr>
+        <w:tc>
+          <w:tcPr>
+            <w:tcW w:w="0" w:type="auto"/>
+            <w:tcBorders>
+              <w:top w:val="single" w:sz="2" w:space="0" w:color="C0C1C6"/>
+              <w:left w:val="single" w:sz="2" w:space="0" w:color="C0C1C6"/>
+              <w:bottom w:val="single" w:sz="2" w:space="0" w:color="C0C1C6"/>
+              <w:right w:val="single" w:sz="2" w:space="0" w:color="C0C1C6"/>
+            </w:tcBorders>
+            <w:noWrap/>
+            <w:vAlign w:val="center"/>
+            <w:hideMark/>
+          </w:tcPr>
+          <w:p>
+            <w:r>
+              <w:lastRenderedPageBreak/>
+              <w:t>Design</w:t>
+            </w:r>
+          </w:p>
+        </w:tc>
+        <w:tc>
+          <w:tcPr>
+            <w:tcW w:w="0" w:type="auto"/>
+            <w:tcBorders>
+              <w:top w:val="single" w:sz="2" w:space="0" w:color="C0C1C6"/>
+              <w:left w:val="single" w:sz="2" w:space="0" w:color="C0C1C6"/>
+              <w:bottom w:val="single" w:sz="2" w:space="0" w:color="C0C1C6"/>
+              <w:right w:val="single" w:sz="2" w:space="0" w:color="C0C1C6"/>
+            </w:tcBorders>
+            <w:noWrap/>
+            <w:vAlign w:val="center"/>
+            <w:hideMark/>
+          </w:tcPr>
+          <w:p>
+            <w:r>
+              <w:t>SOLID</w:t>
+            </w:r>
+          </w:p>
+        </w:tc>
+        <w:tc>
+          <w:tcPr>
+            <w:tcW w:w="0" w:type="auto"/>
+            <w:tcBorders>
+              <w:top w:val="single" w:sz="2" w:space="0" w:color="C0C1C6"/>
+              <w:left w:val="single" w:sz="2" w:space="0" w:color="C0C1C6"/>
+              <w:bottom w:val="single" w:sz="2" w:space="0" w:color="C0C1C6"/>
+              <w:right w:val="single" w:sz="2" w:space="0" w:color="C0C1C6"/>
+            </w:tcBorders>
+            <w:noWrap/>
+            <w:vAlign w:val="center"/>
+            <w:hideMark/>
+          </w:tcPr>
+          <w:p>
+            <w:r>
+              <w:t>Long-term quality</w:t>
+            </w:r>
+          </w:p>
+        </w:tc>
+        <w:tc>
+          <w:tcPr>
+            <w:tcW w:w="0" w:type="auto"/>
+            <w:tcBorders>
+              <w:top w:val="single" w:sz="2" w:space="0" w:color="C0C1C6"/>
+              <w:left w:val="single" w:sz="2" w:space="0" w:color="C0C1C6"/>
+              <w:bottom w:val="single" w:sz="2" w:space="0" w:color="C0C1C6"/>
+              <w:right w:val="single" w:sz="2" w:space="0" w:color="C0C1C6"/>
+            </w:tcBorders>
+            <w:noWrap/>
+            <w:vAlign w:val="center"/>
+            <w:hideMark/>
+          </w:tcPr>
+          <w:p>
+            <w:r>
+              <w:t>Quick &amp; Dirty</w:t>
+            </w:r>
+          </w:p>
+        </w:tc>
+      </w:tr>
+      <w:tr>
+        <w:tc>
+          <w:tcPr>
+            <w:tcW w:w="0" w:type="auto"/>
+            <w:tcBorders>
+              <w:top w:val="single" w:sz="2" w:space="0" w:color="C0C1C6"/>
+              <w:left w:val="single" w:sz="2" w:space="0" w:color="C0C1C6"/>
+              <w:bottom w:val="single" w:sz="2" w:space="0" w:color="C0C1C6"/>
+              <w:right w:val="single" w:sz="2" w:space="0" w:color="C0C1C6"/>
+            </w:tcBorders>
+            <w:noWrap/>
+            <w:vAlign w:val="center"/>
+            <w:hideMark/>
+          </w:tcPr>
+          <w:p>
+            <w:r>
+              <w:t>DI Pattern</w:t>
+            </w:r>
+          </w:p>
+        </w:tc>
+        <w:tc>
+          <w:tcPr>
+            <w:tcW w:w="0" w:type="auto"/>
+            <w:tcBorders>
+              <w:top w:val="single" w:sz="2" w:space="0" w:color="C0C1C6"/>
+              <w:left w:val="single" w:sz="2" w:space="0" w:color="C0C1C6"/>
+              <w:bottom w:val="single" w:sz="2" w:space="0" w:color="C0C1C6"/>
+              <w:right w:val="single" w:sz="2" w:space="0" w:color="C0C1C6"/>
+            </w:tcBorders>
+            <w:noWrap/>
+            <w:vAlign w:val="center"/>
+            <w:hideMark/>
+          </w:tcPr>
+          <w:p>
+            <w:r>
+              <w:t>DI Container</w:t>
+            </w:r>
+          </w:p>
+        </w:tc>
+        <w:tc>
+          <w:tcPr>
+            <w:tcW w:w="0" w:type="auto"/>
+            <w:tcBorders>
+              <w:top w:val="single" w:sz="2" w:space="0" w:color="C0C1C6"/>
+              <w:left w:val="single" w:sz="2" w:space="0" w:color="C0C1C6"/>
+              <w:bottom w:val="single" w:sz="2" w:space="0" w:color="C0C1C6"/>
+              <w:right w:val="single" w:sz="2" w:space="0" w:color="C0C1C6"/>
+            </w:tcBorders>
+            <w:noWrap/>
+            <w:vAlign w:val="center"/>
+            <w:hideMark/>
+          </w:tcPr>
+          <w:p>
+            <w:r>
+              <w:t>Flexibility, testability</w:t>
+            </w:r>
+          </w:p>
+        </w:tc>
+        <w:tc>
+          <w:tcPr>
+            <w:tcW w:w="0" w:type="auto"/>
+            <w:tcBorders>
+              <w:top w:val="single" w:sz="2" w:space="0" w:color="C0C1C6"/>
+              <w:left w:val="single" w:sz="2" w:space="0" w:color="C0C1C6"/>
+              <w:bottom w:val="single" w:sz="2" w:space="0" w:color="C0C1C6"/>
+              <w:right w:val="single" w:sz="2" w:space="0" w:color="C0C1C6"/>
+            </w:tcBorders>
+            <w:noWrap/>
+            <w:vAlign w:val="center"/>
+            <w:hideMark/>
+          </w:tcPr>
+          <w:p>
+            <w:r>
+              <w:t>Hard-coded</w:t>
+            </w:r>
+          </w:p>
+        </w:tc>
+      </w:tr>
+      <w:tr>
+        <w:tc>
+          <w:tcPr>
+            <w:tcW w:w="0" w:type="auto"/>
+            <w:tcBorders>
+              <w:top w:val="single" w:sz="2" w:space="0" w:color="C0C1C6"/>
+              <w:left w:val="single" w:sz="2" w:space="0" w:color="C0C1C6"/>
+              <w:bottom w:val="single" w:sz="2" w:space="0" w:color="C0C1C6"/>
+              <w:right w:val="single" w:sz="2" w:space="0" w:color="C0C1C6"/>
+            </w:tcBorders>
+            <w:noWrap/>
+            <w:vAlign w:val="center"/>
+            <w:hideMark/>
+          </w:tcPr>
+          <w:p>
+            <w:r>
+              <w:t>Data Processing</w:t>
+            </w:r>
+          </w:p>
+        </w:tc>
+        <w:tc>
+          <w:tcPr>
+            <w:tcW w:w="0" w:type="auto"/>
+            <w:tcBorders>
+              <w:top w:val="single" w:sz="2" w:space="0" w:color="C0C1C6"/>
+              <w:left w:val="single" w:sz="2" w:space="0" w:color="C0C1C6"/>
+              <w:bottom w:val="single" w:sz="2" w:space="0" w:color="C0C1C6"/>
+              <w:right w:val="single" w:sz="2" w:space="0" w:color="C0C1C6"/>
+            </w:tcBorders>
+            <w:noWrap/>
+            <w:vAlign w:val="center"/>
+            <w:hideMark/>
+          </w:tcPr>
+          <w:p>
+            <w:r>
+              <w:t>Pandas/NumPy</w:t>
+            </w:r>
+          </w:p>
+        </w:tc>
+        <w:tc>
+          <w:tcPr>
+            <w:tcW w:w="0" w:type="auto"/>
+            <w:tcBorders>
+              <w:top w:val="single" w:sz="2" w:space="0" w:color="C0C1C6"/>
+              <w:left w:val="single" w:sz="2" w:space="0" w:color="C0C1C6"/>
+              <w:bottom w:val="single" w:sz="2" w:space="0" w:color="C0C1C6"/>
+              <w:right w:val="single" w:sz="2" w:space="0" w:color="C0C1C6"/>
+            </w:tcBorders>
+            <w:noWrap/>
+            <w:vAlign w:val="center"/>
+            <w:hideMark/>
+          </w:tcPr>
+          <w:p>
+            <w:r>
+              <w:t>Performance, automation</w:t>
+            </w:r>
+          </w:p>
+        </w:tc>
+        <w:tc>
+          <w:tcPr>
+            <w:tcW w:w="0" w:type="auto"/>
+            <w:tcBorders>
+              <w:top w:val="single" w:sz="2" w:space="0" w:color="C0C1C6"/>
+              <w:left w:val="single" w:sz="2" w:space="0" w:color="C0C1C6"/>
+              <w:bottom w:val="single" w:sz="2" w:space="0" w:color="C0C1C6"/>
+              <w:right w:val="single" w:sz="2" w:space="0" w:color="C0C1C6"/>
+            </w:tcBorders>
+            <w:noWrap/>
+            <w:vAlign w:val="center"/>
+            <w:hideMark/>
+          </w:tcPr>
+          <w:p>
+            <w:r>
+              <w:t>Excel</w:t>
+            </w:r>
+          </w:p>
+        </w:tc>
+      </w:tr>
+    </w:tbl>
+    <w:p>
+      <w:r>
+        <w:rPr>
+          <w:b/>
+          <w:bCs/>
+        </w:rPr>
+        <w:t>Kết luận:</w:t>
+      </w:r>
+      <w:r>
+        <w:t> Sự lựa chọn cân bằng giữa </w:t>
+      </w:r>
+      <w:r>
+        <w:rPr>
+          <w:b/>
+          <w:bCs/>
+        </w:rPr>
+        <w:t>development speed</w:t>
+      </w:r>
+      <w:r>
+        <w:t>, </w:t>
+      </w:r>
+      <w:r>
+        <w:rPr>
+          <w:b/>
+          <w:bCs/>
+        </w:rPr>
+        <w:t>production quality</w:t>
+      </w:r>
+      <w:r>
+        <w:t>, và </w:t>
+      </w:r>
+      <w:r>
+        <w:rPr>
+          <w:b/>
+          <w:bCs/>
+        </w:rPr>
+        <w:t>long-term maintainability</w:t>
+      </w:r>
+      <w:r>
+        <w:t> - phù hợp cho cả việc học tập và thực tế deployment.</w:t>
+      </w:r>
+    </w:p>
     <w:p/>
     <w:sectPr>
       <w:pgSz w:w="12240" w:h="15840"/>
@@ -1557,6 +3706,2747 @@
     </w:sectPr>
   </w:body>
 </w:document>
+</file>
+
+<file path=word/numbering.xml><?xml version="1.0" encoding="utf-8"?>
+<w:numbering xmlns:wpc="http://schemas.microsoft.com/office/word/2010/wordprocessingCanvas" xmlns:cx="http://schemas.microsoft.com/office/drawing/2014/chartex" xmlns:cx1="http://schemas.microsoft.com/office/drawing/2015/9/8/chartex" xmlns:cx2="http://schemas.microsoft.com/office/drawing/2015/10/21/chartex" xmlns:cx3="http://schemas.microsoft.com/office/drawing/2016/5/9/chartex" xmlns:cx4="http://schemas.microsoft.com/office/drawing/2016/5/10/chartex" xmlns:cx5="http://schemas.microsoft.com/office/drawing/2016/5/11/chartex" xmlns:cx6="http://schemas.microsoft.com/office/drawing/2016/5/12/chartex" xmlns:cx7="http://schemas.microsoft.com/office/drawing/2016/5/13/chartex" xmlns:cx8="http://schemas.microsoft.com/office/drawing/2016/5/14/chartex" xmlns:mc="http://schemas.openxmlformats.org/markup-compatibility/2006" xmlns:aink="http://schemas.microsoft.com/office/drawing/2016/ink" xmlns:am3d="http://schemas.microsoft.com/office/drawing/2017/model3d" xmlns:o="urn:schemas-microsoft-com:office:office" xmlns:r="http://schemas.openxmlformats.org/officeDocument/2006/relationships" xmlns:m="http://schemas.openxmlformats.org/officeDocument/2006/math" xmlns:v="urn:schemas-microsoft-com:vml" xmlns:wp14="http://schemas.microsoft.com/office/word/2010/wordprocessingDrawing" xmlns:wp="http://schemas.openxmlformats.org/drawingml/2006/wordprocessingDrawing" xmlns:w10="urn:schemas-microsoft-com:office:word" xmlns:w="http://schemas.openxmlformats.org/wordprocessingml/2006/main" xmlns:w14="http://schemas.microsoft.com/office/word/2010/wordml" xmlns:w15="http://schemas.microsoft.com/office/word/2012/wordml" xmlns:w16cex="http://schemas.microsoft.com/office/word/2018/wordml/cex" xmlns:w16cid="http://schemas.microsoft.com/office/word/2016/wordml/cid" xmlns:w16="http://schemas.microsoft.com/office/word/2018/wordml" xmlns:w16sdtdh="http://schemas.microsoft.com/office/word/2020/wordml/sdtdatahash" xmlns:w16se="http://schemas.microsoft.com/office/word/2015/wordml/symex" xmlns:wpg="http://schemas.microsoft.com/office/word/2010/wordprocessingGroup" xmlns:wpi="http://schemas.microsoft.com/office/word/2010/wordprocessingInk" xmlns:wne="http://schemas.microsoft.com/office/word/2006/wordml" xmlns:wps="http://schemas.microsoft.com/office/word/2010/wordprocessingShape" mc:Ignorable="w14 w15 w16se w16cid w16 w16cex w16sdtdh wp14">
+  <w:abstractNum w:abstractNumId="0" w15:restartNumberingAfterBreak="0">
+    <w:nsid w:val="00FA2EB7"/>
+    <w:multiLevelType w:val="multilevel"/>
+    <w:tmpl w:val="D0784382"/>
+    <w:lvl w:ilvl="0">
+      <w:start w:val="1"/>
+      <w:numFmt w:val="bullet"/>
+      <w:lvlText w:val=""/>
+      <w:lvlJc w:val="left"/>
+      <w:pPr>
+        <w:tabs>
+          <w:tab w:val="num" w:pos="720"/>
+        </w:tabs>
+        <w:ind w:left="720" w:hanging="360"/>
+      </w:pPr>
+      <w:rPr>
+        <w:rFonts w:ascii="Symbol" w:hAnsi="Symbol" w:hint="default"/>
+        <w:sz w:val="20"/>
+      </w:rPr>
+    </w:lvl>
+    <w:lvl w:ilvl="1" w:tentative="1">
+      <w:start w:val="1"/>
+      <w:numFmt w:val="bullet"/>
+      <w:lvlText w:val=""/>
+      <w:lvlJc w:val="left"/>
+      <w:pPr>
+        <w:tabs>
+          <w:tab w:val="num" w:pos="1440"/>
+        </w:tabs>
+        <w:ind w:left="1440" w:hanging="360"/>
+      </w:pPr>
+      <w:rPr>
+        <w:rFonts w:ascii="Symbol" w:hAnsi="Symbol" w:hint="default"/>
+        <w:sz w:val="20"/>
+      </w:rPr>
+    </w:lvl>
+    <w:lvl w:ilvl="2" w:tentative="1">
+      <w:start w:val="1"/>
+      <w:numFmt w:val="bullet"/>
+      <w:lvlText w:val=""/>
+      <w:lvlJc w:val="left"/>
+      <w:pPr>
+        <w:tabs>
+          <w:tab w:val="num" w:pos="2160"/>
+        </w:tabs>
+        <w:ind w:left="2160" w:hanging="360"/>
+      </w:pPr>
+      <w:rPr>
+        <w:rFonts w:ascii="Symbol" w:hAnsi="Symbol" w:hint="default"/>
+        <w:sz w:val="20"/>
+      </w:rPr>
+    </w:lvl>
+    <w:lvl w:ilvl="3" w:tentative="1">
+      <w:start w:val="1"/>
+      <w:numFmt w:val="bullet"/>
+      <w:lvlText w:val=""/>
+      <w:lvlJc w:val="left"/>
+      <w:pPr>
+        <w:tabs>
+          <w:tab w:val="num" w:pos="2880"/>
+        </w:tabs>
+        <w:ind w:left="2880" w:hanging="360"/>
+      </w:pPr>
+      <w:rPr>
+        <w:rFonts w:ascii="Symbol" w:hAnsi="Symbol" w:hint="default"/>
+        <w:sz w:val="20"/>
+      </w:rPr>
+    </w:lvl>
+    <w:lvl w:ilvl="4" w:tentative="1">
+      <w:start w:val="1"/>
+      <w:numFmt w:val="bullet"/>
+      <w:lvlText w:val=""/>
+      <w:lvlJc w:val="left"/>
+      <w:pPr>
+        <w:tabs>
+          <w:tab w:val="num" w:pos="3600"/>
+        </w:tabs>
+        <w:ind w:left="3600" w:hanging="360"/>
+      </w:pPr>
+      <w:rPr>
+        <w:rFonts w:ascii="Symbol" w:hAnsi="Symbol" w:hint="default"/>
+        <w:sz w:val="20"/>
+      </w:rPr>
+    </w:lvl>
+    <w:lvl w:ilvl="5" w:tentative="1">
+      <w:start w:val="1"/>
+      <w:numFmt w:val="bullet"/>
+      <w:lvlText w:val=""/>
+      <w:lvlJc w:val="left"/>
+      <w:pPr>
+        <w:tabs>
+          <w:tab w:val="num" w:pos="4320"/>
+        </w:tabs>
+        <w:ind w:left="4320" w:hanging="360"/>
+      </w:pPr>
+      <w:rPr>
+        <w:rFonts w:ascii="Symbol" w:hAnsi="Symbol" w:hint="default"/>
+        <w:sz w:val="20"/>
+      </w:rPr>
+    </w:lvl>
+    <w:lvl w:ilvl="6" w:tentative="1">
+      <w:start w:val="1"/>
+      <w:numFmt w:val="bullet"/>
+      <w:lvlText w:val=""/>
+      <w:lvlJc w:val="left"/>
+      <w:pPr>
+        <w:tabs>
+          <w:tab w:val="num" w:pos="5040"/>
+        </w:tabs>
+        <w:ind w:left="5040" w:hanging="360"/>
+      </w:pPr>
+      <w:rPr>
+        <w:rFonts w:ascii="Symbol" w:hAnsi="Symbol" w:hint="default"/>
+        <w:sz w:val="20"/>
+      </w:rPr>
+    </w:lvl>
+    <w:lvl w:ilvl="7" w:tentative="1">
+      <w:start w:val="1"/>
+      <w:numFmt w:val="bullet"/>
+      <w:lvlText w:val=""/>
+      <w:lvlJc w:val="left"/>
+      <w:pPr>
+        <w:tabs>
+          <w:tab w:val="num" w:pos="5760"/>
+        </w:tabs>
+        <w:ind w:left="5760" w:hanging="360"/>
+      </w:pPr>
+      <w:rPr>
+        <w:rFonts w:ascii="Symbol" w:hAnsi="Symbol" w:hint="default"/>
+        <w:sz w:val="20"/>
+      </w:rPr>
+    </w:lvl>
+    <w:lvl w:ilvl="8" w:tentative="1">
+      <w:start w:val="1"/>
+      <w:numFmt w:val="bullet"/>
+      <w:lvlText w:val=""/>
+      <w:lvlJc w:val="left"/>
+      <w:pPr>
+        <w:tabs>
+          <w:tab w:val="num" w:pos="6480"/>
+        </w:tabs>
+        <w:ind w:left="6480" w:hanging="360"/>
+      </w:pPr>
+      <w:rPr>
+        <w:rFonts w:ascii="Symbol" w:hAnsi="Symbol" w:hint="default"/>
+        <w:sz w:val="20"/>
+      </w:rPr>
+    </w:lvl>
+  </w:abstractNum>
+  <w:abstractNum w:abstractNumId="1" w15:restartNumberingAfterBreak="0">
+    <w:nsid w:val="04625627"/>
+    <w:multiLevelType w:val="multilevel"/>
+    <w:tmpl w:val="D0EA43A4"/>
+    <w:lvl w:ilvl="0">
+      <w:start w:val="1"/>
+      <w:numFmt w:val="bullet"/>
+      <w:lvlText w:val=""/>
+      <w:lvlJc w:val="left"/>
+      <w:pPr>
+        <w:tabs>
+          <w:tab w:val="num" w:pos="720"/>
+        </w:tabs>
+        <w:ind w:left="720" w:hanging="360"/>
+      </w:pPr>
+      <w:rPr>
+        <w:rFonts w:ascii="Symbol" w:hAnsi="Symbol" w:hint="default"/>
+        <w:sz w:val="20"/>
+      </w:rPr>
+    </w:lvl>
+    <w:lvl w:ilvl="1" w:tentative="1">
+      <w:start w:val="1"/>
+      <w:numFmt w:val="bullet"/>
+      <w:lvlText w:val=""/>
+      <w:lvlJc w:val="left"/>
+      <w:pPr>
+        <w:tabs>
+          <w:tab w:val="num" w:pos="1440"/>
+        </w:tabs>
+        <w:ind w:left="1440" w:hanging="360"/>
+      </w:pPr>
+      <w:rPr>
+        <w:rFonts w:ascii="Symbol" w:hAnsi="Symbol" w:hint="default"/>
+        <w:sz w:val="20"/>
+      </w:rPr>
+    </w:lvl>
+    <w:lvl w:ilvl="2" w:tentative="1">
+      <w:start w:val="1"/>
+      <w:numFmt w:val="bullet"/>
+      <w:lvlText w:val=""/>
+      <w:lvlJc w:val="left"/>
+      <w:pPr>
+        <w:tabs>
+          <w:tab w:val="num" w:pos="2160"/>
+        </w:tabs>
+        <w:ind w:left="2160" w:hanging="360"/>
+      </w:pPr>
+      <w:rPr>
+        <w:rFonts w:ascii="Symbol" w:hAnsi="Symbol" w:hint="default"/>
+        <w:sz w:val="20"/>
+      </w:rPr>
+    </w:lvl>
+    <w:lvl w:ilvl="3" w:tentative="1">
+      <w:start w:val="1"/>
+      <w:numFmt w:val="bullet"/>
+      <w:lvlText w:val=""/>
+      <w:lvlJc w:val="left"/>
+      <w:pPr>
+        <w:tabs>
+          <w:tab w:val="num" w:pos="2880"/>
+        </w:tabs>
+        <w:ind w:left="2880" w:hanging="360"/>
+      </w:pPr>
+      <w:rPr>
+        <w:rFonts w:ascii="Symbol" w:hAnsi="Symbol" w:hint="default"/>
+        <w:sz w:val="20"/>
+      </w:rPr>
+    </w:lvl>
+    <w:lvl w:ilvl="4" w:tentative="1">
+      <w:start w:val="1"/>
+      <w:numFmt w:val="bullet"/>
+      <w:lvlText w:val=""/>
+      <w:lvlJc w:val="left"/>
+      <w:pPr>
+        <w:tabs>
+          <w:tab w:val="num" w:pos="3600"/>
+        </w:tabs>
+        <w:ind w:left="3600" w:hanging="360"/>
+      </w:pPr>
+      <w:rPr>
+        <w:rFonts w:ascii="Symbol" w:hAnsi="Symbol" w:hint="default"/>
+        <w:sz w:val="20"/>
+      </w:rPr>
+    </w:lvl>
+    <w:lvl w:ilvl="5" w:tentative="1">
+      <w:start w:val="1"/>
+      <w:numFmt w:val="bullet"/>
+      <w:lvlText w:val=""/>
+      <w:lvlJc w:val="left"/>
+      <w:pPr>
+        <w:tabs>
+          <w:tab w:val="num" w:pos="4320"/>
+        </w:tabs>
+        <w:ind w:left="4320" w:hanging="360"/>
+      </w:pPr>
+      <w:rPr>
+        <w:rFonts w:ascii="Symbol" w:hAnsi="Symbol" w:hint="default"/>
+        <w:sz w:val="20"/>
+      </w:rPr>
+    </w:lvl>
+    <w:lvl w:ilvl="6" w:tentative="1">
+      <w:start w:val="1"/>
+      <w:numFmt w:val="bullet"/>
+      <w:lvlText w:val=""/>
+      <w:lvlJc w:val="left"/>
+      <w:pPr>
+        <w:tabs>
+          <w:tab w:val="num" w:pos="5040"/>
+        </w:tabs>
+        <w:ind w:left="5040" w:hanging="360"/>
+      </w:pPr>
+      <w:rPr>
+        <w:rFonts w:ascii="Symbol" w:hAnsi="Symbol" w:hint="default"/>
+        <w:sz w:val="20"/>
+      </w:rPr>
+    </w:lvl>
+    <w:lvl w:ilvl="7" w:tentative="1">
+      <w:start w:val="1"/>
+      <w:numFmt w:val="bullet"/>
+      <w:lvlText w:val=""/>
+      <w:lvlJc w:val="left"/>
+      <w:pPr>
+        <w:tabs>
+          <w:tab w:val="num" w:pos="5760"/>
+        </w:tabs>
+        <w:ind w:left="5760" w:hanging="360"/>
+      </w:pPr>
+      <w:rPr>
+        <w:rFonts w:ascii="Symbol" w:hAnsi="Symbol" w:hint="default"/>
+        <w:sz w:val="20"/>
+      </w:rPr>
+    </w:lvl>
+    <w:lvl w:ilvl="8" w:tentative="1">
+      <w:start w:val="1"/>
+      <w:numFmt w:val="bullet"/>
+      <w:lvlText w:val=""/>
+      <w:lvlJc w:val="left"/>
+      <w:pPr>
+        <w:tabs>
+          <w:tab w:val="num" w:pos="6480"/>
+        </w:tabs>
+        <w:ind w:left="6480" w:hanging="360"/>
+      </w:pPr>
+      <w:rPr>
+        <w:rFonts w:ascii="Symbol" w:hAnsi="Symbol" w:hint="default"/>
+        <w:sz w:val="20"/>
+      </w:rPr>
+    </w:lvl>
+  </w:abstractNum>
+  <w:abstractNum w:abstractNumId="2" w15:restartNumberingAfterBreak="0">
+    <w:nsid w:val="14F075D8"/>
+    <w:multiLevelType w:val="multilevel"/>
+    <w:tmpl w:val="85EE7A76"/>
+    <w:lvl w:ilvl="0">
+      <w:start w:val="1"/>
+      <w:numFmt w:val="bullet"/>
+      <w:lvlText w:val=""/>
+      <w:lvlJc w:val="left"/>
+      <w:pPr>
+        <w:tabs>
+          <w:tab w:val="num" w:pos="720"/>
+        </w:tabs>
+        <w:ind w:left="720" w:hanging="360"/>
+      </w:pPr>
+      <w:rPr>
+        <w:rFonts w:ascii="Symbol" w:hAnsi="Symbol" w:hint="default"/>
+        <w:sz w:val="20"/>
+      </w:rPr>
+    </w:lvl>
+    <w:lvl w:ilvl="1" w:tentative="1">
+      <w:start w:val="1"/>
+      <w:numFmt w:val="bullet"/>
+      <w:lvlText w:val=""/>
+      <w:lvlJc w:val="left"/>
+      <w:pPr>
+        <w:tabs>
+          <w:tab w:val="num" w:pos="1440"/>
+        </w:tabs>
+        <w:ind w:left="1440" w:hanging="360"/>
+      </w:pPr>
+      <w:rPr>
+        <w:rFonts w:ascii="Symbol" w:hAnsi="Symbol" w:hint="default"/>
+        <w:sz w:val="20"/>
+      </w:rPr>
+    </w:lvl>
+    <w:lvl w:ilvl="2" w:tentative="1">
+      <w:start w:val="1"/>
+      <w:numFmt w:val="bullet"/>
+      <w:lvlText w:val=""/>
+      <w:lvlJc w:val="left"/>
+      <w:pPr>
+        <w:tabs>
+          <w:tab w:val="num" w:pos="2160"/>
+        </w:tabs>
+        <w:ind w:left="2160" w:hanging="360"/>
+      </w:pPr>
+      <w:rPr>
+        <w:rFonts w:ascii="Symbol" w:hAnsi="Symbol" w:hint="default"/>
+        <w:sz w:val="20"/>
+      </w:rPr>
+    </w:lvl>
+    <w:lvl w:ilvl="3" w:tentative="1">
+      <w:start w:val="1"/>
+      <w:numFmt w:val="bullet"/>
+      <w:lvlText w:val=""/>
+      <w:lvlJc w:val="left"/>
+      <w:pPr>
+        <w:tabs>
+          <w:tab w:val="num" w:pos="2880"/>
+        </w:tabs>
+        <w:ind w:left="2880" w:hanging="360"/>
+      </w:pPr>
+      <w:rPr>
+        <w:rFonts w:ascii="Symbol" w:hAnsi="Symbol" w:hint="default"/>
+        <w:sz w:val="20"/>
+      </w:rPr>
+    </w:lvl>
+    <w:lvl w:ilvl="4" w:tentative="1">
+      <w:start w:val="1"/>
+      <w:numFmt w:val="bullet"/>
+      <w:lvlText w:val=""/>
+      <w:lvlJc w:val="left"/>
+      <w:pPr>
+        <w:tabs>
+          <w:tab w:val="num" w:pos="3600"/>
+        </w:tabs>
+        <w:ind w:left="3600" w:hanging="360"/>
+      </w:pPr>
+      <w:rPr>
+        <w:rFonts w:ascii="Symbol" w:hAnsi="Symbol" w:hint="default"/>
+        <w:sz w:val="20"/>
+      </w:rPr>
+    </w:lvl>
+    <w:lvl w:ilvl="5" w:tentative="1">
+      <w:start w:val="1"/>
+      <w:numFmt w:val="bullet"/>
+      <w:lvlText w:val=""/>
+      <w:lvlJc w:val="left"/>
+      <w:pPr>
+        <w:tabs>
+          <w:tab w:val="num" w:pos="4320"/>
+        </w:tabs>
+        <w:ind w:left="4320" w:hanging="360"/>
+      </w:pPr>
+      <w:rPr>
+        <w:rFonts w:ascii="Symbol" w:hAnsi="Symbol" w:hint="default"/>
+        <w:sz w:val="20"/>
+      </w:rPr>
+    </w:lvl>
+    <w:lvl w:ilvl="6" w:tentative="1">
+      <w:start w:val="1"/>
+      <w:numFmt w:val="bullet"/>
+      <w:lvlText w:val=""/>
+      <w:lvlJc w:val="left"/>
+      <w:pPr>
+        <w:tabs>
+          <w:tab w:val="num" w:pos="5040"/>
+        </w:tabs>
+        <w:ind w:left="5040" w:hanging="360"/>
+      </w:pPr>
+      <w:rPr>
+        <w:rFonts w:ascii="Symbol" w:hAnsi="Symbol" w:hint="default"/>
+        <w:sz w:val="20"/>
+      </w:rPr>
+    </w:lvl>
+    <w:lvl w:ilvl="7" w:tentative="1">
+      <w:start w:val="1"/>
+      <w:numFmt w:val="bullet"/>
+      <w:lvlText w:val=""/>
+      <w:lvlJc w:val="left"/>
+      <w:pPr>
+        <w:tabs>
+          <w:tab w:val="num" w:pos="5760"/>
+        </w:tabs>
+        <w:ind w:left="5760" w:hanging="360"/>
+      </w:pPr>
+      <w:rPr>
+        <w:rFonts w:ascii="Symbol" w:hAnsi="Symbol" w:hint="default"/>
+        <w:sz w:val="20"/>
+      </w:rPr>
+    </w:lvl>
+    <w:lvl w:ilvl="8" w:tentative="1">
+      <w:start w:val="1"/>
+      <w:numFmt w:val="bullet"/>
+      <w:lvlText w:val=""/>
+      <w:lvlJc w:val="left"/>
+      <w:pPr>
+        <w:tabs>
+          <w:tab w:val="num" w:pos="6480"/>
+        </w:tabs>
+        <w:ind w:left="6480" w:hanging="360"/>
+      </w:pPr>
+      <w:rPr>
+        <w:rFonts w:ascii="Symbol" w:hAnsi="Symbol" w:hint="default"/>
+        <w:sz w:val="20"/>
+      </w:rPr>
+    </w:lvl>
+  </w:abstractNum>
+  <w:abstractNum w:abstractNumId="3" w15:restartNumberingAfterBreak="0">
+    <w:nsid w:val="18907589"/>
+    <w:multiLevelType w:val="multilevel"/>
+    <w:tmpl w:val="B714F8DA"/>
+    <w:lvl w:ilvl="0">
+      <w:start w:val="1"/>
+      <w:numFmt w:val="bullet"/>
+      <w:lvlText w:val=""/>
+      <w:lvlJc w:val="left"/>
+      <w:pPr>
+        <w:tabs>
+          <w:tab w:val="num" w:pos="720"/>
+        </w:tabs>
+        <w:ind w:left="720" w:hanging="360"/>
+      </w:pPr>
+      <w:rPr>
+        <w:rFonts w:ascii="Symbol" w:hAnsi="Symbol" w:hint="default"/>
+        <w:sz w:val="20"/>
+      </w:rPr>
+    </w:lvl>
+    <w:lvl w:ilvl="1" w:tentative="1">
+      <w:start w:val="1"/>
+      <w:numFmt w:val="bullet"/>
+      <w:lvlText w:val=""/>
+      <w:lvlJc w:val="left"/>
+      <w:pPr>
+        <w:tabs>
+          <w:tab w:val="num" w:pos="1440"/>
+        </w:tabs>
+        <w:ind w:left="1440" w:hanging="360"/>
+      </w:pPr>
+      <w:rPr>
+        <w:rFonts w:ascii="Symbol" w:hAnsi="Symbol" w:hint="default"/>
+        <w:sz w:val="20"/>
+      </w:rPr>
+    </w:lvl>
+    <w:lvl w:ilvl="2" w:tentative="1">
+      <w:start w:val="1"/>
+      <w:numFmt w:val="bullet"/>
+      <w:lvlText w:val=""/>
+      <w:lvlJc w:val="left"/>
+      <w:pPr>
+        <w:tabs>
+          <w:tab w:val="num" w:pos="2160"/>
+        </w:tabs>
+        <w:ind w:left="2160" w:hanging="360"/>
+      </w:pPr>
+      <w:rPr>
+        <w:rFonts w:ascii="Symbol" w:hAnsi="Symbol" w:hint="default"/>
+        <w:sz w:val="20"/>
+      </w:rPr>
+    </w:lvl>
+    <w:lvl w:ilvl="3" w:tentative="1">
+      <w:start w:val="1"/>
+      <w:numFmt w:val="bullet"/>
+      <w:lvlText w:val=""/>
+      <w:lvlJc w:val="left"/>
+      <w:pPr>
+        <w:tabs>
+          <w:tab w:val="num" w:pos="2880"/>
+        </w:tabs>
+        <w:ind w:left="2880" w:hanging="360"/>
+      </w:pPr>
+      <w:rPr>
+        <w:rFonts w:ascii="Symbol" w:hAnsi="Symbol" w:hint="default"/>
+        <w:sz w:val="20"/>
+      </w:rPr>
+    </w:lvl>
+    <w:lvl w:ilvl="4" w:tentative="1">
+      <w:start w:val="1"/>
+      <w:numFmt w:val="bullet"/>
+      <w:lvlText w:val=""/>
+      <w:lvlJc w:val="left"/>
+      <w:pPr>
+        <w:tabs>
+          <w:tab w:val="num" w:pos="3600"/>
+        </w:tabs>
+        <w:ind w:left="3600" w:hanging="360"/>
+      </w:pPr>
+      <w:rPr>
+        <w:rFonts w:ascii="Symbol" w:hAnsi="Symbol" w:hint="default"/>
+        <w:sz w:val="20"/>
+      </w:rPr>
+    </w:lvl>
+    <w:lvl w:ilvl="5" w:tentative="1">
+      <w:start w:val="1"/>
+      <w:numFmt w:val="bullet"/>
+      <w:lvlText w:val=""/>
+      <w:lvlJc w:val="left"/>
+      <w:pPr>
+        <w:tabs>
+          <w:tab w:val="num" w:pos="4320"/>
+        </w:tabs>
+        <w:ind w:left="4320" w:hanging="360"/>
+      </w:pPr>
+      <w:rPr>
+        <w:rFonts w:ascii="Symbol" w:hAnsi="Symbol" w:hint="default"/>
+        <w:sz w:val="20"/>
+      </w:rPr>
+    </w:lvl>
+    <w:lvl w:ilvl="6" w:tentative="1">
+      <w:start w:val="1"/>
+      <w:numFmt w:val="bullet"/>
+      <w:lvlText w:val=""/>
+      <w:lvlJc w:val="left"/>
+      <w:pPr>
+        <w:tabs>
+          <w:tab w:val="num" w:pos="5040"/>
+        </w:tabs>
+        <w:ind w:left="5040" w:hanging="360"/>
+      </w:pPr>
+      <w:rPr>
+        <w:rFonts w:ascii="Symbol" w:hAnsi="Symbol" w:hint="default"/>
+        <w:sz w:val="20"/>
+      </w:rPr>
+    </w:lvl>
+    <w:lvl w:ilvl="7" w:tentative="1">
+      <w:start w:val="1"/>
+      <w:numFmt w:val="bullet"/>
+      <w:lvlText w:val=""/>
+      <w:lvlJc w:val="left"/>
+      <w:pPr>
+        <w:tabs>
+          <w:tab w:val="num" w:pos="5760"/>
+        </w:tabs>
+        <w:ind w:left="5760" w:hanging="360"/>
+      </w:pPr>
+      <w:rPr>
+        <w:rFonts w:ascii="Symbol" w:hAnsi="Symbol" w:hint="default"/>
+        <w:sz w:val="20"/>
+      </w:rPr>
+    </w:lvl>
+    <w:lvl w:ilvl="8" w:tentative="1">
+      <w:start w:val="1"/>
+      <w:numFmt w:val="bullet"/>
+      <w:lvlText w:val=""/>
+      <w:lvlJc w:val="left"/>
+      <w:pPr>
+        <w:tabs>
+          <w:tab w:val="num" w:pos="6480"/>
+        </w:tabs>
+        <w:ind w:left="6480" w:hanging="360"/>
+      </w:pPr>
+      <w:rPr>
+        <w:rFonts w:ascii="Symbol" w:hAnsi="Symbol" w:hint="default"/>
+        <w:sz w:val="20"/>
+      </w:rPr>
+    </w:lvl>
+  </w:abstractNum>
+  <w:abstractNum w:abstractNumId="4" w15:restartNumberingAfterBreak="0">
+    <w:nsid w:val="1AF720EC"/>
+    <w:multiLevelType w:val="multilevel"/>
+    <w:tmpl w:val="465CAD62"/>
+    <w:lvl w:ilvl="0">
+      <w:start w:val="1"/>
+      <w:numFmt w:val="bullet"/>
+      <w:lvlText w:val=""/>
+      <w:lvlJc w:val="left"/>
+      <w:pPr>
+        <w:tabs>
+          <w:tab w:val="num" w:pos="720"/>
+        </w:tabs>
+        <w:ind w:left="720" w:hanging="360"/>
+      </w:pPr>
+      <w:rPr>
+        <w:rFonts w:ascii="Symbol" w:hAnsi="Symbol" w:hint="default"/>
+        <w:sz w:val="20"/>
+      </w:rPr>
+    </w:lvl>
+    <w:lvl w:ilvl="1" w:tentative="1">
+      <w:start w:val="1"/>
+      <w:numFmt w:val="bullet"/>
+      <w:lvlText w:val=""/>
+      <w:lvlJc w:val="left"/>
+      <w:pPr>
+        <w:tabs>
+          <w:tab w:val="num" w:pos="1440"/>
+        </w:tabs>
+        <w:ind w:left="1440" w:hanging="360"/>
+      </w:pPr>
+      <w:rPr>
+        <w:rFonts w:ascii="Symbol" w:hAnsi="Symbol" w:hint="default"/>
+        <w:sz w:val="20"/>
+      </w:rPr>
+    </w:lvl>
+    <w:lvl w:ilvl="2" w:tentative="1">
+      <w:start w:val="1"/>
+      <w:numFmt w:val="bullet"/>
+      <w:lvlText w:val=""/>
+      <w:lvlJc w:val="left"/>
+      <w:pPr>
+        <w:tabs>
+          <w:tab w:val="num" w:pos="2160"/>
+        </w:tabs>
+        <w:ind w:left="2160" w:hanging="360"/>
+      </w:pPr>
+      <w:rPr>
+        <w:rFonts w:ascii="Symbol" w:hAnsi="Symbol" w:hint="default"/>
+        <w:sz w:val="20"/>
+      </w:rPr>
+    </w:lvl>
+    <w:lvl w:ilvl="3" w:tentative="1">
+      <w:start w:val="1"/>
+      <w:numFmt w:val="bullet"/>
+      <w:lvlText w:val=""/>
+      <w:lvlJc w:val="left"/>
+      <w:pPr>
+        <w:tabs>
+          <w:tab w:val="num" w:pos="2880"/>
+        </w:tabs>
+        <w:ind w:left="2880" w:hanging="360"/>
+      </w:pPr>
+      <w:rPr>
+        <w:rFonts w:ascii="Symbol" w:hAnsi="Symbol" w:hint="default"/>
+        <w:sz w:val="20"/>
+      </w:rPr>
+    </w:lvl>
+    <w:lvl w:ilvl="4" w:tentative="1">
+      <w:start w:val="1"/>
+      <w:numFmt w:val="bullet"/>
+      <w:lvlText w:val=""/>
+      <w:lvlJc w:val="left"/>
+      <w:pPr>
+        <w:tabs>
+          <w:tab w:val="num" w:pos="3600"/>
+        </w:tabs>
+        <w:ind w:left="3600" w:hanging="360"/>
+      </w:pPr>
+      <w:rPr>
+        <w:rFonts w:ascii="Symbol" w:hAnsi="Symbol" w:hint="default"/>
+        <w:sz w:val="20"/>
+      </w:rPr>
+    </w:lvl>
+    <w:lvl w:ilvl="5" w:tentative="1">
+      <w:start w:val="1"/>
+      <w:numFmt w:val="bullet"/>
+      <w:lvlText w:val=""/>
+      <w:lvlJc w:val="left"/>
+      <w:pPr>
+        <w:tabs>
+          <w:tab w:val="num" w:pos="4320"/>
+        </w:tabs>
+        <w:ind w:left="4320" w:hanging="360"/>
+      </w:pPr>
+      <w:rPr>
+        <w:rFonts w:ascii="Symbol" w:hAnsi="Symbol" w:hint="default"/>
+        <w:sz w:val="20"/>
+      </w:rPr>
+    </w:lvl>
+    <w:lvl w:ilvl="6" w:tentative="1">
+      <w:start w:val="1"/>
+      <w:numFmt w:val="bullet"/>
+      <w:lvlText w:val=""/>
+      <w:lvlJc w:val="left"/>
+      <w:pPr>
+        <w:tabs>
+          <w:tab w:val="num" w:pos="5040"/>
+        </w:tabs>
+        <w:ind w:left="5040" w:hanging="360"/>
+      </w:pPr>
+      <w:rPr>
+        <w:rFonts w:ascii="Symbol" w:hAnsi="Symbol" w:hint="default"/>
+        <w:sz w:val="20"/>
+      </w:rPr>
+    </w:lvl>
+    <w:lvl w:ilvl="7" w:tentative="1">
+      <w:start w:val="1"/>
+      <w:numFmt w:val="bullet"/>
+      <w:lvlText w:val=""/>
+      <w:lvlJc w:val="left"/>
+      <w:pPr>
+        <w:tabs>
+          <w:tab w:val="num" w:pos="5760"/>
+        </w:tabs>
+        <w:ind w:left="5760" w:hanging="360"/>
+      </w:pPr>
+      <w:rPr>
+        <w:rFonts w:ascii="Symbol" w:hAnsi="Symbol" w:hint="default"/>
+        <w:sz w:val="20"/>
+      </w:rPr>
+    </w:lvl>
+    <w:lvl w:ilvl="8" w:tentative="1">
+      <w:start w:val="1"/>
+      <w:numFmt w:val="bullet"/>
+      <w:lvlText w:val=""/>
+      <w:lvlJc w:val="left"/>
+      <w:pPr>
+        <w:tabs>
+          <w:tab w:val="num" w:pos="6480"/>
+        </w:tabs>
+        <w:ind w:left="6480" w:hanging="360"/>
+      </w:pPr>
+      <w:rPr>
+        <w:rFonts w:ascii="Symbol" w:hAnsi="Symbol" w:hint="default"/>
+        <w:sz w:val="20"/>
+      </w:rPr>
+    </w:lvl>
+  </w:abstractNum>
+  <w:abstractNum w:abstractNumId="5" w15:restartNumberingAfterBreak="0">
+    <w:nsid w:val="245E5EB6"/>
+    <w:multiLevelType w:val="multilevel"/>
+    <w:tmpl w:val="4D3444A6"/>
+    <w:lvl w:ilvl="0">
+      <w:start w:val="1"/>
+      <w:numFmt w:val="bullet"/>
+      <w:lvlText w:val=""/>
+      <w:lvlJc w:val="left"/>
+      <w:pPr>
+        <w:tabs>
+          <w:tab w:val="num" w:pos="720"/>
+        </w:tabs>
+        <w:ind w:left="720" w:hanging="360"/>
+      </w:pPr>
+      <w:rPr>
+        <w:rFonts w:ascii="Symbol" w:hAnsi="Symbol" w:hint="default"/>
+        <w:sz w:val="20"/>
+      </w:rPr>
+    </w:lvl>
+    <w:lvl w:ilvl="1" w:tentative="1">
+      <w:start w:val="1"/>
+      <w:numFmt w:val="bullet"/>
+      <w:lvlText w:val=""/>
+      <w:lvlJc w:val="left"/>
+      <w:pPr>
+        <w:tabs>
+          <w:tab w:val="num" w:pos="1440"/>
+        </w:tabs>
+        <w:ind w:left="1440" w:hanging="360"/>
+      </w:pPr>
+      <w:rPr>
+        <w:rFonts w:ascii="Symbol" w:hAnsi="Symbol" w:hint="default"/>
+        <w:sz w:val="20"/>
+      </w:rPr>
+    </w:lvl>
+    <w:lvl w:ilvl="2" w:tentative="1">
+      <w:start w:val="1"/>
+      <w:numFmt w:val="bullet"/>
+      <w:lvlText w:val=""/>
+      <w:lvlJc w:val="left"/>
+      <w:pPr>
+        <w:tabs>
+          <w:tab w:val="num" w:pos="2160"/>
+        </w:tabs>
+        <w:ind w:left="2160" w:hanging="360"/>
+      </w:pPr>
+      <w:rPr>
+        <w:rFonts w:ascii="Symbol" w:hAnsi="Symbol" w:hint="default"/>
+        <w:sz w:val="20"/>
+      </w:rPr>
+    </w:lvl>
+    <w:lvl w:ilvl="3" w:tentative="1">
+      <w:start w:val="1"/>
+      <w:numFmt w:val="bullet"/>
+      <w:lvlText w:val=""/>
+      <w:lvlJc w:val="left"/>
+      <w:pPr>
+        <w:tabs>
+          <w:tab w:val="num" w:pos="2880"/>
+        </w:tabs>
+        <w:ind w:left="2880" w:hanging="360"/>
+      </w:pPr>
+      <w:rPr>
+        <w:rFonts w:ascii="Symbol" w:hAnsi="Symbol" w:hint="default"/>
+        <w:sz w:val="20"/>
+      </w:rPr>
+    </w:lvl>
+    <w:lvl w:ilvl="4" w:tentative="1">
+      <w:start w:val="1"/>
+      <w:numFmt w:val="bullet"/>
+      <w:lvlText w:val=""/>
+      <w:lvlJc w:val="left"/>
+      <w:pPr>
+        <w:tabs>
+          <w:tab w:val="num" w:pos="3600"/>
+        </w:tabs>
+        <w:ind w:left="3600" w:hanging="360"/>
+      </w:pPr>
+      <w:rPr>
+        <w:rFonts w:ascii="Symbol" w:hAnsi="Symbol" w:hint="default"/>
+        <w:sz w:val="20"/>
+      </w:rPr>
+    </w:lvl>
+    <w:lvl w:ilvl="5" w:tentative="1">
+      <w:start w:val="1"/>
+      <w:numFmt w:val="bullet"/>
+      <w:lvlText w:val=""/>
+      <w:lvlJc w:val="left"/>
+      <w:pPr>
+        <w:tabs>
+          <w:tab w:val="num" w:pos="4320"/>
+        </w:tabs>
+        <w:ind w:left="4320" w:hanging="360"/>
+      </w:pPr>
+      <w:rPr>
+        <w:rFonts w:ascii="Symbol" w:hAnsi="Symbol" w:hint="default"/>
+        <w:sz w:val="20"/>
+      </w:rPr>
+    </w:lvl>
+    <w:lvl w:ilvl="6" w:tentative="1">
+      <w:start w:val="1"/>
+      <w:numFmt w:val="bullet"/>
+      <w:lvlText w:val=""/>
+      <w:lvlJc w:val="left"/>
+      <w:pPr>
+        <w:tabs>
+          <w:tab w:val="num" w:pos="5040"/>
+        </w:tabs>
+        <w:ind w:left="5040" w:hanging="360"/>
+      </w:pPr>
+      <w:rPr>
+        <w:rFonts w:ascii="Symbol" w:hAnsi="Symbol" w:hint="default"/>
+        <w:sz w:val="20"/>
+      </w:rPr>
+    </w:lvl>
+    <w:lvl w:ilvl="7" w:tentative="1">
+      <w:start w:val="1"/>
+      <w:numFmt w:val="bullet"/>
+      <w:lvlText w:val=""/>
+      <w:lvlJc w:val="left"/>
+      <w:pPr>
+        <w:tabs>
+          <w:tab w:val="num" w:pos="5760"/>
+        </w:tabs>
+        <w:ind w:left="5760" w:hanging="360"/>
+      </w:pPr>
+      <w:rPr>
+        <w:rFonts w:ascii="Symbol" w:hAnsi="Symbol" w:hint="default"/>
+        <w:sz w:val="20"/>
+      </w:rPr>
+    </w:lvl>
+    <w:lvl w:ilvl="8" w:tentative="1">
+      <w:start w:val="1"/>
+      <w:numFmt w:val="bullet"/>
+      <w:lvlText w:val=""/>
+      <w:lvlJc w:val="left"/>
+      <w:pPr>
+        <w:tabs>
+          <w:tab w:val="num" w:pos="6480"/>
+        </w:tabs>
+        <w:ind w:left="6480" w:hanging="360"/>
+      </w:pPr>
+      <w:rPr>
+        <w:rFonts w:ascii="Symbol" w:hAnsi="Symbol" w:hint="default"/>
+        <w:sz w:val="20"/>
+      </w:rPr>
+    </w:lvl>
+  </w:abstractNum>
+  <w:abstractNum w:abstractNumId="6" w15:restartNumberingAfterBreak="0">
+    <w:nsid w:val="2C446E4C"/>
+    <w:multiLevelType w:val="multilevel"/>
+    <w:tmpl w:val="340E52B4"/>
+    <w:lvl w:ilvl="0">
+      <w:start w:val="1"/>
+      <w:numFmt w:val="bullet"/>
+      <w:lvlText w:val=""/>
+      <w:lvlJc w:val="left"/>
+      <w:pPr>
+        <w:tabs>
+          <w:tab w:val="num" w:pos="720"/>
+        </w:tabs>
+        <w:ind w:left="720" w:hanging="360"/>
+      </w:pPr>
+      <w:rPr>
+        <w:rFonts w:ascii="Symbol" w:hAnsi="Symbol" w:hint="default"/>
+        <w:sz w:val="20"/>
+      </w:rPr>
+    </w:lvl>
+    <w:lvl w:ilvl="1" w:tentative="1">
+      <w:start w:val="1"/>
+      <w:numFmt w:val="bullet"/>
+      <w:lvlText w:val=""/>
+      <w:lvlJc w:val="left"/>
+      <w:pPr>
+        <w:tabs>
+          <w:tab w:val="num" w:pos="1440"/>
+        </w:tabs>
+        <w:ind w:left="1440" w:hanging="360"/>
+      </w:pPr>
+      <w:rPr>
+        <w:rFonts w:ascii="Symbol" w:hAnsi="Symbol" w:hint="default"/>
+        <w:sz w:val="20"/>
+      </w:rPr>
+    </w:lvl>
+    <w:lvl w:ilvl="2" w:tentative="1">
+      <w:start w:val="1"/>
+      <w:numFmt w:val="bullet"/>
+      <w:lvlText w:val=""/>
+      <w:lvlJc w:val="left"/>
+      <w:pPr>
+        <w:tabs>
+          <w:tab w:val="num" w:pos="2160"/>
+        </w:tabs>
+        <w:ind w:left="2160" w:hanging="360"/>
+      </w:pPr>
+      <w:rPr>
+        <w:rFonts w:ascii="Symbol" w:hAnsi="Symbol" w:hint="default"/>
+        <w:sz w:val="20"/>
+      </w:rPr>
+    </w:lvl>
+    <w:lvl w:ilvl="3" w:tentative="1">
+      <w:start w:val="1"/>
+      <w:numFmt w:val="bullet"/>
+      <w:lvlText w:val=""/>
+      <w:lvlJc w:val="left"/>
+      <w:pPr>
+        <w:tabs>
+          <w:tab w:val="num" w:pos="2880"/>
+        </w:tabs>
+        <w:ind w:left="2880" w:hanging="360"/>
+      </w:pPr>
+      <w:rPr>
+        <w:rFonts w:ascii="Symbol" w:hAnsi="Symbol" w:hint="default"/>
+        <w:sz w:val="20"/>
+      </w:rPr>
+    </w:lvl>
+    <w:lvl w:ilvl="4" w:tentative="1">
+      <w:start w:val="1"/>
+      <w:numFmt w:val="bullet"/>
+      <w:lvlText w:val=""/>
+      <w:lvlJc w:val="left"/>
+      <w:pPr>
+        <w:tabs>
+          <w:tab w:val="num" w:pos="3600"/>
+        </w:tabs>
+        <w:ind w:left="3600" w:hanging="360"/>
+      </w:pPr>
+      <w:rPr>
+        <w:rFonts w:ascii="Symbol" w:hAnsi="Symbol" w:hint="default"/>
+        <w:sz w:val="20"/>
+      </w:rPr>
+    </w:lvl>
+    <w:lvl w:ilvl="5" w:tentative="1">
+      <w:start w:val="1"/>
+      <w:numFmt w:val="bullet"/>
+      <w:lvlText w:val=""/>
+      <w:lvlJc w:val="left"/>
+      <w:pPr>
+        <w:tabs>
+          <w:tab w:val="num" w:pos="4320"/>
+        </w:tabs>
+        <w:ind w:left="4320" w:hanging="360"/>
+      </w:pPr>
+      <w:rPr>
+        <w:rFonts w:ascii="Symbol" w:hAnsi="Symbol" w:hint="default"/>
+        <w:sz w:val="20"/>
+      </w:rPr>
+    </w:lvl>
+    <w:lvl w:ilvl="6" w:tentative="1">
+      <w:start w:val="1"/>
+      <w:numFmt w:val="bullet"/>
+      <w:lvlText w:val=""/>
+      <w:lvlJc w:val="left"/>
+      <w:pPr>
+        <w:tabs>
+          <w:tab w:val="num" w:pos="5040"/>
+        </w:tabs>
+        <w:ind w:left="5040" w:hanging="360"/>
+      </w:pPr>
+      <w:rPr>
+        <w:rFonts w:ascii="Symbol" w:hAnsi="Symbol" w:hint="default"/>
+        <w:sz w:val="20"/>
+      </w:rPr>
+    </w:lvl>
+    <w:lvl w:ilvl="7" w:tentative="1">
+      <w:start w:val="1"/>
+      <w:numFmt w:val="bullet"/>
+      <w:lvlText w:val=""/>
+      <w:lvlJc w:val="left"/>
+      <w:pPr>
+        <w:tabs>
+          <w:tab w:val="num" w:pos="5760"/>
+        </w:tabs>
+        <w:ind w:left="5760" w:hanging="360"/>
+      </w:pPr>
+      <w:rPr>
+        <w:rFonts w:ascii="Symbol" w:hAnsi="Symbol" w:hint="default"/>
+        <w:sz w:val="20"/>
+      </w:rPr>
+    </w:lvl>
+    <w:lvl w:ilvl="8" w:tentative="1">
+      <w:start w:val="1"/>
+      <w:numFmt w:val="bullet"/>
+      <w:lvlText w:val=""/>
+      <w:lvlJc w:val="left"/>
+      <w:pPr>
+        <w:tabs>
+          <w:tab w:val="num" w:pos="6480"/>
+        </w:tabs>
+        <w:ind w:left="6480" w:hanging="360"/>
+      </w:pPr>
+      <w:rPr>
+        <w:rFonts w:ascii="Symbol" w:hAnsi="Symbol" w:hint="default"/>
+        <w:sz w:val="20"/>
+      </w:rPr>
+    </w:lvl>
+  </w:abstractNum>
+  <w:abstractNum w:abstractNumId="7" w15:restartNumberingAfterBreak="0">
+    <w:nsid w:val="31C51BE8"/>
+    <w:multiLevelType w:val="multilevel"/>
+    <w:tmpl w:val="B9AA262A"/>
+    <w:lvl w:ilvl="0">
+      <w:start w:val="1"/>
+      <w:numFmt w:val="bullet"/>
+      <w:lvlText w:val=""/>
+      <w:lvlJc w:val="left"/>
+      <w:pPr>
+        <w:tabs>
+          <w:tab w:val="num" w:pos="720"/>
+        </w:tabs>
+        <w:ind w:left="720" w:hanging="360"/>
+      </w:pPr>
+      <w:rPr>
+        <w:rFonts w:ascii="Symbol" w:hAnsi="Symbol" w:hint="default"/>
+        <w:sz w:val="20"/>
+      </w:rPr>
+    </w:lvl>
+    <w:lvl w:ilvl="1" w:tentative="1">
+      <w:start w:val="1"/>
+      <w:numFmt w:val="bullet"/>
+      <w:lvlText w:val=""/>
+      <w:lvlJc w:val="left"/>
+      <w:pPr>
+        <w:tabs>
+          <w:tab w:val="num" w:pos="1440"/>
+        </w:tabs>
+        <w:ind w:left="1440" w:hanging="360"/>
+      </w:pPr>
+      <w:rPr>
+        <w:rFonts w:ascii="Symbol" w:hAnsi="Symbol" w:hint="default"/>
+        <w:sz w:val="20"/>
+      </w:rPr>
+    </w:lvl>
+    <w:lvl w:ilvl="2" w:tentative="1">
+      <w:start w:val="1"/>
+      <w:numFmt w:val="bullet"/>
+      <w:lvlText w:val=""/>
+      <w:lvlJc w:val="left"/>
+      <w:pPr>
+        <w:tabs>
+          <w:tab w:val="num" w:pos="2160"/>
+        </w:tabs>
+        <w:ind w:left="2160" w:hanging="360"/>
+      </w:pPr>
+      <w:rPr>
+        <w:rFonts w:ascii="Symbol" w:hAnsi="Symbol" w:hint="default"/>
+        <w:sz w:val="20"/>
+      </w:rPr>
+    </w:lvl>
+    <w:lvl w:ilvl="3" w:tentative="1">
+      <w:start w:val="1"/>
+      <w:numFmt w:val="bullet"/>
+      <w:lvlText w:val=""/>
+      <w:lvlJc w:val="left"/>
+      <w:pPr>
+        <w:tabs>
+          <w:tab w:val="num" w:pos="2880"/>
+        </w:tabs>
+        <w:ind w:left="2880" w:hanging="360"/>
+      </w:pPr>
+      <w:rPr>
+        <w:rFonts w:ascii="Symbol" w:hAnsi="Symbol" w:hint="default"/>
+        <w:sz w:val="20"/>
+      </w:rPr>
+    </w:lvl>
+    <w:lvl w:ilvl="4" w:tentative="1">
+      <w:start w:val="1"/>
+      <w:numFmt w:val="bullet"/>
+      <w:lvlText w:val=""/>
+      <w:lvlJc w:val="left"/>
+      <w:pPr>
+        <w:tabs>
+          <w:tab w:val="num" w:pos="3600"/>
+        </w:tabs>
+        <w:ind w:left="3600" w:hanging="360"/>
+      </w:pPr>
+      <w:rPr>
+        <w:rFonts w:ascii="Symbol" w:hAnsi="Symbol" w:hint="default"/>
+        <w:sz w:val="20"/>
+      </w:rPr>
+    </w:lvl>
+    <w:lvl w:ilvl="5" w:tentative="1">
+      <w:start w:val="1"/>
+      <w:numFmt w:val="bullet"/>
+      <w:lvlText w:val=""/>
+      <w:lvlJc w:val="left"/>
+      <w:pPr>
+        <w:tabs>
+          <w:tab w:val="num" w:pos="4320"/>
+        </w:tabs>
+        <w:ind w:left="4320" w:hanging="360"/>
+      </w:pPr>
+      <w:rPr>
+        <w:rFonts w:ascii="Symbol" w:hAnsi="Symbol" w:hint="default"/>
+        <w:sz w:val="20"/>
+      </w:rPr>
+    </w:lvl>
+    <w:lvl w:ilvl="6" w:tentative="1">
+      <w:start w:val="1"/>
+      <w:numFmt w:val="bullet"/>
+      <w:lvlText w:val=""/>
+      <w:lvlJc w:val="left"/>
+      <w:pPr>
+        <w:tabs>
+          <w:tab w:val="num" w:pos="5040"/>
+        </w:tabs>
+        <w:ind w:left="5040" w:hanging="360"/>
+      </w:pPr>
+      <w:rPr>
+        <w:rFonts w:ascii="Symbol" w:hAnsi="Symbol" w:hint="default"/>
+        <w:sz w:val="20"/>
+      </w:rPr>
+    </w:lvl>
+    <w:lvl w:ilvl="7" w:tentative="1">
+      <w:start w:val="1"/>
+      <w:numFmt w:val="bullet"/>
+      <w:lvlText w:val=""/>
+      <w:lvlJc w:val="left"/>
+      <w:pPr>
+        <w:tabs>
+          <w:tab w:val="num" w:pos="5760"/>
+        </w:tabs>
+        <w:ind w:left="5760" w:hanging="360"/>
+      </w:pPr>
+      <w:rPr>
+        <w:rFonts w:ascii="Symbol" w:hAnsi="Symbol" w:hint="default"/>
+        <w:sz w:val="20"/>
+      </w:rPr>
+    </w:lvl>
+    <w:lvl w:ilvl="8" w:tentative="1">
+      <w:start w:val="1"/>
+      <w:numFmt w:val="bullet"/>
+      <w:lvlText w:val=""/>
+      <w:lvlJc w:val="left"/>
+      <w:pPr>
+        <w:tabs>
+          <w:tab w:val="num" w:pos="6480"/>
+        </w:tabs>
+        <w:ind w:left="6480" w:hanging="360"/>
+      </w:pPr>
+      <w:rPr>
+        <w:rFonts w:ascii="Symbol" w:hAnsi="Symbol" w:hint="default"/>
+        <w:sz w:val="20"/>
+      </w:rPr>
+    </w:lvl>
+  </w:abstractNum>
+  <w:abstractNum w:abstractNumId="8" w15:restartNumberingAfterBreak="0">
+    <w:nsid w:val="36DA75E7"/>
+    <w:multiLevelType w:val="multilevel"/>
+    <w:tmpl w:val="D7DCCE98"/>
+    <w:lvl w:ilvl="0">
+      <w:start w:val="1"/>
+      <w:numFmt w:val="bullet"/>
+      <w:lvlText w:val=""/>
+      <w:lvlJc w:val="left"/>
+      <w:pPr>
+        <w:tabs>
+          <w:tab w:val="num" w:pos="720"/>
+        </w:tabs>
+        <w:ind w:left="720" w:hanging="360"/>
+      </w:pPr>
+      <w:rPr>
+        <w:rFonts w:ascii="Symbol" w:hAnsi="Symbol" w:hint="default"/>
+        <w:sz w:val="20"/>
+      </w:rPr>
+    </w:lvl>
+    <w:lvl w:ilvl="1" w:tentative="1">
+      <w:start w:val="1"/>
+      <w:numFmt w:val="bullet"/>
+      <w:lvlText w:val=""/>
+      <w:lvlJc w:val="left"/>
+      <w:pPr>
+        <w:tabs>
+          <w:tab w:val="num" w:pos="1440"/>
+        </w:tabs>
+        <w:ind w:left="1440" w:hanging="360"/>
+      </w:pPr>
+      <w:rPr>
+        <w:rFonts w:ascii="Symbol" w:hAnsi="Symbol" w:hint="default"/>
+        <w:sz w:val="20"/>
+      </w:rPr>
+    </w:lvl>
+    <w:lvl w:ilvl="2" w:tentative="1">
+      <w:start w:val="1"/>
+      <w:numFmt w:val="bullet"/>
+      <w:lvlText w:val=""/>
+      <w:lvlJc w:val="left"/>
+      <w:pPr>
+        <w:tabs>
+          <w:tab w:val="num" w:pos="2160"/>
+        </w:tabs>
+        <w:ind w:left="2160" w:hanging="360"/>
+      </w:pPr>
+      <w:rPr>
+        <w:rFonts w:ascii="Symbol" w:hAnsi="Symbol" w:hint="default"/>
+        <w:sz w:val="20"/>
+      </w:rPr>
+    </w:lvl>
+    <w:lvl w:ilvl="3" w:tentative="1">
+      <w:start w:val="1"/>
+      <w:numFmt w:val="bullet"/>
+      <w:lvlText w:val=""/>
+      <w:lvlJc w:val="left"/>
+      <w:pPr>
+        <w:tabs>
+          <w:tab w:val="num" w:pos="2880"/>
+        </w:tabs>
+        <w:ind w:left="2880" w:hanging="360"/>
+      </w:pPr>
+      <w:rPr>
+        <w:rFonts w:ascii="Symbol" w:hAnsi="Symbol" w:hint="default"/>
+        <w:sz w:val="20"/>
+      </w:rPr>
+    </w:lvl>
+    <w:lvl w:ilvl="4" w:tentative="1">
+      <w:start w:val="1"/>
+      <w:numFmt w:val="bullet"/>
+      <w:lvlText w:val=""/>
+      <w:lvlJc w:val="left"/>
+      <w:pPr>
+        <w:tabs>
+          <w:tab w:val="num" w:pos="3600"/>
+        </w:tabs>
+        <w:ind w:left="3600" w:hanging="360"/>
+      </w:pPr>
+      <w:rPr>
+        <w:rFonts w:ascii="Symbol" w:hAnsi="Symbol" w:hint="default"/>
+        <w:sz w:val="20"/>
+      </w:rPr>
+    </w:lvl>
+    <w:lvl w:ilvl="5" w:tentative="1">
+      <w:start w:val="1"/>
+      <w:numFmt w:val="bullet"/>
+      <w:lvlText w:val=""/>
+      <w:lvlJc w:val="left"/>
+      <w:pPr>
+        <w:tabs>
+          <w:tab w:val="num" w:pos="4320"/>
+        </w:tabs>
+        <w:ind w:left="4320" w:hanging="360"/>
+      </w:pPr>
+      <w:rPr>
+        <w:rFonts w:ascii="Symbol" w:hAnsi="Symbol" w:hint="default"/>
+        <w:sz w:val="20"/>
+      </w:rPr>
+    </w:lvl>
+    <w:lvl w:ilvl="6" w:tentative="1">
+      <w:start w:val="1"/>
+      <w:numFmt w:val="bullet"/>
+      <w:lvlText w:val=""/>
+      <w:lvlJc w:val="left"/>
+      <w:pPr>
+        <w:tabs>
+          <w:tab w:val="num" w:pos="5040"/>
+        </w:tabs>
+        <w:ind w:left="5040" w:hanging="360"/>
+      </w:pPr>
+      <w:rPr>
+        <w:rFonts w:ascii="Symbol" w:hAnsi="Symbol" w:hint="default"/>
+        <w:sz w:val="20"/>
+      </w:rPr>
+    </w:lvl>
+    <w:lvl w:ilvl="7" w:tentative="1">
+      <w:start w:val="1"/>
+      <w:numFmt w:val="bullet"/>
+      <w:lvlText w:val=""/>
+      <w:lvlJc w:val="left"/>
+      <w:pPr>
+        <w:tabs>
+          <w:tab w:val="num" w:pos="5760"/>
+        </w:tabs>
+        <w:ind w:left="5760" w:hanging="360"/>
+      </w:pPr>
+      <w:rPr>
+        <w:rFonts w:ascii="Symbol" w:hAnsi="Symbol" w:hint="default"/>
+        <w:sz w:val="20"/>
+      </w:rPr>
+    </w:lvl>
+    <w:lvl w:ilvl="8" w:tentative="1">
+      <w:start w:val="1"/>
+      <w:numFmt w:val="bullet"/>
+      <w:lvlText w:val=""/>
+      <w:lvlJc w:val="left"/>
+      <w:pPr>
+        <w:tabs>
+          <w:tab w:val="num" w:pos="6480"/>
+        </w:tabs>
+        <w:ind w:left="6480" w:hanging="360"/>
+      </w:pPr>
+      <w:rPr>
+        <w:rFonts w:ascii="Symbol" w:hAnsi="Symbol" w:hint="default"/>
+        <w:sz w:val="20"/>
+      </w:rPr>
+    </w:lvl>
+  </w:abstractNum>
+  <w:abstractNum w:abstractNumId="9" w15:restartNumberingAfterBreak="0">
+    <w:nsid w:val="3BE864DB"/>
+    <w:multiLevelType w:val="multilevel"/>
+    <w:tmpl w:val="F6247744"/>
+    <w:lvl w:ilvl="0">
+      <w:start w:val="1"/>
+      <w:numFmt w:val="bullet"/>
+      <w:lvlText w:val=""/>
+      <w:lvlJc w:val="left"/>
+      <w:pPr>
+        <w:tabs>
+          <w:tab w:val="num" w:pos="720"/>
+        </w:tabs>
+        <w:ind w:left="720" w:hanging="360"/>
+      </w:pPr>
+      <w:rPr>
+        <w:rFonts w:ascii="Symbol" w:hAnsi="Symbol" w:hint="default"/>
+        <w:sz w:val="20"/>
+      </w:rPr>
+    </w:lvl>
+    <w:lvl w:ilvl="1" w:tentative="1">
+      <w:start w:val="1"/>
+      <w:numFmt w:val="bullet"/>
+      <w:lvlText w:val=""/>
+      <w:lvlJc w:val="left"/>
+      <w:pPr>
+        <w:tabs>
+          <w:tab w:val="num" w:pos="1440"/>
+        </w:tabs>
+        <w:ind w:left="1440" w:hanging="360"/>
+      </w:pPr>
+      <w:rPr>
+        <w:rFonts w:ascii="Symbol" w:hAnsi="Symbol" w:hint="default"/>
+        <w:sz w:val="20"/>
+      </w:rPr>
+    </w:lvl>
+    <w:lvl w:ilvl="2" w:tentative="1">
+      <w:start w:val="1"/>
+      <w:numFmt w:val="bullet"/>
+      <w:lvlText w:val=""/>
+      <w:lvlJc w:val="left"/>
+      <w:pPr>
+        <w:tabs>
+          <w:tab w:val="num" w:pos="2160"/>
+        </w:tabs>
+        <w:ind w:left="2160" w:hanging="360"/>
+      </w:pPr>
+      <w:rPr>
+        <w:rFonts w:ascii="Symbol" w:hAnsi="Symbol" w:hint="default"/>
+        <w:sz w:val="20"/>
+      </w:rPr>
+    </w:lvl>
+    <w:lvl w:ilvl="3" w:tentative="1">
+      <w:start w:val="1"/>
+      <w:numFmt w:val="bullet"/>
+      <w:lvlText w:val=""/>
+      <w:lvlJc w:val="left"/>
+      <w:pPr>
+        <w:tabs>
+          <w:tab w:val="num" w:pos="2880"/>
+        </w:tabs>
+        <w:ind w:left="2880" w:hanging="360"/>
+      </w:pPr>
+      <w:rPr>
+        <w:rFonts w:ascii="Symbol" w:hAnsi="Symbol" w:hint="default"/>
+        <w:sz w:val="20"/>
+      </w:rPr>
+    </w:lvl>
+    <w:lvl w:ilvl="4" w:tentative="1">
+      <w:start w:val="1"/>
+      <w:numFmt w:val="bullet"/>
+      <w:lvlText w:val=""/>
+      <w:lvlJc w:val="left"/>
+      <w:pPr>
+        <w:tabs>
+          <w:tab w:val="num" w:pos="3600"/>
+        </w:tabs>
+        <w:ind w:left="3600" w:hanging="360"/>
+      </w:pPr>
+      <w:rPr>
+        <w:rFonts w:ascii="Symbol" w:hAnsi="Symbol" w:hint="default"/>
+        <w:sz w:val="20"/>
+      </w:rPr>
+    </w:lvl>
+    <w:lvl w:ilvl="5" w:tentative="1">
+      <w:start w:val="1"/>
+      <w:numFmt w:val="bullet"/>
+      <w:lvlText w:val=""/>
+      <w:lvlJc w:val="left"/>
+      <w:pPr>
+        <w:tabs>
+          <w:tab w:val="num" w:pos="4320"/>
+        </w:tabs>
+        <w:ind w:left="4320" w:hanging="360"/>
+      </w:pPr>
+      <w:rPr>
+        <w:rFonts w:ascii="Symbol" w:hAnsi="Symbol" w:hint="default"/>
+        <w:sz w:val="20"/>
+      </w:rPr>
+    </w:lvl>
+    <w:lvl w:ilvl="6" w:tentative="1">
+      <w:start w:val="1"/>
+      <w:numFmt w:val="bullet"/>
+      <w:lvlText w:val=""/>
+      <w:lvlJc w:val="left"/>
+      <w:pPr>
+        <w:tabs>
+          <w:tab w:val="num" w:pos="5040"/>
+        </w:tabs>
+        <w:ind w:left="5040" w:hanging="360"/>
+      </w:pPr>
+      <w:rPr>
+        <w:rFonts w:ascii="Symbol" w:hAnsi="Symbol" w:hint="default"/>
+        <w:sz w:val="20"/>
+      </w:rPr>
+    </w:lvl>
+    <w:lvl w:ilvl="7" w:tentative="1">
+      <w:start w:val="1"/>
+      <w:numFmt w:val="bullet"/>
+      <w:lvlText w:val=""/>
+      <w:lvlJc w:val="left"/>
+      <w:pPr>
+        <w:tabs>
+          <w:tab w:val="num" w:pos="5760"/>
+        </w:tabs>
+        <w:ind w:left="5760" w:hanging="360"/>
+      </w:pPr>
+      <w:rPr>
+        <w:rFonts w:ascii="Symbol" w:hAnsi="Symbol" w:hint="default"/>
+        <w:sz w:val="20"/>
+      </w:rPr>
+    </w:lvl>
+    <w:lvl w:ilvl="8" w:tentative="1">
+      <w:start w:val="1"/>
+      <w:numFmt w:val="bullet"/>
+      <w:lvlText w:val=""/>
+      <w:lvlJc w:val="left"/>
+      <w:pPr>
+        <w:tabs>
+          <w:tab w:val="num" w:pos="6480"/>
+        </w:tabs>
+        <w:ind w:left="6480" w:hanging="360"/>
+      </w:pPr>
+      <w:rPr>
+        <w:rFonts w:ascii="Symbol" w:hAnsi="Symbol" w:hint="default"/>
+        <w:sz w:val="20"/>
+      </w:rPr>
+    </w:lvl>
+  </w:abstractNum>
+  <w:abstractNum w:abstractNumId="10" w15:restartNumberingAfterBreak="0">
+    <w:nsid w:val="40280B1A"/>
+    <w:multiLevelType w:val="multilevel"/>
+    <w:tmpl w:val="40EC088C"/>
+    <w:lvl w:ilvl="0">
+      <w:start w:val="1"/>
+      <w:numFmt w:val="bullet"/>
+      <w:lvlText w:val=""/>
+      <w:lvlJc w:val="left"/>
+      <w:pPr>
+        <w:tabs>
+          <w:tab w:val="num" w:pos="720"/>
+        </w:tabs>
+        <w:ind w:left="720" w:hanging="360"/>
+      </w:pPr>
+      <w:rPr>
+        <w:rFonts w:ascii="Symbol" w:hAnsi="Symbol" w:hint="default"/>
+        <w:sz w:val="20"/>
+      </w:rPr>
+    </w:lvl>
+    <w:lvl w:ilvl="1" w:tentative="1">
+      <w:start w:val="1"/>
+      <w:numFmt w:val="bullet"/>
+      <w:lvlText w:val=""/>
+      <w:lvlJc w:val="left"/>
+      <w:pPr>
+        <w:tabs>
+          <w:tab w:val="num" w:pos="1440"/>
+        </w:tabs>
+        <w:ind w:left="1440" w:hanging="360"/>
+      </w:pPr>
+      <w:rPr>
+        <w:rFonts w:ascii="Symbol" w:hAnsi="Symbol" w:hint="default"/>
+        <w:sz w:val="20"/>
+      </w:rPr>
+    </w:lvl>
+    <w:lvl w:ilvl="2" w:tentative="1">
+      <w:start w:val="1"/>
+      <w:numFmt w:val="bullet"/>
+      <w:lvlText w:val=""/>
+      <w:lvlJc w:val="left"/>
+      <w:pPr>
+        <w:tabs>
+          <w:tab w:val="num" w:pos="2160"/>
+        </w:tabs>
+        <w:ind w:left="2160" w:hanging="360"/>
+      </w:pPr>
+      <w:rPr>
+        <w:rFonts w:ascii="Symbol" w:hAnsi="Symbol" w:hint="default"/>
+        <w:sz w:val="20"/>
+      </w:rPr>
+    </w:lvl>
+    <w:lvl w:ilvl="3" w:tentative="1">
+      <w:start w:val="1"/>
+      <w:numFmt w:val="bullet"/>
+      <w:lvlText w:val=""/>
+      <w:lvlJc w:val="left"/>
+      <w:pPr>
+        <w:tabs>
+          <w:tab w:val="num" w:pos="2880"/>
+        </w:tabs>
+        <w:ind w:left="2880" w:hanging="360"/>
+      </w:pPr>
+      <w:rPr>
+        <w:rFonts w:ascii="Symbol" w:hAnsi="Symbol" w:hint="default"/>
+        <w:sz w:val="20"/>
+      </w:rPr>
+    </w:lvl>
+    <w:lvl w:ilvl="4" w:tentative="1">
+      <w:start w:val="1"/>
+      <w:numFmt w:val="bullet"/>
+      <w:lvlText w:val=""/>
+      <w:lvlJc w:val="left"/>
+      <w:pPr>
+        <w:tabs>
+          <w:tab w:val="num" w:pos="3600"/>
+        </w:tabs>
+        <w:ind w:left="3600" w:hanging="360"/>
+      </w:pPr>
+      <w:rPr>
+        <w:rFonts w:ascii="Symbol" w:hAnsi="Symbol" w:hint="default"/>
+        <w:sz w:val="20"/>
+      </w:rPr>
+    </w:lvl>
+    <w:lvl w:ilvl="5" w:tentative="1">
+      <w:start w:val="1"/>
+      <w:numFmt w:val="bullet"/>
+      <w:lvlText w:val=""/>
+      <w:lvlJc w:val="left"/>
+      <w:pPr>
+        <w:tabs>
+          <w:tab w:val="num" w:pos="4320"/>
+        </w:tabs>
+        <w:ind w:left="4320" w:hanging="360"/>
+      </w:pPr>
+      <w:rPr>
+        <w:rFonts w:ascii="Symbol" w:hAnsi="Symbol" w:hint="default"/>
+        <w:sz w:val="20"/>
+      </w:rPr>
+    </w:lvl>
+    <w:lvl w:ilvl="6" w:tentative="1">
+      <w:start w:val="1"/>
+      <w:numFmt w:val="bullet"/>
+      <w:lvlText w:val=""/>
+      <w:lvlJc w:val="left"/>
+      <w:pPr>
+        <w:tabs>
+          <w:tab w:val="num" w:pos="5040"/>
+        </w:tabs>
+        <w:ind w:left="5040" w:hanging="360"/>
+      </w:pPr>
+      <w:rPr>
+        <w:rFonts w:ascii="Symbol" w:hAnsi="Symbol" w:hint="default"/>
+        <w:sz w:val="20"/>
+      </w:rPr>
+    </w:lvl>
+    <w:lvl w:ilvl="7" w:tentative="1">
+      <w:start w:val="1"/>
+      <w:numFmt w:val="bullet"/>
+      <w:lvlText w:val=""/>
+      <w:lvlJc w:val="left"/>
+      <w:pPr>
+        <w:tabs>
+          <w:tab w:val="num" w:pos="5760"/>
+        </w:tabs>
+        <w:ind w:left="5760" w:hanging="360"/>
+      </w:pPr>
+      <w:rPr>
+        <w:rFonts w:ascii="Symbol" w:hAnsi="Symbol" w:hint="default"/>
+        <w:sz w:val="20"/>
+      </w:rPr>
+    </w:lvl>
+    <w:lvl w:ilvl="8" w:tentative="1">
+      <w:start w:val="1"/>
+      <w:numFmt w:val="bullet"/>
+      <w:lvlText w:val=""/>
+      <w:lvlJc w:val="left"/>
+      <w:pPr>
+        <w:tabs>
+          <w:tab w:val="num" w:pos="6480"/>
+        </w:tabs>
+        <w:ind w:left="6480" w:hanging="360"/>
+      </w:pPr>
+      <w:rPr>
+        <w:rFonts w:ascii="Symbol" w:hAnsi="Symbol" w:hint="default"/>
+        <w:sz w:val="20"/>
+      </w:rPr>
+    </w:lvl>
+  </w:abstractNum>
+  <w:abstractNum w:abstractNumId="11" w15:restartNumberingAfterBreak="0">
+    <w:nsid w:val="43CD6327"/>
+    <w:multiLevelType w:val="multilevel"/>
+    <w:tmpl w:val="44362F50"/>
+    <w:lvl w:ilvl="0">
+      <w:start w:val="1"/>
+      <w:numFmt w:val="bullet"/>
+      <w:lvlText w:val=""/>
+      <w:lvlJc w:val="left"/>
+      <w:pPr>
+        <w:tabs>
+          <w:tab w:val="num" w:pos="720"/>
+        </w:tabs>
+        <w:ind w:left="720" w:hanging="360"/>
+      </w:pPr>
+      <w:rPr>
+        <w:rFonts w:ascii="Symbol" w:hAnsi="Symbol" w:hint="default"/>
+        <w:sz w:val="20"/>
+      </w:rPr>
+    </w:lvl>
+    <w:lvl w:ilvl="1" w:tentative="1">
+      <w:start w:val="1"/>
+      <w:numFmt w:val="bullet"/>
+      <w:lvlText w:val=""/>
+      <w:lvlJc w:val="left"/>
+      <w:pPr>
+        <w:tabs>
+          <w:tab w:val="num" w:pos="1440"/>
+        </w:tabs>
+        <w:ind w:left="1440" w:hanging="360"/>
+      </w:pPr>
+      <w:rPr>
+        <w:rFonts w:ascii="Symbol" w:hAnsi="Symbol" w:hint="default"/>
+        <w:sz w:val="20"/>
+      </w:rPr>
+    </w:lvl>
+    <w:lvl w:ilvl="2" w:tentative="1">
+      <w:start w:val="1"/>
+      <w:numFmt w:val="bullet"/>
+      <w:lvlText w:val=""/>
+      <w:lvlJc w:val="left"/>
+      <w:pPr>
+        <w:tabs>
+          <w:tab w:val="num" w:pos="2160"/>
+        </w:tabs>
+        <w:ind w:left="2160" w:hanging="360"/>
+      </w:pPr>
+      <w:rPr>
+        <w:rFonts w:ascii="Symbol" w:hAnsi="Symbol" w:hint="default"/>
+        <w:sz w:val="20"/>
+      </w:rPr>
+    </w:lvl>
+    <w:lvl w:ilvl="3" w:tentative="1">
+      <w:start w:val="1"/>
+      <w:numFmt w:val="bullet"/>
+      <w:lvlText w:val=""/>
+      <w:lvlJc w:val="left"/>
+      <w:pPr>
+        <w:tabs>
+          <w:tab w:val="num" w:pos="2880"/>
+        </w:tabs>
+        <w:ind w:left="2880" w:hanging="360"/>
+      </w:pPr>
+      <w:rPr>
+        <w:rFonts w:ascii="Symbol" w:hAnsi="Symbol" w:hint="default"/>
+        <w:sz w:val="20"/>
+      </w:rPr>
+    </w:lvl>
+    <w:lvl w:ilvl="4" w:tentative="1">
+      <w:start w:val="1"/>
+      <w:numFmt w:val="bullet"/>
+      <w:lvlText w:val=""/>
+      <w:lvlJc w:val="left"/>
+      <w:pPr>
+        <w:tabs>
+          <w:tab w:val="num" w:pos="3600"/>
+        </w:tabs>
+        <w:ind w:left="3600" w:hanging="360"/>
+      </w:pPr>
+      <w:rPr>
+        <w:rFonts w:ascii="Symbol" w:hAnsi="Symbol" w:hint="default"/>
+        <w:sz w:val="20"/>
+      </w:rPr>
+    </w:lvl>
+    <w:lvl w:ilvl="5" w:tentative="1">
+      <w:start w:val="1"/>
+      <w:numFmt w:val="bullet"/>
+      <w:lvlText w:val=""/>
+      <w:lvlJc w:val="left"/>
+      <w:pPr>
+        <w:tabs>
+          <w:tab w:val="num" w:pos="4320"/>
+        </w:tabs>
+        <w:ind w:left="4320" w:hanging="360"/>
+      </w:pPr>
+      <w:rPr>
+        <w:rFonts w:ascii="Symbol" w:hAnsi="Symbol" w:hint="default"/>
+        <w:sz w:val="20"/>
+      </w:rPr>
+    </w:lvl>
+    <w:lvl w:ilvl="6" w:tentative="1">
+      <w:start w:val="1"/>
+      <w:numFmt w:val="bullet"/>
+      <w:lvlText w:val=""/>
+      <w:lvlJc w:val="left"/>
+      <w:pPr>
+        <w:tabs>
+          <w:tab w:val="num" w:pos="5040"/>
+        </w:tabs>
+        <w:ind w:left="5040" w:hanging="360"/>
+      </w:pPr>
+      <w:rPr>
+        <w:rFonts w:ascii="Symbol" w:hAnsi="Symbol" w:hint="default"/>
+        <w:sz w:val="20"/>
+      </w:rPr>
+    </w:lvl>
+    <w:lvl w:ilvl="7" w:tentative="1">
+      <w:start w:val="1"/>
+      <w:numFmt w:val="bullet"/>
+      <w:lvlText w:val=""/>
+      <w:lvlJc w:val="left"/>
+      <w:pPr>
+        <w:tabs>
+          <w:tab w:val="num" w:pos="5760"/>
+        </w:tabs>
+        <w:ind w:left="5760" w:hanging="360"/>
+      </w:pPr>
+      <w:rPr>
+        <w:rFonts w:ascii="Symbol" w:hAnsi="Symbol" w:hint="default"/>
+        <w:sz w:val="20"/>
+      </w:rPr>
+    </w:lvl>
+    <w:lvl w:ilvl="8" w:tentative="1">
+      <w:start w:val="1"/>
+      <w:numFmt w:val="bullet"/>
+      <w:lvlText w:val=""/>
+      <w:lvlJc w:val="left"/>
+      <w:pPr>
+        <w:tabs>
+          <w:tab w:val="num" w:pos="6480"/>
+        </w:tabs>
+        <w:ind w:left="6480" w:hanging="360"/>
+      </w:pPr>
+      <w:rPr>
+        <w:rFonts w:ascii="Symbol" w:hAnsi="Symbol" w:hint="default"/>
+        <w:sz w:val="20"/>
+      </w:rPr>
+    </w:lvl>
+  </w:abstractNum>
+  <w:abstractNum w:abstractNumId="12" w15:restartNumberingAfterBreak="0">
+    <w:nsid w:val="51B96DC3"/>
+    <w:multiLevelType w:val="multilevel"/>
+    <w:tmpl w:val="299CA626"/>
+    <w:lvl w:ilvl="0">
+      <w:start w:val="1"/>
+      <w:numFmt w:val="bullet"/>
+      <w:lvlText w:val=""/>
+      <w:lvlJc w:val="left"/>
+      <w:pPr>
+        <w:tabs>
+          <w:tab w:val="num" w:pos="720"/>
+        </w:tabs>
+        <w:ind w:left="720" w:hanging="360"/>
+      </w:pPr>
+      <w:rPr>
+        <w:rFonts w:ascii="Symbol" w:hAnsi="Symbol" w:hint="default"/>
+        <w:sz w:val="20"/>
+      </w:rPr>
+    </w:lvl>
+    <w:lvl w:ilvl="1" w:tentative="1">
+      <w:start w:val="1"/>
+      <w:numFmt w:val="bullet"/>
+      <w:lvlText w:val=""/>
+      <w:lvlJc w:val="left"/>
+      <w:pPr>
+        <w:tabs>
+          <w:tab w:val="num" w:pos="1440"/>
+        </w:tabs>
+        <w:ind w:left="1440" w:hanging="360"/>
+      </w:pPr>
+      <w:rPr>
+        <w:rFonts w:ascii="Symbol" w:hAnsi="Symbol" w:hint="default"/>
+        <w:sz w:val="20"/>
+      </w:rPr>
+    </w:lvl>
+    <w:lvl w:ilvl="2" w:tentative="1">
+      <w:start w:val="1"/>
+      <w:numFmt w:val="bullet"/>
+      <w:lvlText w:val=""/>
+      <w:lvlJc w:val="left"/>
+      <w:pPr>
+        <w:tabs>
+          <w:tab w:val="num" w:pos="2160"/>
+        </w:tabs>
+        <w:ind w:left="2160" w:hanging="360"/>
+      </w:pPr>
+      <w:rPr>
+        <w:rFonts w:ascii="Symbol" w:hAnsi="Symbol" w:hint="default"/>
+        <w:sz w:val="20"/>
+      </w:rPr>
+    </w:lvl>
+    <w:lvl w:ilvl="3" w:tentative="1">
+      <w:start w:val="1"/>
+      <w:numFmt w:val="bullet"/>
+      <w:lvlText w:val=""/>
+      <w:lvlJc w:val="left"/>
+      <w:pPr>
+        <w:tabs>
+          <w:tab w:val="num" w:pos="2880"/>
+        </w:tabs>
+        <w:ind w:left="2880" w:hanging="360"/>
+      </w:pPr>
+      <w:rPr>
+        <w:rFonts w:ascii="Symbol" w:hAnsi="Symbol" w:hint="default"/>
+        <w:sz w:val="20"/>
+      </w:rPr>
+    </w:lvl>
+    <w:lvl w:ilvl="4" w:tentative="1">
+      <w:start w:val="1"/>
+      <w:numFmt w:val="bullet"/>
+      <w:lvlText w:val=""/>
+      <w:lvlJc w:val="left"/>
+      <w:pPr>
+        <w:tabs>
+          <w:tab w:val="num" w:pos="3600"/>
+        </w:tabs>
+        <w:ind w:left="3600" w:hanging="360"/>
+      </w:pPr>
+      <w:rPr>
+        <w:rFonts w:ascii="Symbol" w:hAnsi="Symbol" w:hint="default"/>
+        <w:sz w:val="20"/>
+      </w:rPr>
+    </w:lvl>
+    <w:lvl w:ilvl="5" w:tentative="1">
+      <w:start w:val="1"/>
+      <w:numFmt w:val="bullet"/>
+      <w:lvlText w:val=""/>
+      <w:lvlJc w:val="left"/>
+      <w:pPr>
+        <w:tabs>
+          <w:tab w:val="num" w:pos="4320"/>
+        </w:tabs>
+        <w:ind w:left="4320" w:hanging="360"/>
+      </w:pPr>
+      <w:rPr>
+        <w:rFonts w:ascii="Symbol" w:hAnsi="Symbol" w:hint="default"/>
+        <w:sz w:val="20"/>
+      </w:rPr>
+    </w:lvl>
+    <w:lvl w:ilvl="6" w:tentative="1">
+      <w:start w:val="1"/>
+      <w:numFmt w:val="bullet"/>
+      <w:lvlText w:val=""/>
+      <w:lvlJc w:val="left"/>
+      <w:pPr>
+        <w:tabs>
+          <w:tab w:val="num" w:pos="5040"/>
+        </w:tabs>
+        <w:ind w:left="5040" w:hanging="360"/>
+      </w:pPr>
+      <w:rPr>
+        <w:rFonts w:ascii="Symbol" w:hAnsi="Symbol" w:hint="default"/>
+        <w:sz w:val="20"/>
+      </w:rPr>
+    </w:lvl>
+    <w:lvl w:ilvl="7" w:tentative="1">
+      <w:start w:val="1"/>
+      <w:numFmt w:val="bullet"/>
+      <w:lvlText w:val=""/>
+      <w:lvlJc w:val="left"/>
+      <w:pPr>
+        <w:tabs>
+          <w:tab w:val="num" w:pos="5760"/>
+        </w:tabs>
+        <w:ind w:left="5760" w:hanging="360"/>
+      </w:pPr>
+      <w:rPr>
+        <w:rFonts w:ascii="Symbol" w:hAnsi="Symbol" w:hint="default"/>
+        <w:sz w:val="20"/>
+      </w:rPr>
+    </w:lvl>
+    <w:lvl w:ilvl="8" w:tentative="1">
+      <w:start w:val="1"/>
+      <w:numFmt w:val="bullet"/>
+      <w:lvlText w:val=""/>
+      <w:lvlJc w:val="left"/>
+      <w:pPr>
+        <w:tabs>
+          <w:tab w:val="num" w:pos="6480"/>
+        </w:tabs>
+        <w:ind w:left="6480" w:hanging="360"/>
+      </w:pPr>
+      <w:rPr>
+        <w:rFonts w:ascii="Symbol" w:hAnsi="Symbol" w:hint="default"/>
+        <w:sz w:val="20"/>
+      </w:rPr>
+    </w:lvl>
+  </w:abstractNum>
+  <w:abstractNum w:abstractNumId="13" w15:restartNumberingAfterBreak="0">
+    <w:nsid w:val="51D46DAC"/>
+    <w:multiLevelType w:val="multilevel"/>
+    <w:tmpl w:val="746E186A"/>
+    <w:lvl w:ilvl="0">
+      <w:start w:val="1"/>
+      <w:numFmt w:val="bullet"/>
+      <w:lvlText w:val=""/>
+      <w:lvlJc w:val="left"/>
+      <w:pPr>
+        <w:tabs>
+          <w:tab w:val="num" w:pos="720"/>
+        </w:tabs>
+        <w:ind w:left="720" w:hanging="360"/>
+      </w:pPr>
+      <w:rPr>
+        <w:rFonts w:ascii="Symbol" w:hAnsi="Symbol" w:hint="default"/>
+        <w:sz w:val="20"/>
+      </w:rPr>
+    </w:lvl>
+    <w:lvl w:ilvl="1" w:tentative="1">
+      <w:start w:val="1"/>
+      <w:numFmt w:val="bullet"/>
+      <w:lvlText w:val=""/>
+      <w:lvlJc w:val="left"/>
+      <w:pPr>
+        <w:tabs>
+          <w:tab w:val="num" w:pos="1440"/>
+        </w:tabs>
+        <w:ind w:left="1440" w:hanging="360"/>
+      </w:pPr>
+      <w:rPr>
+        <w:rFonts w:ascii="Symbol" w:hAnsi="Symbol" w:hint="default"/>
+        <w:sz w:val="20"/>
+      </w:rPr>
+    </w:lvl>
+    <w:lvl w:ilvl="2" w:tentative="1">
+      <w:start w:val="1"/>
+      <w:numFmt w:val="bullet"/>
+      <w:lvlText w:val=""/>
+      <w:lvlJc w:val="left"/>
+      <w:pPr>
+        <w:tabs>
+          <w:tab w:val="num" w:pos="2160"/>
+        </w:tabs>
+        <w:ind w:left="2160" w:hanging="360"/>
+      </w:pPr>
+      <w:rPr>
+        <w:rFonts w:ascii="Symbol" w:hAnsi="Symbol" w:hint="default"/>
+        <w:sz w:val="20"/>
+      </w:rPr>
+    </w:lvl>
+    <w:lvl w:ilvl="3" w:tentative="1">
+      <w:start w:val="1"/>
+      <w:numFmt w:val="bullet"/>
+      <w:lvlText w:val=""/>
+      <w:lvlJc w:val="left"/>
+      <w:pPr>
+        <w:tabs>
+          <w:tab w:val="num" w:pos="2880"/>
+        </w:tabs>
+        <w:ind w:left="2880" w:hanging="360"/>
+      </w:pPr>
+      <w:rPr>
+        <w:rFonts w:ascii="Symbol" w:hAnsi="Symbol" w:hint="default"/>
+        <w:sz w:val="20"/>
+      </w:rPr>
+    </w:lvl>
+    <w:lvl w:ilvl="4" w:tentative="1">
+      <w:start w:val="1"/>
+      <w:numFmt w:val="bullet"/>
+      <w:lvlText w:val=""/>
+      <w:lvlJc w:val="left"/>
+      <w:pPr>
+        <w:tabs>
+          <w:tab w:val="num" w:pos="3600"/>
+        </w:tabs>
+        <w:ind w:left="3600" w:hanging="360"/>
+      </w:pPr>
+      <w:rPr>
+        <w:rFonts w:ascii="Symbol" w:hAnsi="Symbol" w:hint="default"/>
+        <w:sz w:val="20"/>
+      </w:rPr>
+    </w:lvl>
+    <w:lvl w:ilvl="5" w:tentative="1">
+      <w:start w:val="1"/>
+      <w:numFmt w:val="bullet"/>
+      <w:lvlText w:val=""/>
+      <w:lvlJc w:val="left"/>
+      <w:pPr>
+        <w:tabs>
+          <w:tab w:val="num" w:pos="4320"/>
+        </w:tabs>
+        <w:ind w:left="4320" w:hanging="360"/>
+      </w:pPr>
+      <w:rPr>
+        <w:rFonts w:ascii="Symbol" w:hAnsi="Symbol" w:hint="default"/>
+        <w:sz w:val="20"/>
+      </w:rPr>
+    </w:lvl>
+    <w:lvl w:ilvl="6" w:tentative="1">
+      <w:start w:val="1"/>
+      <w:numFmt w:val="bullet"/>
+      <w:lvlText w:val=""/>
+      <w:lvlJc w:val="left"/>
+      <w:pPr>
+        <w:tabs>
+          <w:tab w:val="num" w:pos="5040"/>
+        </w:tabs>
+        <w:ind w:left="5040" w:hanging="360"/>
+      </w:pPr>
+      <w:rPr>
+        <w:rFonts w:ascii="Symbol" w:hAnsi="Symbol" w:hint="default"/>
+        <w:sz w:val="20"/>
+      </w:rPr>
+    </w:lvl>
+    <w:lvl w:ilvl="7" w:tentative="1">
+      <w:start w:val="1"/>
+      <w:numFmt w:val="bullet"/>
+      <w:lvlText w:val=""/>
+      <w:lvlJc w:val="left"/>
+      <w:pPr>
+        <w:tabs>
+          <w:tab w:val="num" w:pos="5760"/>
+        </w:tabs>
+        <w:ind w:left="5760" w:hanging="360"/>
+      </w:pPr>
+      <w:rPr>
+        <w:rFonts w:ascii="Symbol" w:hAnsi="Symbol" w:hint="default"/>
+        <w:sz w:val="20"/>
+      </w:rPr>
+    </w:lvl>
+    <w:lvl w:ilvl="8" w:tentative="1">
+      <w:start w:val="1"/>
+      <w:numFmt w:val="bullet"/>
+      <w:lvlText w:val=""/>
+      <w:lvlJc w:val="left"/>
+      <w:pPr>
+        <w:tabs>
+          <w:tab w:val="num" w:pos="6480"/>
+        </w:tabs>
+        <w:ind w:left="6480" w:hanging="360"/>
+      </w:pPr>
+      <w:rPr>
+        <w:rFonts w:ascii="Symbol" w:hAnsi="Symbol" w:hint="default"/>
+        <w:sz w:val="20"/>
+      </w:rPr>
+    </w:lvl>
+  </w:abstractNum>
+  <w:abstractNum w:abstractNumId="14" w15:restartNumberingAfterBreak="0">
+    <w:nsid w:val="67A57280"/>
+    <w:multiLevelType w:val="multilevel"/>
+    <w:tmpl w:val="E10E9C06"/>
+    <w:lvl w:ilvl="0">
+      <w:start w:val="1"/>
+      <w:numFmt w:val="bullet"/>
+      <w:lvlText w:val=""/>
+      <w:lvlJc w:val="left"/>
+      <w:pPr>
+        <w:tabs>
+          <w:tab w:val="num" w:pos="720"/>
+        </w:tabs>
+        <w:ind w:left="720" w:hanging="360"/>
+      </w:pPr>
+      <w:rPr>
+        <w:rFonts w:ascii="Symbol" w:hAnsi="Symbol" w:hint="default"/>
+        <w:sz w:val="20"/>
+      </w:rPr>
+    </w:lvl>
+    <w:lvl w:ilvl="1" w:tentative="1">
+      <w:start w:val="1"/>
+      <w:numFmt w:val="bullet"/>
+      <w:lvlText w:val=""/>
+      <w:lvlJc w:val="left"/>
+      <w:pPr>
+        <w:tabs>
+          <w:tab w:val="num" w:pos="1440"/>
+        </w:tabs>
+        <w:ind w:left="1440" w:hanging="360"/>
+      </w:pPr>
+      <w:rPr>
+        <w:rFonts w:ascii="Symbol" w:hAnsi="Symbol" w:hint="default"/>
+        <w:sz w:val="20"/>
+      </w:rPr>
+    </w:lvl>
+    <w:lvl w:ilvl="2" w:tentative="1">
+      <w:start w:val="1"/>
+      <w:numFmt w:val="bullet"/>
+      <w:lvlText w:val=""/>
+      <w:lvlJc w:val="left"/>
+      <w:pPr>
+        <w:tabs>
+          <w:tab w:val="num" w:pos="2160"/>
+        </w:tabs>
+        <w:ind w:left="2160" w:hanging="360"/>
+      </w:pPr>
+      <w:rPr>
+        <w:rFonts w:ascii="Symbol" w:hAnsi="Symbol" w:hint="default"/>
+        <w:sz w:val="20"/>
+      </w:rPr>
+    </w:lvl>
+    <w:lvl w:ilvl="3" w:tentative="1">
+      <w:start w:val="1"/>
+      <w:numFmt w:val="bullet"/>
+      <w:lvlText w:val=""/>
+      <w:lvlJc w:val="left"/>
+      <w:pPr>
+        <w:tabs>
+          <w:tab w:val="num" w:pos="2880"/>
+        </w:tabs>
+        <w:ind w:left="2880" w:hanging="360"/>
+      </w:pPr>
+      <w:rPr>
+        <w:rFonts w:ascii="Symbol" w:hAnsi="Symbol" w:hint="default"/>
+        <w:sz w:val="20"/>
+      </w:rPr>
+    </w:lvl>
+    <w:lvl w:ilvl="4" w:tentative="1">
+      <w:start w:val="1"/>
+      <w:numFmt w:val="bullet"/>
+      <w:lvlText w:val=""/>
+      <w:lvlJc w:val="left"/>
+      <w:pPr>
+        <w:tabs>
+          <w:tab w:val="num" w:pos="3600"/>
+        </w:tabs>
+        <w:ind w:left="3600" w:hanging="360"/>
+      </w:pPr>
+      <w:rPr>
+        <w:rFonts w:ascii="Symbol" w:hAnsi="Symbol" w:hint="default"/>
+        <w:sz w:val="20"/>
+      </w:rPr>
+    </w:lvl>
+    <w:lvl w:ilvl="5" w:tentative="1">
+      <w:start w:val="1"/>
+      <w:numFmt w:val="bullet"/>
+      <w:lvlText w:val=""/>
+      <w:lvlJc w:val="left"/>
+      <w:pPr>
+        <w:tabs>
+          <w:tab w:val="num" w:pos="4320"/>
+        </w:tabs>
+        <w:ind w:left="4320" w:hanging="360"/>
+      </w:pPr>
+      <w:rPr>
+        <w:rFonts w:ascii="Symbol" w:hAnsi="Symbol" w:hint="default"/>
+        <w:sz w:val="20"/>
+      </w:rPr>
+    </w:lvl>
+    <w:lvl w:ilvl="6" w:tentative="1">
+      <w:start w:val="1"/>
+      <w:numFmt w:val="bullet"/>
+      <w:lvlText w:val=""/>
+      <w:lvlJc w:val="left"/>
+      <w:pPr>
+        <w:tabs>
+          <w:tab w:val="num" w:pos="5040"/>
+        </w:tabs>
+        <w:ind w:left="5040" w:hanging="360"/>
+      </w:pPr>
+      <w:rPr>
+        <w:rFonts w:ascii="Symbol" w:hAnsi="Symbol" w:hint="default"/>
+        <w:sz w:val="20"/>
+      </w:rPr>
+    </w:lvl>
+    <w:lvl w:ilvl="7" w:tentative="1">
+      <w:start w:val="1"/>
+      <w:numFmt w:val="bullet"/>
+      <w:lvlText w:val=""/>
+      <w:lvlJc w:val="left"/>
+      <w:pPr>
+        <w:tabs>
+          <w:tab w:val="num" w:pos="5760"/>
+        </w:tabs>
+        <w:ind w:left="5760" w:hanging="360"/>
+      </w:pPr>
+      <w:rPr>
+        <w:rFonts w:ascii="Symbol" w:hAnsi="Symbol" w:hint="default"/>
+        <w:sz w:val="20"/>
+      </w:rPr>
+    </w:lvl>
+    <w:lvl w:ilvl="8" w:tentative="1">
+      <w:start w:val="1"/>
+      <w:numFmt w:val="bullet"/>
+      <w:lvlText w:val=""/>
+      <w:lvlJc w:val="left"/>
+      <w:pPr>
+        <w:tabs>
+          <w:tab w:val="num" w:pos="6480"/>
+        </w:tabs>
+        <w:ind w:left="6480" w:hanging="360"/>
+      </w:pPr>
+      <w:rPr>
+        <w:rFonts w:ascii="Symbol" w:hAnsi="Symbol" w:hint="default"/>
+        <w:sz w:val="20"/>
+      </w:rPr>
+    </w:lvl>
+  </w:abstractNum>
+  <w:abstractNum w:abstractNumId="15" w15:restartNumberingAfterBreak="0">
+    <w:nsid w:val="73A26A93"/>
+    <w:multiLevelType w:val="multilevel"/>
+    <w:tmpl w:val="88DE4B90"/>
+    <w:lvl w:ilvl="0">
+      <w:start w:val="1"/>
+      <w:numFmt w:val="bullet"/>
+      <w:lvlText w:val=""/>
+      <w:lvlJc w:val="left"/>
+      <w:pPr>
+        <w:tabs>
+          <w:tab w:val="num" w:pos="720"/>
+        </w:tabs>
+        <w:ind w:left="720" w:hanging="360"/>
+      </w:pPr>
+      <w:rPr>
+        <w:rFonts w:ascii="Symbol" w:hAnsi="Symbol" w:hint="default"/>
+        <w:sz w:val="20"/>
+      </w:rPr>
+    </w:lvl>
+    <w:lvl w:ilvl="1" w:tentative="1">
+      <w:start w:val="1"/>
+      <w:numFmt w:val="bullet"/>
+      <w:lvlText w:val=""/>
+      <w:lvlJc w:val="left"/>
+      <w:pPr>
+        <w:tabs>
+          <w:tab w:val="num" w:pos="1440"/>
+        </w:tabs>
+        <w:ind w:left="1440" w:hanging="360"/>
+      </w:pPr>
+      <w:rPr>
+        <w:rFonts w:ascii="Symbol" w:hAnsi="Symbol" w:hint="default"/>
+        <w:sz w:val="20"/>
+      </w:rPr>
+    </w:lvl>
+    <w:lvl w:ilvl="2" w:tentative="1">
+      <w:start w:val="1"/>
+      <w:numFmt w:val="bullet"/>
+      <w:lvlText w:val=""/>
+      <w:lvlJc w:val="left"/>
+      <w:pPr>
+        <w:tabs>
+          <w:tab w:val="num" w:pos="2160"/>
+        </w:tabs>
+        <w:ind w:left="2160" w:hanging="360"/>
+      </w:pPr>
+      <w:rPr>
+        <w:rFonts w:ascii="Symbol" w:hAnsi="Symbol" w:hint="default"/>
+        <w:sz w:val="20"/>
+      </w:rPr>
+    </w:lvl>
+    <w:lvl w:ilvl="3" w:tentative="1">
+      <w:start w:val="1"/>
+      <w:numFmt w:val="bullet"/>
+      <w:lvlText w:val=""/>
+      <w:lvlJc w:val="left"/>
+      <w:pPr>
+        <w:tabs>
+          <w:tab w:val="num" w:pos="2880"/>
+        </w:tabs>
+        <w:ind w:left="2880" w:hanging="360"/>
+      </w:pPr>
+      <w:rPr>
+        <w:rFonts w:ascii="Symbol" w:hAnsi="Symbol" w:hint="default"/>
+        <w:sz w:val="20"/>
+      </w:rPr>
+    </w:lvl>
+    <w:lvl w:ilvl="4" w:tentative="1">
+      <w:start w:val="1"/>
+      <w:numFmt w:val="bullet"/>
+      <w:lvlText w:val=""/>
+      <w:lvlJc w:val="left"/>
+      <w:pPr>
+        <w:tabs>
+          <w:tab w:val="num" w:pos="3600"/>
+        </w:tabs>
+        <w:ind w:left="3600" w:hanging="360"/>
+      </w:pPr>
+      <w:rPr>
+        <w:rFonts w:ascii="Symbol" w:hAnsi="Symbol" w:hint="default"/>
+        <w:sz w:val="20"/>
+      </w:rPr>
+    </w:lvl>
+    <w:lvl w:ilvl="5" w:tentative="1">
+      <w:start w:val="1"/>
+      <w:numFmt w:val="bullet"/>
+      <w:lvlText w:val=""/>
+      <w:lvlJc w:val="left"/>
+      <w:pPr>
+        <w:tabs>
+          <w:tab w:val="num" w:pos="4320"/>
+        </w:tabs>
+        <w:ind w:left="4320" w:hanging="360"/>
+      </w:pPr>
+      <w:rPr>
+        <w:rFonts w:ascii="Symbol" w:hAnsi="Symbol" w:hint="default"/>
+        <w:sz w:val="20"/>
+      </w:rPr>
+    </w:lvl>
+    <w:lvl w:ilvl="6" w:tentative="1">
+      <w:start w:val="1"/>
+      <w:numFmt w:val="bullet"/>
+      <w:lvlText w:val=""/>
+      <w:lvlJc w:val="left"/>
+      <w:pPr>
+        <w:tabs>
+          <w:tab w:val="num" w:pos="5040"/>
+        </w:tabs>
+        <w:ind w:left="5040" w:hanging="360"/>
+      </w:pPr>
+      <w:rPr>
+        <w:rFonts w:ascii="Symbol" w:hAnsi="Symbol" w:hint="default"/>
+        <w:sz w:val="20"/>
+      </w:rPr>
+    </w:lvl>
+    <w:lvl w:ilvl="7" w:tentative="1">
+      <w:start w:val="1"/>
+      <w:numFmt w:val="bullet"/>
+      <w:lvlText w:val=""/>
+      <w:lvlJc w:val="left"/>
+      <w:pPr>
+        <w:tabs>
+          <w:tab w:val="num" w:pos="5760"/>
+        </w:tabs>
+        <w:ind w:left="5760" w:hanging="360"/>
+      </w:pPr>
+      <w:rPr>
+        <w:rFonts w:ascii="Symbol" w:hAnsi="Symbol" w:hint="default"/>
+        <w:sz w:val="20"/>
+      </w:rPr>
+    </w:lvl>
+    <w:lvl w:ilvl="8" w:tentative="1">
+      <w:start w:val="1"/>
+      <w:numFmt w:val="bullet"/>
+      <w:lvlText w:val=""/>
+      <w:lvlJc w:val="left"/>
+      <w:pPr>
+        <w:tabs>
+          <w:tab w:val="num" w:pos="6480"/>
+        </w:tabs>
+        <w:ind w:left="6480" w:hanging="360"/>
+      </w:pPr>
+      <w:rPr>
+        <w:rFonts w:ascii="Symbol" w:hAnsi="Symbol" w:hint="default"/>
+        <w:sz w:val="20"/>
+      </w:rPr>
+    </w:lvl>
+  </w:abstractNum>
+  <w:abstractNum w:abstractNumId="16" w15:restartNumberingAfterBreak="0">
+    <w:nsid w:val="79E50F27"/>
+    <w:multiLevelType w:val="multilevel"/>
+    <w:tmpl w:val="DFB01A1A"/>
+    <w:lvl w:ilvl="0">
+      <w:start w:val="1"/>
+      <w:numFmt w:val="bullet"/>
+      <w:lvlText w:val=""/>
+      <w:lvlJc w:val="left"/>
+      <w:pPr>
+        <w:tabs>
+          <w:tab w:val="num" w:pos="720"/>
+        </w:tabs>
+        <w:ind w:left="720" w:hanging="360"/>
+      </w:pPr>
+      <w:rPr>
+        <w:rFonts w:ascii="Symbol" w:hAnsi="Symbol" w:hint="default"/>
+        <w:sz w:val="20"/>
+      </w:rPr>
+    </w:lvl>
+    <w:lvl w:ilvl="1" w:tentative="1">
+      <w:start w:val="1"/>
+      <w:numFmt w:val="bullet"/>
+      <w:lvlText w:val=""/>
+      <w:lvlJc w:val="left"/>
+      <w:pPr>
+        <w:tabs>
+          <w:tab w:val="num" w:pos="1440"/>
+        </w:tabs>
+        <w:ind w:left="1440" w:hanging="360"/>
+      </w:pPr>
+      <w:rPr>
+        <w:rFonts w:ascii="Symbol" w:hAnsi="Symbol" w:hint="default"/>
+        <w:sz w:val="20"/>
+      </w:rPr>
+    </w:lvl>
+    <w:lvl w:ilvl="2" w:tentative="1">
+      <w:start w:val="1"/>
+      <w:numFmt w:val="bullet"/>
+      <w:lvlText w:val=""/>
+      <w:lvlJc w:val="left"/>
+      <w:pPr>
+        <w:tabs>
+          <w:tab w:val="num" w:pos="2160"/>
+        </w:tabs>
+        <w:ind w:left="2160" w:hanging="360"/>
+      </w:pPr>
+      <w:rPr>
+        <w:rFonts w:ascii="Symbol" w:hAnsi="Symbol" w:hint="default"/>
+        <w:sz w:val="20"/>
+      </w:rPr>
+    </w:lvl>
+    <w:lvl w:ilvl="3" w:tentative="1">
+      <w:start w:val="1"/>
+      <w:numFmt w:val="bullet"/>
+      <w:lvlText w:val=""/>
+      <w:lvlJc w:val="left"/>
+      <w:pPr>
+        <w:tabs>
+          <w:tab w:val="num" w:pos="2880"/>
+        </w:tabs>
+        <w:ind w:left="2880" w:hanging="360"/>
+      </w:pPr>
+      <w:rPr>
+        <w:rFonts w:ascii="Symbol" w:hAnsi="Symbol" w:hint="default"/>
+        <w:sz w:val="20"/>
+      </w:rPr>
+    </w:lvl>
+    <w:lvl w:ilvl="4" w:tentative="1">
+      <w:start w:val="1"/>
+      <w:numFmt w:val="bullet"/>
+      <w:lvlText w:val=""/>
+      <w:lvlJc w:val="left"/>
+      <w:pPr>
+        <w:tabs>
+          <w:tab w:val="num" w:pos="3600"/>
+        </w:tabs>
+        <w:ind w:left="3600" w:hanging="360"/>
+      </w:pPr>
+      <w:rPr>
+        <w:rFonts w:ascii="Symbol" w:hAnsi="Symbol" w:hint="default"/>
+        <w:sz w:val="20"/>
+      </w:rPr>
+    </w:lvl>
+    <w:lvl w:ilvl="5" w:tentative="1">
+      <w:start w:val="1"/>
+      <w:numFmt w:val="bullet"/>
+      <w:lvlText w:val=""/>
+      <w:lvlJc w:val="left"/>
+      <w:pPr>
+        <w:tabs>
+          <w:tab w:val="num" w:pos="4320"/>
+        </w:tabs>
+        <w:ind w:left="4320" w:hanging="360"/>
+      </w:pPr>
+      <w:rPr>
+        <w:rFonts w:ascii="Symbol" w:hAnsi="Symbol" w:hint="default"/>
+        <w:sz w:val="20"/>
+      </w:rPr>
+    </w:lvl>
+    <w:lvl w:ilvl="6" w:tentative="1">
+      <w:start w:val="1"/>
+      <w:numFmt w:val="bullet"/>
+      <w:lvlText w:val=""/>
+      <w:lvlJc w:val="left"/>
+      <w:pPr>
+        <w:tabs>
+          <w:tab w:val="num" w:pos="5040"/>
+        </w:tabs>
+        <w:ind w:left="5040" w:hanging="360"/>
+      </w:pPr>
+      <w:rPr>
+        <w:rFonts w:ascii="Symbol" w:hAnsi="Symbol" w:hint="default"/>
+        <w:sz w:val="20"/>
+      </w:rPr>
+    </w:lvl>
+    <w:lvl w:ilvl="7" w:tentative="1">
+      <w:start w:val="1"/>
+      <w:numFmt w:val="bullet"/>
+      <w:lvlText w:val=""/>
+      <w:lvlJc w:val="left"/>
+      <w:pPr>
+        <w:tabs>
+          <w:tab w:val="num" w:pos="5760"/>
+        </w:tabs>
+        <w:ind w:left="5760" w:hanging="360"/>
+      </w:pPr>
+      <w:rPr>
+        <w:rFonts w:ascii="Symbol" w:hAnsi="Symbol" w:hint="default"/>
+        <w:sz w:val="20"/>
+      </w:rPr>
+    </w:lvl>
+    <w:lvl w:ilvl="8" w:tentative="1">
+      <w:start w:val="1"/>
+      <w:numFmt w:val="bullet"/>
+      <w:lvlText w:val=""/>
+      <w:lvlJc w:val="left"/>
+      <w:pPr>
+        <w:tabs>
+          <w:tab w:val="num" w:pos="6480"/>
+        </w:tabs>
+        <w:ind w:left="6480" w:hanging="360"/>
+      </w:pPr>
+      <w:rPr>
+        <w:rFonts w:ascii="Symbol" w:hAnsi="Symbol" w:hint="default"/>
+        <w:sz w:val="20"/>
+      </w:rPr>
+    </w:lvl>
+  </w:abstractNum>
+  <w:abstractNum w:abstractNumId="17" w15:restartNumberingAfterBreak="0">
+    <w:nsid w:val="7E2C2903"/>
+    <w:multiLevelType w:val="multilevel"/>
+    <w:tmpl w:val="09624950"/>
+    <w:lvl w:ilvl="0">
+      <w:start w:val="1"/>
+      <w:numFmt w:val="bullet"/>
+      <w:lvlText w:val=""/>
+      <w:lvlJc w:val="left"/>
+      <w:pPr>
+        <w:tabs>
+          <w:tab w:val="num" w:pos="720"/>
+        </w:tabs>
+        <w:ind w:left="720" w:hanging="360"/>
+      </w:pPr>
+      <w:rPr>
+        <w:rFonts w:ascii="Symbol" w:hAnsi="Symbol" w:hint="default"/>
+        <w:sz w:val="20"/>
+      </w:rPr>
+    </w:lvl>
+    <w:lvl w:ilvl="1" w:tentative="1">
+      <w:start w:val="1"/>
+      <w:numFmt w:val="bullet"/>
+      <w:lvlText w:val=""/>
+      <w:lvlJc w:val="left"/>
+      <w:pPr>
+        <w:tabs>
+          <w:tab w:val="num" w:pos="1440"/>
+        </w:tabs>
+        <w:ind w:left="1440" w:hanging="360"/>
+      </w:pPr>
+      <w:rPr>
+        <w:rFonts w:ascii="Symbol" w:hAnsi="Symbol" w:hint="default"/>
+        <w:sz w:val="20"/>
+      </w:rPr>
+    </w:lvl>
+    <w:lvl w:ilvl="2" w:tentative="1">
+      <w:start w:val="1"/>
+      <w:numFmt w:val="bullet"/>
+      <w:lvlText w:val=""/>
+      <w:lvlJc w:val="left"/>
+      <w:pPr>
+        <w:tabs>
+          <w:tab w:val="num" w:pos="2160"/>
+        </w:tabs>
+        <w:ind w:left="2160" w:hanging="360"/>
+      </w:pPr>
+      <w:rPr>
+        <w:rFonts w:ascii="Symbol" w:hAnsi="Symbol" w:hint="default"/>
+        <w:sz w:val="20"/>
+      </w:rPr>
+    </w:lvl>
+    <w:lvl w:ilvl="3" w:tentative="1">
+      <w:start w:val="1"/>
+      <w:numFmt w:val="bullet"/>
+      <w:lvlText w:val=""/>
+      <w:lvlJc w:val="left"/>
+      <w:pPr>
+        <w:tabs>
+          <w:tab w:val="num" w:pos="2880"/>
+        </w:tabs>
+        <w:ind w:left="2880" w:hanging="360"/>
+      </w:pPr>
+      <w:rPr>
+        <w:rFonts w:ascii="Symbol" w:hAnsi="Symbol" w:hint="default"/>
+        <w:sz w:val="20"/>
+      </w:rPr>
+    </w:lvl>
+    <w:lvl w:ilvl="4" w:tentative="1">
+      <w:start w:val="1"/>
+      <w:numFmt w:val="bullet"/>
+      <w:lvlText w:val=""/>
+      <w:lvlJc w:val="left"/>
+      <w:pPr>
+        <w:tabs>
+          <w:tab w:val="num" w:pos="3600"/>
+        </w:tabs>
+        <w:ind w:left="3600" w:hanging="360"/>
+      </w:pPr>
+      <w:rPr>
+        <w:rFonts w:ascii="Symbol" w:hAnsi="Symbol" w:hint="default"/>
+        <w:sz w:val="20"/>
+      </w:rPr>
+    </w:lvl>
+    <w:lvl w:ilvl="5" w:tentative="1">
+      <w:start w:val="1"/>
+      <w:numFmt w:val="bullet"/>
+      <w:lvlText w:val=""/>
+      <w:lvlJc w:val="left"/>
+      <w:pPr>
+        <w:tabs>
+          <w:tab w:val="num" w:pos="4320"/>
+        </w:tabs>
+        <w:ind w:left="4320" w:hanging="360"/>
+      </w:pPr>
+      <w:rPr>
+        <w:rFonts w:ascii="Symbol" w:hAnsi="Symbol" w:hint="default"/>
+        <w:sz w:val="20"/>
+      </w:rPr>
+    </w:lvl>
+    <w:lvl w:ilvl="6" w:tentative="1">
+      <w:start w:val="1"/>
+      <w:numFmt w:val="bullet"/>
+      <w:lvlText w:val=""/>
+      <w:lvlJc w:val="left"/>
+      <w:pPr>
+        <w:tabs>
+          <w:tab w:val="num" w:pos="5040"/>
+        </w:tabs>
+        <w:ind w:left="5040" w:hanging="360"/>
+      </w:pPr>
+      <w:rPr>
+        <w:rFonts w:ascii="Symbol" w:hAnsi="Symbol" w:hint="default"/>
+        <w:sz w:val="20"/>
+      </w:rPr>
+    </w:lvl>
+    <w:lvl w:ilvl="7" w:tentative="1">
+      <w:start w:val="1"/>
+      <w:numFmt w:val="bullet"/>
+      <w:lvlText w:val=""/>
+      <w:lvlJc w:val="left"/>
+      <w:pPr>
+        <w:tabs>
+          <w:tab w:val="num" w:pos="5760"/>
+        </w:tabs>
+        <w:ind w:left="5760" w:hanging="360"/>
+      </w:pPr>
+      <w:rPr>
+        <w:rFonts w:ascii="Symbol" w:hAnsi="Symbol" w:hint="default"/>
+        <w:sz w:val="20"/>
+      </w:rPr>
+    </w:lvl>
+    <w:lvl w:ilvl="8" w:tentative="1">
+      <w:start w:val="1"/>
+      <w:numFmt w:val="bullet"/>
+      <w:lvlText w:val=""/>
+      <w:lvlJc w:val="left"/>
+      <w:pPr>
+        <w:tabs>
+          <w:tab w:val="num" w:pos="6480"/>
+        </w:tabs>
+        <w:ind w:left="6480" w:hanging="360"/>
+      </w:pPr>
+      <w:rPr>
+        <w:rFonts w:ascii="Symbol" w:hAnsi="Symbol" w:hint="default"/>
+        <w:sz w:val="20"/>
+      </w:rPr>
+    </w:lvl>
+  </w:abstractNum>
+  <w:num w:numId="1">
+    <w:abstractNumId w:val="13"/>
+  </w:num>
+  <w:num w:numId="2">
+    <w:abstractNumId w:val="17"/>
+  </w:num>
+  <w:num w:numId="3">
+    <w:abstractNumId w:val="16"/>
+  </w:num>
+  <w:num w:numId="4">
+    <w:abstractNumId w:val="14"/>
+  </w:num>
+  <w:num w:numId="5">
+    <w:abstractNumId w:val="1"/>
+  </w:num>
+  <w:num w:numId="6">
+    <w:abstractNumId w:val="7"/>
+  </w:num>
+  <w:num w:numId="7">
+    <w:abstractNumId w:val="8"/>
+  </w:num>
+  <w:num w:numId="8">
+    <w:abstractNumId w:val="2"/>
+  </w:num>
+  <w:num w:numId="9">
+    <w:abstractNumId w:val="12"/>
+  </w:num>
+  <w:num w:numId="10">
+    <w:abstractNumId w:val="11"/>
+  </w:num>
+  <w:num w:numId="11">
+    <w:abstractNumId w:val="9"/>
+  </w:num>
+  <w:num w:numId="12">
+    <w:abstractNumId w:val="15"/>
+  </w:num>
+  <w:num w:numId="13">
+    <w:abstractNumId w:val="6"/>
+  </w:num>
+  <w:num w:numId="14">
+    <w:abstractNumId w:val="5"/>
+  </w:num>
+  <w:num w:numId="15">
+    <w:abstractNumId w:val="0"/>
+  </w:num>
+  <w:num w:numId="16">
+    <w:abstractNumId w:val="3"/>
+  </w:num>
+  <w:num w:numId="17">
+    <w:abstractNumId w:val="10"/>
+  </w:num>
+  <w:num w:numId="18">
+    <w:abstractNumId w:val="4"/>
+  </w:num>
+</w:numbering>
 </file>
 
 <file path=word/styles.xml><?xml version="1.0" encoding="utf-8"?>
